--- a/07-驱动电路/03-功率器件栅极驱动/自举电路/自举电路.docx
+++ b/07-驱动电路/03-功率器件栅极驱动/自举电路/自举电路.docx
@@ -2463,6 +2463,20 @@
     </w:p>
     <w:bookmarkEnd w:id="26"/>
     <w:bookmarkEnd w:id="27"/>
+    <w:p>
+      <w:pPr>
+        <w:spacing w:before="360"/>
+        <w:jc w:val="center"/>
+      </w:pPr>
+      <w:r>
+        <w:rPr>
+          <w:rFonts w:ascii="Times New Roman" w:hAnsi="Times New Roman"/>
+          <w:color w:val="555555"/>
+          <w:sz w:val="21"/>
+        </w:rPr>
+        <w:t>材料收集者：杜文杰</w:t>
+      </w:r>
+    </w:p>
     <w:sectPr>
       <w:headerReference r:id="rId9" w:type="default"/>
       <w:footerReference r:id="rId10" w:type="default"/>

--- a/07-驱动电路/03-功率器件栅极驱动/自举电路/自举电路.docx
+++ b/07-驱动电路/03-功率器件栅极驱动/自举电路/自举电路.docx
@@ -1,6 +1,6 @@
 
 <file path=word/document.xml><?xml version="1.0" encoding="utf-8"?>
-<w:document xmlns:w="http://schemas.openxmlformats.org/wordprocessingml/2006/main" xmlns:m="http://schemas.openxmlformats.org/officeDocument/2006/math" xmlns:r="http://schemas.openxmlformats.org/officeDocument/2006/relationships" xmlns:o="urn:schemas-microsoft-com:office:office" xmlns:v="urn:schemas-microsoft-com:vml" xmlns:w10="urn:schemas-microsoft-com:office:word" xmlns:a="http://schemas.openxmlformats.org/drawingml/2006/main" xmlns:pic="http://schemas.openxmlformats.org/drawingml/2006/picture" xmlns:wp="http://schemas.openxmlformats.org/drawingml/2006/wordprocessingDrawing">
+<w:document xmlns:m="http://schemas.openxmlformats.org/officeDocument/2006/math" xmlns:r="http://schemas.openxmlformats.org/officeDocument/2006/relationships" xmlns:w="http://schemas.openxmlformats.org/wordprocessingml/2006/main" xmlns:o="urn:schemas-microsoft-com:office:office" xmlns:v="urn:schemas-microsoft-com:vml" xmlns:w10="urn:schemas-microsoft-com:office:word" xmlns:a="http://schemas.openxmlformats.org/drawingml/2006/main" xmlns:pic="http://schemas.openxmlformats.org/drawingml/2006/picture" xmlns:wp="http://schemas.openxmlformats.org/drawingml/2006/wordprocessingDrawing">
   <w:body>
     <w:bookmarkStart w:id="27" w:name="自举电路"/>
     <w:p>
@@ -9,7 +9,7 @@
       </w:pPr>
       <w:r>
         <w:rPr>
-          <w:rFonts w:hint="eastAsia"/>
+          <w:rFonts w:hint="eastAsia" w:eastAsia="黑体"/>
         </w:rPr>
         <w:t xml:space="preserve">自举电路</w:t>
       </w:r>
@@ -21,7 +21,7 @@
       </w:pPr>
       <w:r>
         <w:rPr>
-          <w:rFonts w:hint="eastAsia"/>
+          <w:rFonts w:hint="eastAsia" w:eastAsia="黑体"/>
         </w:rPr>
         <w:t xml:space="preserve">拓扑描述</w:t>
       </w:r>
@@ -32,13 +32,13 @@
       </w:pPr>
       <w:r>
         <w:rPr>
-          <w:rFonts w:hint="eastAsia"/>
+          <w:rFonts w:hint="eastAsia" w:eastAsia="黑体"/>
         </w:rPr>
         <w:t xml:space="preserve">元件组成与节点定义：电路由</w:t>
       </w:r>
       <w:r>
         <w:rPr>
-          <w:rFonts w:hint="eastAsia"/>
+          <w:rFonts w:hint="eastAsia" w:eastAsia="黑体"/>
           <w:b/>
           <w:bCs/>
         </w:rPr>
@@ -46,17 +46,21 @@
       </w:r>
       <w:r>
         <w:rPr>
+          <w:rFonts w:eastAsia="黑体"/>
           <w:b/>
           <w:bCs/>
         </w:rPr>
         <w:t xml:space="preserve"> D</w:t>
       </w:r>
       <w:r>
+        <w:rPr>
+          <w:rFonts w:eastAsia="黑体"/>
+        </w:rPr>
         <w:t xml:space="preserve">、</w:t>
       </w:r>
       <w:r>
         <w:rPr>
-          <w:rFonts w:hint="eastAsia"/>
+          <w:rFonts w:hint="eastAsia" w:eastAsia="黑体"/>
           <w:b/>
           <w:bCs/>
         </w:rPr>
@@ -64,49 +68,59 @@
       </w:r>
       <w:r>
         <w:rPr>
+          <w:rFonts w:eastAsia="黑体"/>
           <w:b/>
           <w:bCs/>
         </w:rPr>
         <w:t xml:space="preserve"> C</w:t>
       </w:r>
       <w:r>
+        <w:rPr>
+          <w:rFonts w:eastAsia="黑体"/>
+        </w:rPr>
         <w:t xml:space="preserve"> </w:t>
       </w:r>
       <w:r>
         <w:rPr>
-          <w:rFonts w:hint="eastAsia"/>
+          <w:rFonts w:hint="eastAsia" w:eastAsia="黑体"/>
         </w:rPr>
         <w:t xml:space="preserve">与</w:t>
       </w:r>
       <w:r>
         <w:rPr>
-          <w:rFonts w:hint="eastAsia"/>
+          <w:rFonts w:hint="eastAsia" w:eastAsia="黑体"/>
           <w:b/>
           <w:bCs/>
         </w:rPr>
         <w:t xml:space="preserve">高侧驱动器供电引脚（VB/VS）</w:t>
       </w:r>
       <w:r>
+        <w:rPr>
+          <w:rFonts w:eastAsia="黑体"/>
+        </w:rPr>
         <w:t xml:space="preserve"> </w:t>
       </w:r>
       <w:r>
         <w:rPr>
-          <w:rFonts w:hint="eastAsia"/>
+          <w:rFonts w:hint="eastAsia" w:eastAsia="黑体"/>
         </w:rPr>
         <w:t xml:space="preserve">组成，构成给悬浮高侧开关供电的浮动供电网络。电路共有</w:t>
       </w:r>
       <w:r>
+        <w:rPr>
+          <w:rFonts w:eastAsia="黑体"/>
+        </w:rPr>
         <w:t xml:space="preserve"> 4 </w:t>
       </w:r>
       <w:r>
         <w:rPr>
-          <w:rFonts w:hint="eastAsia"/>
+          <w:rFonts w:hint="eastAsia" w:eastAsia="黑体"/>
         </w:rPr>
         <w:t xml:space="preserve">个关键节点：</w:t>
       </w:r>
       <w:r>
         <w:rPr>
-          <w:rFonts w:hint="eastAsia"/>
+          <w:rFonts w:hint="eastAsia" w:eastAsia="黑体"/>
           <w:b/>
           <w:bCs/>
         </w:rPr>
@@ -114,6 +128,7 @@
       </w:r>
       <w:r>
         <w:rPr>
+          <w:rFonts w:eastAsia="黑体"/>
           <w:b/>
           <w:bCs/>
         </w:rPr>
@@ -121,7 +136,7 @@
       </w:r>
       <w:r>
         <w:rPr>
-          <w:rFonts w:hint="eastAsia"/>
+          <w:rFonts w:hint="eastAsia" w:eastAsia="黑体"/>
           <w:b/>
           <w:bCs/>
         </w:rPr>
@@ -129,6 +144,7 @@
       </w:r>
       <w:r>
         <w:rPr>
+          <w:rFonts w:eastAsia="黑体"/>
           <w:b/>
           <w:bCs/>
         </w:rPr>
@@ -153,22 +169,25 @@
       </m:oMath>
       <w:r>
         <w:rPr>
-          <w:rFonts w:hint="eastAsia"/>
+          <w:rFonts w:hint="eastAsia" w:eastAsia="黑体"/>
         </w:rPr>
         <w:t xml:space="preserve">（连</w:t>
       </w:r>
       <w:r>
+        <w:rPr>
+          <w:rFonts w:eastAsia="黑体"/>
+        </w:rPr>
         <w:t xml:space="preserve"> D </w:t>
       </w:r>
       <w:r>
         <w:rPr>
-          <w:rFonts w:hint="eastAsia"/>
+          <w:rFonts w:hint="eastAsia" w:eastAsia="黑体"/>
         </w:rPr>
         <w:t xml:space="preserve">阳极，与低压电源相连）；</w:t>
       </w:r>
       <w:r>
         <w:rPr>
-          <w:rFonts w:hint="eastAsia"/>
+          <w:rFonts w:hint="eastAsia" w:eastAsia="黑体"/>
           <w:b/>
           <w:bCs/>
         </w:rPr>
@@ -176,6 +195,7 @@
       </w:r>
       <w:r>
         <w:rPr>
+          <w:rFonts w:eastAsia="黑体"/>
           <w:b/>
           <w:bCs/>
         </w:rPr>
@@ -183,7 +203,7 @@
       </w:r>
       <w:r>
         <w:rPr>
-          <w:rFonts w:hint="eastAsia"/>
+          <w:rFonts w:hint="eastAsia" w:eastAsia="黑体"/>
           <w:b/>
           <w:bCs/>
         </w:rPr>
@@ -191,6 +211,7 @@
       </w:r>
       <w:r>
         <w:rPr>
+          <w:rFonts w:eastAsia="黑体"/>
           <w:b/>
           <w:bCs/>
         </w:rPr>
@@ -212,40 +233,49 @@
       </m:oMath>
       <w:r>
         <w:rPr>
-          <w:rFonts w:hint="eastAsia"/>
+          <w:rFonts w:hint="eastAsia" w:eastAsia="黑体"/>
         </w:rPr>
         <w:t xml:space="preserve">（连</w:t>
       </w:r>
       <w:r>
+        <w:rPr>
+          <w:rFonts w:eastAsia="黑体"/>
+        </w:rPr>
         <w:t xml:space="preserve"> D </w:t>
       </w:r>
       <w:r>
         <w:rPr>
-          <w:rFonts w:hint="eastAsia"/>
+          <w:rFonts w:hint="eastAsia" w:eastAsia="黑体"/>
         </w:rPr>
         <w:t xml:space="preserve">阴极与</w:t>
       </w:r>
       <w:r>
+        <w:rPr>
+          <w:rFonts w:eastAsia="黑体"/>
+        </w:rPr>
         <w:t xml:space="preserve"> C </w:t>
       </w:r>
       <w:r>
         <w:rPr>
-          <w:rFonts w:hint="eastAsia"/>
+          <w:rFonts w:hint="eastAsia" w:eastAsia="黑体"/>
         </w:rPr>
         <w:t xml:space="preserve">一端，接高侧驱动器电源脚</w:t>
       </w:r>
       <w:r>
+        <w:rPr>
+          <w:rFonts w:eastAsia="黑体"/>
+        </w:rPr>
         <w:t xml:space="preserve"> </w:t>
       </w:r>
       <w:r>
         <w:rPr>
-          <w:rFonts w:hint="eastAsia"/>
+          <w:rFonts w:hint="eastAsia" w:eastAsia="黑体"/>
         </w:rPr>
         <w:t xml:space="preserve">VB）；</w:t>
       </w:r>
       <w:r>
         <w:rPr>
-          <w:rFonts w:hint="eastAsia"/>
+          <w:rFonts w:hint="eastAsia" w:eastAsia="黑体"/>
           <w:b/>
           <w:bCs/>
         </w:rPr>
@@ -253,6 +283,7 @@
       </w:r>
       <w:r>
         <w:rPr>
+          <w:rFonts w:eastAsia="黑体"/>
           <w:b/>
           <w:bCs/>
         </w:rPr>
@@ -260,7 +291,7 @@
       </w:r>
       <w:r>
         <w:rPr>
-          <w:rFonts w:hint="eastAsia"/>
+          <w:rFonts w:hint="eastAsia" w:eastAsia="黑体"/>
           <w:b/>
           <w:bCs/>
         </w:rPr>
@@ -268,6 +299,7 @@
       </w:r>
       <w:r>
         <w:rPr>
+          <w:rFonts w:eastAsia="黑体"/>
           <w:b/>
           <w:bCs/>
         </w:rPr>
@@ -275,40 +307,49 @@
       </w:r>
       <w:r>
         <w:rPr>
-          <w:rFonts w:hint="eastAsia"/>
+          <w:rFonts w:hint="eastAsia" w:eastAsia="黑体"/>
         </w:rPr>
         <w:t xml:space="preserve">（连</w:t>
       </w:r>
       <w:r>
+        <w:rPr>
+          <w:rFonts w:eastAsia="黑体"/>
+        </w:rPr>
         <w:t xml:space="preserve"> C </w:t>
       </w:r>
       <w:r>
         <w:rPr>
-          <w:rFonts w:hint="eastAsia"/>
+          <w:rFonts w:hint="eastAsia" w:eastAsia="黑体"/>
         </w:rPr>
         <w:t xml:space="preserve">另一端与高侧驱动器浮动地脚</w:t>
       </w:r>
       <w:r>
+        <w:rPr>
+          <w:rFonts w:eastAsia="黑体"/>
+        </w:rPr>
         <w:t xml:space="preserve"> </w:t>
       </w:r>
       <w:r>
         <w:rPr>
-          <w:rFonts w:hint="eastAsia"/>
+          <w:rFonts w:hint="eastAsia" w:eastAsia="黑体"/>
         </w:rPr>
         <w:t xml:space="preserve">VS，即高侧</w:t>
       </w:r>
       <w:r>
+        <w:rPr>
+          <w:rFonts w:eastAsia="黑体"/>
+        </w:rPr>
         <w:t xml:space="preserve"> MOSFET </w:t>
       </w:r>
       <w:r>
         <w:rPr>
-          <w:rFonts w:hint="eastAsia"/>
+          <w:rFonts w:hint="eastAsia" w:eastAsia="黑体"/>
         </w:rPr>
         <w:t xml:space="preserve">源极、半桥开关节点）；</w:t>
       </w:r>
       <w:r>
         <w:rPr>
-          <w:rFonts w:hint="eastAsia"/>
+          <w:rFonts w:hint="eastAsia" w:eastAsia="黑体"/>
           <w:b/>
           <w:bCs/>
         </w:rPr>
@@ -316,6 +357,7 @@
       </w:r>
       <w:r>
         <w:rPr>
+          <w:rFonts w:eastAsia="黑体"/>
           <w:b/>
           <w:bCs/>
         </w:rPr>
@@ -323,7 +365,7 @@
       </w:r>
       <w:r>
         <w:rPr>
-          <w:rFonts w:hint="eastAsia"/>
+          <w:rFonts w:hint="eastAsia" w:eastAsia="黑体"/>
           <w:b/>
           <w:bCs/>
         </w:rPr>
@@ -331,7 +373,7 @@
       </w:r>
       <w:r>
         <w:rPr>
-          <w:rFonts w:hint="eastAsia"/>
+          <w:rFonts w:hint="eastAsia" w:eastAsia="黑体"/>
         </w:rPr>
         <w:t xml:space="preserve">（低压电源地与下管源极）。</w:t>
       </w:r>
@@ -340,52 +382,67 @@
       <w:pPr/>
       <w:r>
         <w:rPr>
-          <w:rFonts w:hint="eastAsia"/>
+          <w:rFonts w:hint="eastAsia" w:eastAsia="黑体"/>
         </w:rPr>
         <w:t xml:space="preserve">各元件管脚连接：D</w:t>
       </w:r>
       <w:r>
+        <w:rPr>
+          <w:rFonts w:eastAsia="黑体"/>
+        </w:rPr>
         <w:t xml:space="preserve"> </w:t>
       </w:r>
       <w:r>
         <w:rPr>
-          <w:rFonts w:hint="eastAsia"/>
+          <w:rFonts w:hint="eastAsia" w:eastAsia="黑体"/>
         </w:rPr>
         <w:t xml:space="preserve">阳极接节点①、阴极接节点②；C</w:t>
       </w:r>
       <w:r>
+        <w:rPr>
+          <w:rFonts w:eastAsia="黑体"/>
+        </w:rPr>
         <w:t xml:space="preserve"> </w:t>
       </w:r>
       <w:r>
         <w:rPr>
-          <w:rFonts w:hint="eastAsia"/>
+          <w:rFonts w:hint="eastAsia" w:eastAsia="黑体"/>
         </w:rPr>
         <w:t xml:space="preserve">一端接节点②、另一端接节点③；高侧驱动器的供电脚</w:t>
       </w:r>
       <w:r>
+        <w:rPr>
+          <w:rFonts w:eastAsia="黑体"/>
+        </w:rPr>
         <w:t xml:space="preserve"> VB </w:t>
       </w:r>
       <w:r>
         <w:rPr>
-          <w:rFonts w:hint="eastAsia"/>
+          <w:rFonts w:hint="eastAsia" w:eastAsia="黑体"/>
         </w:rPr>
         <w:t xml:space="preserve">接节点②、浮动地脚</w:t>
       </w:r>
       <w:r>
+        <w:rPr>
+          <w:rFonts w:eastAsia="黑体"/>
+        </w:rPr>
         <w:t xml:space="preserve"> VS </w:t>
       </w:r>
       <w:r>
         <w:rPr>
-          <w:rFonts w:hint="eastAsia"/>
+          <w:rFonts w:hint="eastAsia" w:eastAsia="黑体"/>
         </w:rPr>
         <w:t xml:space="preserve">接节点③，其输出脚接高侧</w:t>
       </w:r>
       <w:r>
+        <w:rPr>
+          <w:rFonts w:eastAsia="黑体"/>
+        </w:rPr>
         <w:t xml:space="preserve"> MOSFET </w:t>
       </w:r>
       <w:r>
         <w:rPr>
-          <w:rFonts w:hint="eastAsia"/>
+          <w:rFonts w:hint="eastAsia" w:eastAsia="黑体"/>
         </w:rPr>
         <w:t xml:space="preserve">栅极；下管导通开关节点被拉到地，</w:t>
       </w:r>
@@ -407,42 +464,57 @@
         </m:sSub>
       </m:oMath>
       <w:r>
+        <w:rPr>
+          <w:rFonts w:eastAsia="黑体"/>
+        </w:rPr>
         <w:t xml:space="preserve"> </w:t>
       </w:r>
       <w:r>
         <w:rPr>
-          <w:rFonts w:hint="eastAsia"/>
+          <w:rFonts w:hint="eastAsia" w:eastAsia="黑体"/>
         </w:rPr>
         <w:t xml:space="preserve">经</w:t>
       </w:r>
       <w:r>
+        <w:rPr>
+          <w:rFonts w:eastAsia="黑体"/>
+        </w:rPr>
         <w:t xml:space="preserve"> D </w:t>
       </w:r>
       <w:r>
         <w:rPr>
-          <w:rFonts w:hint="eastAsia"/>
+          <w:rFonts w:hint="eastAsia" w:eastAsia="黑体"/>
         </w:rPr>
         <w:t xml:space="preserve">给</w:t>
       </w:r>
       <w:r>
+        <w:rPr>
+          <w:rFonts w:eastAsia="黑体"/>
+        </w:rPr>
         <w:t xml:space="preserve"> C </w:t>
       </w:r>
       <w:r>
         <w:rPr>
-          <w:rFonts w:hint="eastAsia"/>
+          <w:rFonts w:hint="eastAsia" w:eastAsia="黑体"/>
         </w:rPr>
         <w:t xml:space="preserve">充电，节点②</w:t>
       </w:r>
       <w:r>
+        <w:rPr>
+          <w:rFonts w:eastAsia="黑体"/>
+        </w:rPr>
         <w:t xml:space="preserve"> </w:t>
       </w:r>
       <w:r>
         <w:rPr>
-          <w:rFonts w:hint="eastAsia"/>
+          <w:rFonts w:hint="eastAsia" w:eastAsia="黑体"/>
         </w:rPr>
         <w:t xml:space="preserve">抬高到约</w:t>
       </w:r>
       <w:r>
+        <w:rPr>
+          <w:rFonts w:eastAsia="黑体"/>
+        </w:rPr>
         <w:t xml:space="preserve"> </w:t>
       </w:r>
       <m:oMath>
@@ -481,11 +553,14 @@
         </m:sSub>
       </m:oMath>
       <w:r>
+        <w:rPr>
+          <w:rFonts w:eastAsia="黑体"/>
+        </w:rPr>
         <w:t xml:space="preserve"> </w:t>
       </w:r>
       <w:r>
         <w:rPr>
-          <w:rFonts w:hint="eastAsia"/>
+          <w:rFonts w:hint="eastAsia" w:eastAsia="黑体"/>
         </w:rPr>
         <w:t xml:space="preserve">之上。</w:t>
       </w:r>
@@ -494,34 +569,43 @@
       <w:pPr/>
       <w:r>
         <w:rPr>
-          <w:rFonts w:hint="eastAsia"/>
+          <w:rFonts w:hint="eastAsia" w:eastAsia="黑体"/>
         </w:rPr>
         <w:t xml:space="preserve">由此构成”二极管</w:t>
       </w:r>
       <w:r>
+        <w:rPr>
+          <w:rFonts w:eastAsia="黑体"/>
+        </w:rPr>
         <w:t xml:space="preserve"> + </w:t>
       </w:r>
       <w:r>
         <w:rPr>
-          <w:rFonts w:hint="eastAsia"/>
+          <w:rFonts w:hint="eastAsia" w:eastAsia="黑体"/>
         </w:rPr>
         <w:t xml:space="preserve">电容自举供电”的浮地电源组态，为悬浮的高侧开关提供高于源极的驱动电压：下管导通时充电，上管导通时由电容维持高侧驱动供电，实现高侧</w:t>
       </w:r>
       <w:r>
+        <w:rPr>
+          <w:rFonts w:eastAsia="黑体"/>
+        </w:rPr>
         <w:t xml:space="preserve"> MOSFET </w:t>
       </w:r>
       <w:r>
         <w:rPr>
-          <w:rFonts w:hint="eastAsia"/>
+          <w:rFonts w:hint="eastAsia" w:eastAsia="黑体"/>
         </w:rPr>
         <w:t xml:space="preserve">可靠开通；100%</w:t>
       </w:r>
       <w:r>
+        <w:rPr>
+          <w:rFonts w:eastAsia="黑体"/>
+        </w:rPr>
         <w:t xml:space="preserve"> </w:t>
       </w:r>
       <w:r>
         <w:rPr>
-          <w:rFonts w:hint="eastAsia"/>
+          <w:rFonts w:hint="eastAsia" w:eastAsia="黑体"/>
         </w:rPr>
         <w:t xml:space="preserve">占空比或长期不开关时会失去自举能力。</w:t>
       </w:r>
@@ -534,7 +618,7 @@
       </w:pPr>
       <w:r>
         <w:rPr>
-          <w:rFonts w:hint="eastAsia"/>
+          <w:rFonts w:hint="eastAsia" w:eastAsia="黑体"/>
         </w:rPr>
         <w:t xml:space="preserve">工作原理</w:t>
       </w:r>
@@ -545,25 +629,31 @@
       </w:pPr>
       <w:r>
         <w:rPr>
-          <w:rFonts w:hint="eastAsia"/>
+          <w:rFonts w:hint="eastAsia" w:eastAsia="黑体"/>
         </w:rPr>
         <w:t xml:space="preserve">当下管导通、开关节点被拉到地时，VCC</w:t>
       </w:r>
       <w:r>
+        <w:rPr>
+          <w:rFonts w:eastAsia="黑体"/>
+        </w:rPr>
         <w:t xml:space="preserve"> </w:t>
       </w:r>
       <w:r>
         <w:rPr>
-          <w:rFonts w:hint="eastAsia"/>
+          <w:rFonts w:hint="eastAsia" w:eastAsia="黑体"/>
         </w:rPr>
         <w:t xml:space="preserve">经自举二极管对自举电容充电；下管关断、上管导通时，电容上的电荷维持高侧驱动供电，把栅极抬高到源极之上，实现高侧</w:t>
       </w:r>
       <w:r>
+        <w:rPr>
+          <w:rFonts w:eastAsia="黑体"/>
+        </w:rPr>
         <w:t xml:space="preserve"> MOSFET </w:t>
       </w:r>
       <w:r>
         <w:rPr>
-          <w:rFonts w:hint="eastAsia"/>
+          <w:rFonts w:hint="eastAsia" w:eastAsia="黑体"/>
         </w:rPr>
         <w:t xml:space="preserve">的可靠开通。</w:t>
       </w:r>
@@ -576,7 +666,7 @@
       </w:pPr>
       <w:r>
         <w:rPr>
-          <w:rFonts w:hint="eastAsia"/>
+          <w:rFonts w:hint="eastAsia" w:eastAsia="黑体"/>
         </w:rPr>
         <w:t xml:space="preserve">关键计算公式</w:t>
       </w:r>
@@ -590,7 +680,7 @@
       </w:pPr>
       <w:r>
         <w:rPr>
-          <w:rFonts w:hint="eastAsia"/>
+          <w:rFonts w:hint="eastAsia" w:eastAsia="黑体"/>
         </w:rPr>
         <w:t xml:space="preserve">自举电容稳态电压：</w:t>
       </w:r>
@@ -710,7 +800,7 @@
       </w:pPr>
       <w:r>
         <w:rPr>
-          <w:rFonts w:hint="eastAsia"/>
+          <w:rFonts w:hint="eastAsia" w:eastAsia="黑体"/>
         </w:rPr>
         <w:t xml:space="preserve">自举电容最小取值：</w:t>
       </w:r>
@@ -875,7 +965,7 @@
       </w:pPr>
       <w:r>
         <w:rPr>
-          <w:rFonts w:hint="eastAsia"/>
+          <w:rFonts w:hint="eastAsia" w:eastAsia="黑体"/>
         </w:rPr>
         <w:t xml:space="preserve">自举电容总电荷需求：</w:t>
       </w:r>
@@ -1004,7 +1094,7 @@
       </w:pPr>
       <w:r>
         <w:rPr>
-          <w:rFonts w:hint="eastAsia"/>
+          <w:rFonts w:hint="eastAsia" w:eastAsia="黑体"/>
         </w:rPr>
         <w:t xml:space="preserve">自举二极管反向电压：</w:t>
       </w:r>
@@ -1104,7 +1194,7 @@
             </w:pPr>
             <w:r>
               <w:rPr>
-                <w:rFonts w:hint="eastAsia"/>
+                <w:rFonts w:hint="eastAsia" w:eastAsia="黑体"/>
               </w:rPr>
               <w:t xml:space="preserve">符号</w:t>
             </w:r>
@@ -1118,7 +1208,7 @@
             </w:pPr>
             <w:r>
               <w:rPr>
-                <w:rFonts w:hint="eastAsia"/>
+                <w:rFonts w:hint="eastAsia" w:eastAsia="黑体"/>
               </w:rPr>
               <w:t xml:space="preserve">含义</w:t>
             </w:r>
@@ -1132,7 +1222,7 @@
             </w:pPr>
             <w:r>
               <w:rPr>
-                <w:rFonts w:hint="eastAsia"/>
+                <w:rFonts w:hint="eastAsia" w:eastAsia="黑体"/>
               </w:rPr>
               <w:t xml:space="preserve">单位</w:t>
             </w:r>
@@ -1164,6 +1254,9 @@
               </m:sSub>
             </m:oMath>
             <w:r>
+              <w:rPr>
+                <w:rFonts w:eastAsia="黑体"/>
+              </w:rPr>
               <w:t xml:space="preserve">​</w:t>
             </w:r>
           </w:p>
@@ -1176,7 +1269,7 @@
             </w:pPr>
             <w:r>
               <w:rPr>
-                <w:rFonts w:hint="eastAsia"/>
+                <w:rFonts w:hint="eastAsia" w:eastAsia="黑体"/>
               </w:rPr>
               <w:t xml:space="preserve">自举电容电压</w:t>
             </w:r>
@@ -1189,6 +1282,9 @@
               <w:pStyle w:val="Compact"/>
             </w:pPr>
             <w:r>
+              <w:rPr>
+                <w:rFonts w:eastAsia="黑体"/>
+              </w:rPr>
               <w:t xml:space="preserve">V</w:t>
             </w:r>
           </w:p>
@@ -1216,6 +1312,9 @@
               </m:sSub>
             </m:oMath>
             <w:r>
+              <w:rPr>
+                <w:rFonts w:eastAsia="黑体"/>
+              </w:rPr>
               <w:t xml:space="preserve">​</w:t>
             </w:r>
           </w:p>
@@ -1228,7 +1327,7 @@
             </w:pPr>
             <w:r>
               <w:rPr>
-                <w:rFonts w:hint="eastAsia"/>
+                <w:rFonts w:hint="eastAsia" w:eastAsia="黑体"/>
               </w:rPr>
               <w:t xml:space="preserve">自举二极管正向压降</w:t>
             </w:r>
@@ -1241,6 +1340,9 @@
               <w:pStyle w:val="Compact"/>
             </w:pPr>
             <w:r>
+              <w:rPr>
+                <w:rFonts w:eastAsia="黑体"/>
+              </w:rPr>
               <w:t xml:space="preserve">V</w:t>
             </w:r>
           </w:p>
@@ -1289,6 +1391,9 @@
               </m:sSub>
             </m:oMath>
             <w:r>
+              <w:rPr>
+                <w:rFonts w:eastAsia="黑体"/>
+              </w:rPr>
               <w:t xml:space="preserve">​</w:t>
             </w:r>
           </w:p>
@@ -1301,7 +1406,7 @@
             </w:pPr>
             <w:r>
               <w:rPr>
-                <w:rFonts w:hint="eastAsia"/>
+                <w:rFonts w:hint="eastAsia" w:eastAsia="黑体"/>
               </w:rPr>
               <w:t xml:space="preserve">下管导通压降</w:t>
             </w:r>
@@ -1314,6 +1419,9 @@
               <w:pStyle w:val="Compact"/>
             </w:pPr>
             <w:r>
+              <w:rPr>
+                <w:rFonts w:eastAsia="黑体"/>
+              </w:rPr>
               <w:t xml:space="preserve">V</w:t>
             </w:r>
           </w:p>
@@ -1341,6 +1449,9 @@
               </m:sSub>
             </m:oMath>
             <w:r>
+              <w:rPr>
+                <w:rFonts w:eastAsia="黑体"/>
+              </w:rPr>
               <w:t xml:space="preserve">​</w:t>
             </w:r>
           </w:p>
@@ -1353,7 +1464,7 @@
             </w:pPr>
             <w:r>
               <w:rPr>
-                <w:rFonts w:hint="eastAsia"/>
+                <w:rFonts w:hint="eastAsia" w:eastAsia="黑体"/>
               </w:rPr>
               <w:t xml:space="preserve">高侧栅极电荷</w:t>
             </w:r>
@@ -1366,6 +1477,9 @@
               <w:pStyle w:val="Compact"/>
             </w:pPr>
             <w:r>
+              <w:rPr>
+                <w:rFonts w:eastAsia="黑体"/>
+              </w:rPr>
               <w:t xml:space="preserve">C</w:t>
             </w:r>
           </w:p>
@@ -1399,6 +1513,9 @@
               </m:sSub>
             </m:oMath>
             <w:r>
+              <w:rPr>
+                <w:rFonts w:eastAsia="黑体"/>
+              </w:rPr>
               <w:t xml:space="preserve">​</w:t>
             </w:r>
           </w:p>
@@ -1411,7 +1528,7 @@
             </w:pPr>
             <w:r>
               <w:rPr>
-                <w:rFonts w:hint="eastAsia"/>
+                <w:rFonts w:hint="eastAsia" w:eastAsia="黑体"/>
               </w:rPr>
               <w:t xml:space="preserve">高侧驱动静态电流</w:t>
             </w:r>
@@ -1424,6 +1541,9 @@
               <w:pStyle w:val="Compact"/>
             </w:pPr>
             <w:r>
+              <w:rPr>
+                <w:rFonts w:eastAsia="黑体"/>
+              </w:rPr>
               <w:t xml:space="preserve">A</w:t>
             </w:r>
           </w:p>
@@ -1454,6 +1574,9 @@
               </m:sSub>
             </m:oMath>
             <w:r>
+              <w:rPr>
+                <w:rFonts w:eastAsia="黑体"/>
+              </w:rPr>
               <w:t xml:space="preserve">​</w:t>
             </w:r>
           </w:p>
@@ -1466,7 +1589,7 @@
             </w:pPr>
             <w:r>
               <w:rPr>
-                <w:rFonts w:hint="eastAsia"/>
+                <w:rFonts w:hint="eastAsia" w:eastAsia="黑体"/>
               </w:rPr>
               <w:t xml:space="preserve">高侧导通时间</w:t>
             </w:r>
@@ -1479,6 +1602,9 @@
               <w:pStyle w:val="Compact"/>
             </w:pPr>
             <w:r>
+              <w:rPr>
+                <w:rFonts w:eastAsia="黑体"/>
+              </w:rPr>
               <w:t xml:space="preserve">s</w:t>
             </w:r>
           </w:p>
@@ -1493,7 +1619,7 @@
       </w:pPr>
       <w:r>
         <w:rPr>
-          <w:rFonts w:hint="eastAsia"/>
+          <w:rFonts w:hint="eastAsia" w:eastAsia="黑体"/>
         </w:rPr>
         <w:t xml:space="preserve">元件调整影响</w:t>
       </w:r>
@@ -1508,21 +1634,27 @@
       </w:pPr>
       <w:r>
         <w:rPr>
-          <w:rFonts w:hint="eastAsia"/>
+          <w:rFonts w:hint="eastAsia" w:eastAsia="黑体"/>
           <w:b/>
           <w:bCs/>
         </w:rPr>
         <w:t xml:space="preserve">自举电容增大</w:t>
       </w:r>
       <w:r>
+        <w:rPr>
+          <w:rFonts w:eastAsia="黑体"/>
+        </w:rPr>
         <w:t xml:space="preserve"> </w:t>
       </w:r>
       <w:r>
+        <w:rPr>
+          <w:rFonts w:eastAsia="黑体"/>
+        </w:rPr>
         <w:t xml:space="preserve">→ </w:t>
       </w:r>
       <w:r>
         <w:rPr>
-          <w:rFonts w:hint="eastAsia"/>
+          <w:rFonts w:hint="eastAsia" w:eastAsia="黑体"/>
         </w:rPr>
         <w:t xml:space="preserve">电压跌落小、驱动稳定，但启动/恢复时间变长。</w:t>
       </w:r>
@@ -1537,21 +1669,27 @@
       </w:pPr>
       <w:r>
         <w:rPr>
-          <w:rFonts w:hint="eastAsia"/>
+          <w:rFonts w:hint="eastAsia" w:eastAsia="黑体"/>
           <w:b/>
           <w:bCs/>
         </w:rPr>
         <w:t xml:space="preserve">自举电容过小</w:t>
       </w:r>
       <w:r>
+        <w:rPr>
+          <w:rFonts w:eastAsia="黑体"/>
+        </w:rPr>
         <w:t xml:space="preserve"> </w:t>
       </w:r>
       <w:r>
+        <w:rPr>
+          <w:rFonts w:eastAsia="黑体"/>
+        </w:rPr>
         <w:t xml:space="preserve">→ </w:t>
       </w:r>
       <w:r>
         <w:rPr>
-          <w:rFonts w:hint="eastAsia"/>
+          <w:rFonts w:hint="eastAsia" w:eastAsia="黑体"/>
         </w:rPr>
         <w:t xml:space="preserve">高侧长导通时电压跌落，驱动不足。</w:t>
       </w:r>
@@ -1566,21 +1704,27 @@
       </w:pPr>
       <w:r>
         <w:rPr>
-          <w:rFonts w:hint="eastAsia"/>
+          <w:rFonts w:hint="eastAsia" w:eastAsia="黑体"/>
           <w:b/>
           <w:bCs/>
         </w:rPr>
         <w:t xml:space="preserve">自举二极管反向恢复慢</w:t>
       </w:r>
       <w:r>
+        <w:rPr>
+          <w:rFonts w:eastAsia="黑体"/>
+        </w:rPr>
         <w:t xml:space="preserve"> </w:t>
       </w:r>
       <w:r>
+        <w:rPr>
+          <w:rFonts w:eastAsia="黑体"/>
+        </w:rPr>
         <w:t xml:space="preserve">→ </w:t>
       </w:r>
       <w:r>
         <w:rPr>
-          <w:rFonts w:hint="eastAsia"/>
+          <w:rFonts w:hint="eastAsia" w:eastAsia="黑体"/>
         </w:rPr>
         <w:t xml:space="preserve">高频下损耗增大、引入噪声。</w:t>
       </w:r>
@@ -1595,21 +1739,27 @@
       </w:pPr>
       <w:r>
         <w:rPr>
-          <w:rFonts w:hint="eastAsia"/>
+          <w:rFonts w:hint="eastAsia" w:eastAsia="黑体"/>
           <w:b/>
           <w:bCs/>
         </w:rPr>
         <w:t xml:space="preserve">下管导通时间不足</w:t>
       </w:r>
       <w:r>
+        <w:rPr>
+          <w:rFonts w:eastAsia="黑体"/>
+        </w:rPr>
         <w:t xml:space="preserve"> </w:t>
       </w:r>
       <w:r>
+        <w:rPr>
+          <w:rFonts w:eastAsia="黑体"/>
+        </w:rPr>
         <w:t xml:space="preserve">→ </w:t>
       </w:r>
       <w:r>
         <w:rPr>
-          <w:rFonts w:hint="eastAsia"/>
+          <w:rFonts w:hint="eastAsia" w:eastAsia="黑体"/>
         </w:rPr>
         <w:t xml:space="preserve">自举电容无法充分充电，须保证足够充电时间。</w:t>
       </w:r>
@@ -1622,7 +1772,7 @@
       </w:pPr>
       <w:r>
         <w:rPr>
-          <w:rFonts w:hint="eastAsia"/>
+          <w:rFonts w:hint="eastAsia" w:eastAsia="黑体"/>
         </w:rPr>
         <w:t xml:space="preserve">典型参数示例</w:t>
       </w:r>
@@ -1637,11 +1787,14 @@
       </w:pPr>
       <w:r>
         <w:rPr>
-          <w:rFonts w:hint="eastAsia"/>
+          <w:rFonts w:hint="eastAsia" w:eastAsia="黑体"/>
         </w:rPr>
         <w:t xml:space="preserve">取</w:t>
       </w:r>
       <w:r>
+        <w:rPr>
+          <w:rFonts w:eastAsia="黑体"/>
+        </w:rPr>
         <w:t xml:space="preserve"> </w:t>
       </w:r>
       <m:oMath>
@@ -1681,6 +1834,9 @@
         </m:r>
       </m:oMath>
       <w:r>
+        <w:rPr>
+          <w:rFonts w:eastAsia="黑体"/>
+        </w:rPr>
         <w:t xml:space="preserve">、</w:t>
       </w:r>
       <m:oMath>
@@ -1717,6 +1873,9 @@
         </m:r>
       </m:oMath>
       <w:r>
+        <w:rPr>
+          <w:rFonts w:eastAsia="黑体"/>
+        </w:rPr>
         <w:t xml:space="preserve">、</w:t>
       </w:r>
       <m:oMath>
@@ -1775,7 +1934,7 @@
       </m:oMath>
       <w:r>
         <w:rPr>
-          <w:rFonts w:hint="eastAsia"/>
+          <w:rFonts w:hint="eastAsia" w:eastAsia="黑体"/>
         </w:rPr>
         <w:t xml:space="preserve">：</w:t>
       </w:r>
@@ -1843,6 +2002,9 @@
         </m:r>
       </m:oMath>
       <w:r>
+        <w:rPr>
+          <w:rFonts w:eastAsia="黑体"/>
+        </w:rPr>
         <w:t xml:space="preserve">。</w:t>
       </w:r>
     </w:p>
@@ -1856,11 +2018,14 @@
       </w:pPr>
       <w:r>
         <w:rPr>
-          <w:rFonts w:hint="eastAsia"/>
+          <w:rFonts w:hint="eastAsia" w:eastAsia="黑体"/>
         </w:rPr>
         <w:t xml:space="preserve">取</w:t>
       </w:r>
       <w:r>
+        <w:rPr>
+          <w:rFonts w:eastAsia="黑体"/>
+        </w:rPr>
         <w:t xml:space="preserve"> </w:t>
       </w:r>
       <m:oMath>
@@ -1912,6 +2077,9 @@
         </m:r>
       </m:oMath>
       <w:r>
+        <w:rPr>
+          <w:rFonts w:eastAsia="黑体"/>
+        </w:rPr>
         <w:t xml:space="preserve">、</w:t>
       </w:r>
       <m:oMath>
@@ -1969,6 +2137,9 @@
         </m:r>
       </m:oMath>
       <w:r>
+        <w:rPr>
+          <w:rFonts w:eastAsia="黑体"/>
+        </w:rPr>
         <w:t xml:space="preserve">、</w:t>
       </w:r>
       <m:oMath>
@@ -2005,6 +2176,9 @@
         </m:r>
       </m:oMath>
       <w:r>
+        <w:rPr>
+          <w:rFonts w:eastAsia="黑体"/>
+        </w:rPr>
         <w:t xml:space="preserve">、</w:t>
       </w:r>
       <m:oMath>
@@ -2051,7 +2225,7 @@
       </m:oMath>
       <w:r>
         <w:rPr>
-          <w:rFonts w:hint="eastAsia"/>
+          <w:rFonts w:hint="eastAsia" w:eastAsia="黑体"/>
         </w:rPr>
         <w:t xml:space="preserve">：</w:t>
       </w:r>
@@ -2209,6 +2383,9 @@
         </m:r>
       </m:oMath>
       <w:r>
+        <w:rPr>
+          <w:rFonts w:eastAsia="黑体"/>
+        </w:rPr>
         <w:t xml:space="preserve">。</w:t>
       </w:r>
     </w:p>
@@ -2220,7 +2397,7 @@
       </w:pPr>
       <w:r>
         <w:rPr>
-          <w:rFonts w:hint="eastAsia"/>
+          <w:rFonts w:hint="eastAsia" w:eastAsia="黑体"/>
         </w:rPr>
         <w:t xml:space="preserve">常见器件型号</w:t>
       </w:r>
@@ -2235,16 +2412,19 @@
       </w:pPr>
       <w:r>
         <w:rPr>
-          <w:rFonts w:hint="eastAsia"/>
+          <w:rFonts w:hint="eastAsia" w:eastAsia="黑体"/>
         </w:rPr>
         <w:t xml:space="preserve">自举二极管：UF4007、1N4148（小电流）、STTH</w:t>
       </w:r>
       <w:r>
+        <w:rPr>
+          <w:rFonts w:eastAsia="黑体"/>
+        </w:rPr>
         <w:t xml:space="preserve"> </w:t>
       </w:r>
       <w:r>
         <w:rPr>
-          <w:rFonts w:hint="eastAsia"/>
+          <w:rFonts w:hint="eastAsia" w:eastAsia="黑体"/>
         </w:rPr>
         <w:t xml:space="preserve">系列（快恢复）。</w:t>
       </w:r>
@@ -2259,7 +2439,7 @@
       </w:pPr>
       <w:r>
         <w:rPr>
-          <w:rFonts w:hint="eastAsia"/>
+          <w:rFonts w:hint="eastAsia" w:eastAsia="黑体"/>
         </w:rPr>
         <w:t xml:space="preserve">半桥驱动（带自举）:IR2110、IR2104、UCC27714。</w:t>
       </w:r>
@@ -2274,25 +2454,31 @@
       </w:pPr>
       <w:r>
         <w:rPr>
-          <w:rFonts w:hint="eastAsia"/>
+          <w:rFonts w:hint="eastAsia" w:eastAsia="黑体"/>
         </w:rPr>
         <w:t xml:space="preserve">自举电容：X7R</w:t>
       </w:r>
       <w:r>
+        <w:rPr>
+          <w:rFonts w:eastAsia="黑体"/>
+        </w:rPr>
         <w:t xml:space="preserve"> </w:t>
       </w:r>
       <w:r>
         <w:rPr>
-          <w:rFonts w:hint="eastAsia"/>
+          <w:rFonts w:hint="eastAsia" w:eastAsia="黑体"/>
         </w:rPr>
         <w:t xml:space="preserve">贴片电容（0.1~10</w:t>
       </w:r>
       <w:r>
+        <w:rPr>
+          <w:rFonts w:eastAsia="黑体"/>
+        </w:rPr>
         <w:t xml:space="preserve"> </w:t>
       </w:r>
       <w:r>
         <w:rPr>
-          <w:rFonts w:hint="eastAsia"/>
+          <w:rFonts w:hint="eastAsia" w:eastAsia="黑体"/>
         </w:rPr>
         <w:t xml:space="preserve">μF）。</w:t>
       </w:r>
@@ -2305,7 +2491,7 @@
       </w:pPr>
       <w:r>
         <w:rPr>
-          <w:rFonts w:hint="eastAsia"/>
+          <w:rFonts w:hint="eastAsia" w:eastAsia="黑体"/>
         </w:rPr>
         <w:t xml:space="preserve">注意事项</w:t>
       </w:r>
@@ -2320,7 +2506,7 @@
       </w:pPr>
       <w:r>
         <w:rPr>
-          <w:rFonts w:hint="eastAsia"/>
+          <w:rFonts w:hint="eastAsia" w:eastAsia="黑体"/>
         </w:rPr>
         <w:t xml:space="preserve">自举电容容量要按最长导通时间校核，保证电压跌落不超限。</w:t>
       </w:r>
@@ -2335,16 +2521,19 @@
       </w:pPr>
       <w:r>
         <w:rPr>
-          <w:rFonts w:hint="eastAsia"/>
+          <w:rFonts w:hint="eastAsia" w:eastAsia="黑体"/>
         </w:rPr>
         <w:t xml:space="preserve">自举二极管须为快恢复型，反向耐压</w:t>
       </w:r>
       <w:r>
+        <w:rPr>
+          <w:rFonts w:eastAsia="黑体"/>
+        </w:rPr>
         <w:t xml:space="preserve"> ≥ </w:t>
       </w:r>
       <w:r>
         <w:rPr>
-          <w:rFonts w:hint="eastAsia"/>
+          <w:rFonts w:hint="eastAsia" w:eastAsia="黑体"/>
         </w:rPr>
         <w:t xml:space="preserve">母线电压。</w:t>
       </w:r>
@@ -2358,11 +2547,14 @@
         </w:numPr>
       </w:pPr>
       <w:r>
+        <w:rPr>
+          <w:rFonts w:eastAsia="黑体"/>
+        </w:rPr>
         <w:t xml:space="preserve">100% </w:t>
       </w:r>
       <w:r>
         <w:rPr>
-          <w:rFonts w:hint="eastAsia"/>
+          <w:rFonts w:hint="eastAsia" w:eastAsia="黑体"/>
         </w:rPr>
         <w:t xml:space="preserve">占空比或长期不开关时将失去自举能力，需额外充电电路或隔离电源。</w:t>
       </w:r>
@@ -2377,7 +2569,7 @@
       </w:pPr>
       <w:r>
         <w:rPr>
-          <w:rFonts w:hint="eastAsia"/>
+          <w:rFonts w:hint="eastAsia" w:eastAsia="黑体"/>
         </w:rPr>
         <w:t xml:space="preserve">初次上电时需先导通下管为自举电容充电。</w:t>
       </w:r>
@@ -2390,7 +2582,7 @@
       </w:pPr>
       <w:r>
         <w:rPr>
-          <w:rFonts w:hint="eastAsia"/>
+          <w:rFonts w:hint="eastAsia" w:eastAsia="黑体"/>
         </w:rPr>
         <w:t xml:space="preserve">参考资料</w:t>
       </w:r>
@@ -2404,20 +2596,26 @@
         </w:numPr>
       </w:pPr>
       <w:r>
+        <w:rPr>
+          <w:rFonts w:eastAsia="黑体"/>
+        </w:rPr>
         <w:t xml:space="preserve">Infineon </w:t>
       </w:r>
       <w:r>
         <w:rPr>
-          <w:rFonts w:hint="eastAsia"/>
+          <w:rFonts w:hint="eastAsia" w:eastAsia="黑体"/>
         </w:rPr>
         <w:t xml:space="preserve">AN-978（IR2110</w:t>
       </w:r>
       <w:r>
+        <w:rPr>
+          <w:rFonts w:eastAsia="黑体"/>
+        </w:rPr>
         <w:t xml:space="preserve"> </w:t>
       </w:r>
       <w:r>
         <w:rPr>
-          <w:rFonts w:hint="eastAsia"/>
+          <w:rFonts w:hint="eastAsia" w:eastAsia="黑体"/>
         </w:rPr>
         <w:t xml:space="preserve">应用笔记：自举原理）。</w:t>
       </w:r>
@@ -2431,20 +2629,26 @@
         </w:numPr>
       </w:pPr>
       <w:r>
+        <w:rPr>
+          <w:rFonts w:eastAsia="黑体"/>
+        </w:rPr>
         <w:t xml:space="preserve">TI </w:t>
       </w:r>
       <w:r>
         <w:rPr>
-          <w:rFonts w:hint="eastAsia"/>
+          <w:rFonts w:hint="eastAsia" w:eastAsia="黑体"/>
         </w:rPr>
         <w:t xml:space="preserve">应用笔记</w:t>
       </w:r>
       <w:r>
+        <w:rPr>
+          <w:rFonts w:eastAsia="黑体"/>
+        </w:rPr>
         <w:t xml:space="preserve"> </w:t>
       </w:r>
       <w:r>
         <w:rPr>
-          <w:rFonts w:hint="eastAsia"/>
+          <w:rFonts w:hint="eastAsia" w:eastAsia="黑体"/>
         </w:rPr>
         <w:t xml:space="preserve">SLUA887（自举电容计算）。</w:t>
       </w:r>
@@ -2458,6 +2662,9 @@
         </w:numPr>
       </w:pPr>
       <w:r>
+        <w:rPr>
+          <w:rFonts w:eastAsia="黑体"/>
+        </w:rPr>
         <w:t xml:space="preserve">Wikipedia: Bootstrap capacitor。</w:t>
       </w:r>
     </w:p>
@@ -2470,11 +2677,11 @@
       </w:pPr>
       <w:r>
         <w:rPr>
-          <w:rFonts w:ascii="Times New Roman" w:hAnsi="Times New Roman"/>
+          <w:rFonts w:ascii="Times New Roman" w:hAnsi="Times New Roman" w:eastAsia="黑体"/>
           <w:color w:val="555555"/>
           <w:sz w:val="21"/>
         </w:rPr>
-        <w:t>材料收集者：杜文杰</w:t>
+        <w:t>材料收集者：杜文杰，WX手机：19519196569，QQ:3478827729</w:t>
       </w:r>
     </w:p>
     <w:sectPr>
@@ -2494,7 +2701,7 @@
 </file>
 
 <file path=word/footer1.xml><?xml version="1.0" encoding="utf-8"?>
-<w:ftr xmlns:m="http://schemas.openxmlformats.org/officeDocument/2006/math" xmlns:mc="http://schemas.openxmlformats.org/markup-compatibility/2006" xmlns:mo="http://schemas.microsoft.com/office/mac/office/2008/main" xmlns:mv="urn:schemas-microsoft-com:mac:vml" xmlns:o="urn:schemas-microsoft-com:office:office" xmlns:r="http://schemas.openxmlformats.org/officeDocument/2006/relationships" xmlns:v="urn:schemas-microsoft-com:vml" xmlns:w10="urn:schemas-microsoft-com:office:word" xmlns:w14="http://schemas.microsoft.com/office/word/2010/wordml" xmlns:w="http://schemas.openxmlformats.org/wordprocessingml/2006/main" xmlns:wne="http://schemas.microsoft.com/office/word/2006/wordml" xmlns:wp14="http://schemas.microsoft.com/office/word/2010/wordprocessingDrawing" xmlns:wp="http://schemas.openxmlformats.org/drawingml/2006/wordprocessingDrawing" xmlns:wpc="http://schemas.microsoft.com/office/word/2010/wordprocessingCanvas" xmlns:wpg="http://schemas.microsoft.com/office/word/2010/wordprocessingGroup" xmlns:wpi="http://schemas.microsoft.com/office/word/2010/wordprocessingInk" xmlns:wps="http://schemas.microsoft.com/office/word/2010/wordprocessingShape" mc:Ignorable="w14 wp14">
+<w:ftr xmlns:mc="http://schemas.openxmlformats.org/markup-compatibility/2006" xmlns:w="http://schemas.openxmlformats.org/wordprocessingml/2006/main" xmlns:m="http://schemas.openxmlformats.org/officeDocument/2006/math" xmlns:mo="http://schemas.microsoft.com/office/mac/office/2008/main" xmlns:mv="urn:schemas-microsoft-com:mac:vml" xmlns:o="urn:schemas-microsoft-com:office:office" xmlns:r="http://schemas.openxmlformats.org/officeDocument/2006/relationships" xmlns:v="urn:schemas-microsoft-com:vml" xmlns:w10="urn:schemas-microsoft-com:office:word" xmlns:w14="http://schemas.microsoft.com/office/word/2010/wordml" xmlns:wne="http://schemas.microsoft.com/office/word/2006/wordml" xmlns:wp14="http://schemas.microsoft.com/office/word/2010/wordprocessingDrawing" xmlns:wp="http://schemas.openxmlformats.org/drawingml/2006/wordprocessingDrawing" xmlns:wpc="http://schemas.microsoft.com/office/word/2010/wordprocessingCanvas" xmlns:wpg="http://schemas.microsoft.com/office/word/2010/wordprocessingGroup" xmlns:wpi="http://schemas.microsoft.com/office/word/2010/wordprocessingInk" xmlns:wps="http://schemas.microsoft.com/office/word/2010/wordprocessingShape" mc:Ignorable="w14 wp14">
   <w:p>
     <w:pPr>
       <w:pStyle w:val="Footer"/>
@@ -2502,12 +2709,14 @@
     </w:pPr>
     <w:r>
       <w:rPr>
+        <w:rFonts w:eastAsia="黑体"/>
         <w:sz w:val="18"/>
       </w:rPr>
       <w:t xml:space="preserve">第 </w:t>
     </w:r>
     <w:r>
       <w:rPr>
+        <w:rFonts w:eastAsia="黑体"/>
         <w:sz w:val="18"/>
       </w:rPr>
       <w:fldChar w:fldCharType="begin"/>
@@ -2516,6 +2725,7 @@
     </w:r>
     <w:r>
       <w:rPr>
+        <w:rFonts w:eastAsia="黑体"/>
         <w:sz w:val="18"/>
       </w:rPr>
       <w:t xml:space="preserve"> 页</w:t>
@@ -2529,6 +2739,9 @@
   <w:footnote w:type="continuationSeparator" w:id="0">
     <w:p>
       <w:r>
+        <w:rPr>
+          <w:rFonts w:eastAsia="黑体"/>
+        </w:rPr>
         <w:continuationSeparator/>
       </w:r>
     </w:p>
@@ -2536,6 +2749,9 @@
   <w:footnote w:type="separator" w:id="-1">
     <w:p>
       <w:r>
+        <w:rPr>
+          <w:rFonts w:eastAsia="黑体"/>
+        </w:rPr>
         <w:separator/>
       </w:r>
     </w:p>
@@ -2544,7 +2760,7 @@
 </file>
 
 <file path=word/header1.xml><?xml version="1.0" encoding="utf-8"?>
-<w:hdr xmlns:m="http://schemas.openxmlformats.org/officeDocument/2006/math" xmlns:mc="http://schemas.openxmlformats.org/markup-compatibility/2006" xmlns:mo="http://schemas.microsoft.com/office/mac/office/2008/main" xmlns:mv="urn:schemas-microsoft-com:mac:vml" xmlns:o="urn:schemas-microsoft-com:office:office" xmlns:r="http://schemas.openxmlformats.org/officeDocument/2006/relationships" xmlns:v="urn:schemas-microsoft-com:vml" xmlns:w10="urn:schemas-microsoft-com:office:word" xmlns:w14="http://schemas.microsoft.com/office/word/2010/wordml" xmlns:w="http://schemas.openxmlformats.org/wordprocessingml/2006/main" xmlns:wne="http://schemas.microsoft.com/office/word/2006/wordml" xmlns:wp14="http://schemas.microsoft.com/office/word/2010/wordprocessingDrawing" xmlns:wp="http://schemas.openxmlformats.org/drawingml/2006/wordprocessingDrawing" xmlns:wpc="http://schemas.microsoft.com/office/word/2010/wordprocessingCanvas" xmlns:wpg="http://schemas.microsoft.com/office/word/2010/wordprocessingGroup" xmlns:wpi="http://schemas.microsoft.com/office/word/2010/wordprocessingInk" xmlns:wps="http://schemas.microsoft.com/office/word/2010/wordprocessingShape" mc:Ignorable="w14 wp14">
+<w:hdr xmlns:mc="http://schemas.openxmlformats.org/markup-compatibility/2006" xmlns:w="http://schemas.openxmlformats.org/wordprocessingml/2006/main" xmlns:m="http://schemas.openxmlformats.org/officeDocument/2006/math" xmlns:mo="http://schemas.microsoft.com/office/mac/office/2008/main" xmlns:mv="urn:schemas-microsoft-com:mac:vml" xmlns:o="urn:schemas-microsoft-com:office:office" xmlns:r="http://schemas.openxmlformats.org/officeDocument/2006/relationships" xmlns:v="urn:schemas-microsoft-com:vml" xmlns:w10="urn:schemas-microsoft-com:office:word" xmlns:w14="http://schemas.microsoft.com/office/word/2010/wordml" xmlns:wne="http://schemas.microsoft.com/office/word/2006/wordml" xmlns:wp14="http://schemas.microsoft.com/office/word/2010/wordprocessingDrawing" xmlns:wp="http://schemas.openxmlformats.org/drawingml/2006/wordprocessingDrawing" xmlns:wpc="http://schemas.microsoft.com/office/word/2010/wordprocessingCanvas" xmlns:wpg="http://schemas.microsoft.com/office/word/2010/wordprocessingGroup" xmlns:wpi="http://schemas.microsoft.com/office/word/2010/wordprocessingInk" xmlns:wps="http://schemas.microsoft.com/office/word/2010/wordprocessingShape" mc:Ignorable="w14 wp14">
   <w:p>
     <w:pPr>
       <w:pStyle w:val="Header"/>
@@ -2552,7 +2768,7 @@
     </w:pPr>
     <w:r>
       <w:rPr>
-        <w:rFonts w:ascii="Times New Roman" w:hAnsi="Times New Roman"/>
+        <w:rFonts w:ascii="Times New Roman" w:hAnsi="Times New Roman" w:eastAsia="黑体"/>
         <w:sz w:val="18"/>
         <w:rFonts w:eastAsia="黑体"/>
         <w:rFonts w:eastAsia="黑体"/>
@@ -2564,7 +2780,7 @@
 </file>
 
 <file path=word/numbering.xml><?xml version="1.0" encoding="utf-8"?>
-<w:numbering xmlns:m="http://schemas.openxmlformats.org/officeDocument/2006/math" xmlns:mc="http://schemas.openxmlformats.org/markup-compatibility/2006" xmlns:mo="http://schemas.microsoft.com/office/mac/office/2008/main" xmlns:mv="urn:schemas-microsoft-com:mac:vml" xmlns:o="urn:schemas-microsoft-com:office:office" xmlns:r="http://schemas.openxmlformats.org/officeDocument/2006/relationships" xmlns:v="urn:schemas-microsoft-com:vml" xmlns:w="http://schemas.openxmlformats.org/wordprocessingml/2006/main" xmlns:w10="urn:schemas-microsoft-com:office:word" xmlns:w14="http://schemas.microsoft.com/office/word/2010/wordml" xmlns:wne="http://schemas.microsoft.com/office/word/2006/wordml" xmlns:wp="http://schemas.openxmlformats.org/drawingml/2006/wordprocessingDrawing" xmlns:wp14="http://schemas.microsoft.com/office/word/2010/wordprocessingDrawing" xmlns:wpc="http://schemas.microsoft.com/office/word/2010/wordprocessingCanvas" xmlns:wpg="http://schemas.microsoft.com/office/word/2010/wordprocessingGroup" xmlns:wpi="http://schemas.microsoft.com/office/word/2010/wordprocessingInk" xmlns:wps="http://schemas.microsoft.com/office/word/2010/wordprocessingShape" mc:Ignorable="w14 wp14">
+<w:numbering xmlns:mc="http://schemas.openxmlformats.org/markup-compatibility/2006" xmlns:w="http://schemas.openxmlformats.org/wordprocessingml/2006/main" xmlns:m="http://schemas.openxmlformats.org/officeDocument/2006/math" xmlns:mo="http://schemas.microsoft.com/office/mac/office/2008/main" xmlns:mv="urn:schemas-microsoft-com:mac:vml" xmlns:o="urn:schemas-microsoft-com:office:office" xmlns:r="http://schemas.openxmlformats.org/officeDocument/2006/relationships" xmlns:v="urn:schemas-microsoft-com:vml" xmlns:w10="urn:schemas-microsoft-com:office:word" xmlns:w14="http://schemas.microsoft.com/office/word/2010/wordml" xmlns:wne="http://schemas.microsoft.com/office/word/2006/wordml" xmlns:wp="http://schemas.openxmlformats.org/drawingml/2006/wordprocessingDrawing" xmlns:wp14="http://schemas.microsoft.com/office/word/2010/wordprocessingDrawing" xmlns:wpc="http://schemas.microsoft.com/office/word/2010/wordprocessingCanvas" xmlns:wpg="http://schemas.microsoft.com/office/word/2010/wordprocessingGroup" xmlns:wpi="http://schemas.microsoft.com/office/word/2010/wordprocessingInk" xmlns:wps="http://schemas.microsoft.com/office/word/2010/wordprocessingShape" mc:Ignorable="w14 wp14">
   <w:abstractNum w:abstractNumId="0">
     <w:nsid w:val="FFFFFF7C"/>
     <w:multiLevelType w:val="singleLevel"/>
@@ -2651,7 +2867,7 @@
         <w:ind w:hanging="360" w:left="1440"/>
       </w:pPr>
       <w:rPr>
-        <w:rFonts w:ascii="Symbol" w:hAnsi="Symbol" w:hint="default"/>
+        <w:rFonts w:ascii="Symbol" w:hAnsi="Symbol" w:hint="default" w:eastAsia="黑体"/>
       </w:rPr>
     </w:lvl>
   </w:abstractNum>
@@ -2672,7 +2888,7 @@
         <w:ind w:hanging="360" w:left="1080"/>
       </w:pPr>
       <w:rPr>
-        <w:rFonts w:ascii="Symbol" w:hAnsi="Symbol" w:hint="default"/>
+        <w:rFonts w:ascii="Symbol" w:hAnsi="Symbol" w:hint="default" w:eastAsia="黑体"/>
       </w:rPr>
     </w:lvl>
   </w:abstractNum>
@@ -2693,7 +2909,7 @@
         <w:ind w:hanging="360" w:left="720"/>
       </w:pPr>
       <w:rPr>
-        <w:rFonts w:ascii="Symbol" w:hAnsi="Symbol" w:hint="default"/>
+        <w:rFonts w:ascii="Symbol" w:hAnsi="Symbol" w:hint="default" w:eastAsia="黑体"/>
       </w:rPr>
     </w:lvl>
   </w:abstractNum>
@@ -2732,7 +2948,7 @@
         <w:ind w:hanging="360" w:left="360"/>
       </w:pPr>
       <w:rPr>
-        <w:rFonts w:ascii="Symbol" w:hAnsi="Symbol" w:hint="default"/>
+        <w:rFonts w:ascii="Symbol" w:hAnsi="Symbol" w:hint="default" w:eastAsia="黑体"/>
       </w:rPr>
     </w:lvl>
   </w:abstractNum>
@@ -2823,7 +3039,7 @@
         <w:ind w:left="720" w:hanging="360"/>
       </w:pPr>
       <w:rPr>
-        <w:rFonts w:ascii="Symbol" w:hAnsi="Symbol" w:cs="Symbol" w:hint="default"/>
+        <w:rFonts w:ascii="Symbol" w:hAnsi="Symbol" w:cs="Symbol" w:hint="default" w:eastAsia="黑体"/>
       </w:rPr>
     </w:lvl>
     <w:lvl w:ilvl="1">
@@ -2834,7 +3050,7 @@
         <w:ind w:left="1440" w:hanging="360"/>
       </w:pPr>
       <w:rPr>
-        <w:rFonts w:ascii="Courier New" w:hAnsi="Courier New" w:cs="Courier New" w:hint="default"/>
+        <w:rFonts w:ascii="Courier New" w:hAnsi="Courier New" w:cs="Courier New" w:hint="default" w:eastAsia="黑体"/>
       </w:rPr>
     </w:lvl>
     <w:lvl w:ilvl="2">
@@ -2845,7 +3061,7 @@
         <w:ind w:left="2160" w:hanging="360"/>
       </w:pPr>
       <w:rPr>
-        <w:rFonts w:ascii="Wingdings" w:hAnsi="Wingdings" w:cs="Wingdings" w:hint="default"/>
+        <w:rFonts w:ascii="Wingdings" w:hAnsi="Wingdings" w:cs="Wingdings" w:hint="default" w:eastAsia="黑体"/>
       </w:rPr>
     </w:lvl>
     <w:lvl w:ilvl="3">
@@ -2856,7 +3072,7 @@
         <w:ind w:left="2880" w:hanging="360"/>
       </w:pPr>
       <w:rPr>
-        <w:rFonts w:ascii="Symbol" w:hAnsi="Symbol" w:cs="Symbol" w:hint="default"/>
+        <w:rFonts w:ascii="Symbol" w:hAnsi="Symbol" w:cs="Symbol" w:hint="default" w:eastAsia="黑体"/>
       </w:rPr>
     </w:lvl>
     <w:lvl w:ilvl="4">
@@ -2867,7 +3083,7 @@
         <w:ind w:left="3600" w:hanging="360"/>
       </w:pPr>
       <w:rPr>
-        <w:rFonts w:ascii="Courier New" w:hAnsi="Courier New" w:cs="Courier New" w:hint="default"/>
+        <w:rFonts w:ascii="Courier New" w:hAnsi="Courier New" w:cs="Courier New" w:hint="default" w:eastAsia="黑体"/>
       </w:rPr>
     </w:lvl>
     <w:lvl w:ilvl="5">
@@ -2878,7 +3094,7 @@
         <w:ind w:left="4320" w:hanging="360"/>
       </w:pPr>
       <w:rPr>
-        <w:rFonts w:ascii="Wingdings" w:hAnsi="Wingdings" w:cs="Wingdings" w:hint="default"/>
+        <w:rFonts w:ascii="Wingdings" w:hAnsi="Wingdings" w:cs="Wingdings" w:hint="default" w:eastAsia="黑体"/>
       </w:rPr>
     </w:lvl>
     <w:lvl w:ilvl="6">
@@ -2889,7 +3105,7 @@
         <w:ind w:left="5040" w:hanging="360"/>
       </w:pPr>
       <w:rPr>
-        <w:rFonts w:ascii="Symbol" w:hAnsi="Symbol" w:cs="Symbol" w:hint="default"/>
+        <w:rFonts w:ascii="Symbol" w:hAnsi="Symbol" w:cs="Symbol" w:hint="default" w:eastAsia="黑体"/>
       </w:rPr>
     </w:lvl>
     <w:lvl w:ilvl="7">
@@ -2900,7 +3116,7 @@
         <w:ind w:left="5760" w:hanging="360"/>
       </w:pPr>
       <w:rPr>
-        <w:rFonts w:ascii="Courier New" w:hAnsi="Courier New" w:cs="Courier New" w:hint="default"/>
+        <w:rFonts w:ascii="Courier New" w:hAnsi="Courier New" w:cs="Courier New" w:hint="default" w:eastAsia="黑体"/>
       </w:rPr>
     </w:lvl>
     <w:lvl w:ilvl="8">
@@ -2911,7 +3127,7 @@
         <w:ind w:left="6480" w:hanging="360"/>
       </w:pPr>
       <w:rPr>
-        <w:rFonts w:ascii="Wingdings" w:hAnsi="Wingdings" w:cs="Wingdings" w:hint="default"/>
+        <w:rFonts w:ascii="Wingdings" w:hAnsi="Wingdings" w:cs="Wingdings" w:hint="default" w:eastAsia="黑体"/>
       </w:rPr>
     </w:lvl>
   </w:abstractNum>
@@ -2967,11 +3183,11 @@
 </file>
 
 <file path=word/styles.xml><?xml version="1.0" encoding="utf-8"?>
-<w:styles xmlns:mc="http://schemas.openxmlformats.org/markup-compatibility/2006" xmlns:r="http://schemas.openxmlformats.org/officeDocument/2006/relationships" xmlns:w="http://schemas.openxmlformats.org/wordprocessingml/2006/main" xmlns:w14="http://schemas.microsoft.com/office/word/2010/wordml" mc:Ignorable="w14">
+<w:styles xmlns:mc="http://schemas.openxmlformats.org/markup-compatibility/2006" xmlns:w="http://schemas.openxmlformats.org/wordprocessingml/2006/main" xmlns:r="http://schemas.openxmlformats.org/officeDocument/2006/relationships" xmlns:w14="http://schemas.microsoft.com/office/word/2010/wordml" mc:Ignorable="w14">
   <w:docDefaults>
     <w:rPrDefault>
       <w:rPr>
-        <w:rFonts w:asciiTheme="minorHAnsi" w:cstheme="minorBidi" w:eastAsiaTheme="minorEastAsia" w:hAnsiTheme="minorHAnsi"/>
+        <w:rFonts w:asciiTheme="minorHAnsi" w:cstheme="minorBidi" w:hAnsiTheme="minorHAnsi" w:eastAsia="黑体"/>
         <w:sz w:val="22"/>
         <w:szCs w:val="22"/>
         <w:lang w:bidi="ar-SA" w:eastAsia="en-US" w:val="en-US"/>
@@ -3193,7 +3409,7 @@
       <w:outlineLvl w:val="0"/>
     </w:pPr>
     <w:rPr>
-      <w:rFonts w:ascii="Times New Roman" w:asciiTheme="majorHAnsi" w:cstheme="majorBidi" w:eastAsia="黑体" w:eastAsiaTheme="majorEastAsia" w:hAnsi="Times New Roman" w:hAnsiTheme="majorHAnsi"/>
+      <w:rFonts w:ascii="Times New Roman" w:asciiTheme="majorHAnsi" w:cstheme="majorBidi" w:eastAsia="黑体" w:hAnsi="Times New Roman" w:hAnsiTheme="majorHAnsi"/>
       <w:b/>
       <w:bCs/>
       <w:color w:val="1F3864"/>
@@ -3217,7 +3433,7 @@
       <w:outlineLvl w:val="1"/>
     </w:pPr>
     <w:rPr>
-      <w:rFonts w:ascii="Times New Roman" w:asciiTheme="majorHAnsi" w:cstheme="majorBidi" w:eastAsia="黑体" w:eastAsiaTheme="majorEastAsia" w:hAnsi="Times New Roman" w:hAnsiTheme="majorHAnsi"/>
+      <w:rFonts w:ascii="Times New Roman" w:asciiTheme="majorHAnsi" w:cstheme="majorBidi" w:eastAsia="黑体" w:hAnsi="Times New Roman" w:hAnsiTheme="majorHAnsi"/>
       <w:b/>
       <w:bCs/>
       <w:color w:val="2E4E7E"/>
@@ -3241,7 +3457,7 @@
       <w:outlineLvl w:val="2"/>
     </w:pPr>
     <w:rPr>
-      <w:rFonts w:ascii="Times New Roman" w:asciiTheme="majorHAnsi" w:cstheme="majorBidi" w:eastAsia="黑体" w:eastAsiaTheme="majorEastAsia" w:hAnsi="Times New Roman" w:hAnsiTheme="majorHAnsi"/>
+      <w:rFonts w:ascii="Times New Roman" w:asciiTheme="majorHAnsi" w:cstheme="majorBidi" w:eastAsia="黑体" w:hAnsi="Times New Roman" w:hAnsiTheme="majorHAnsi"/>
       <w:b/>
       <w:bCs/>
       <w:color w:val="2E4E7E"/>
@@ -3265,7 +3481,7 @@
       <w:outlineLvl w:val="3"/>
     </w:pPr>
     <w:rPr>
-      <w:rFonts w:ascii="Times New Roman" w:asciiTheme="majorHAnsi" w:cstheme="majorBidi" w:eastAsia="黑体" w:eastAsiaTheme="majorEastAsia" w:hAnsi="Times New Roman" w:hAnsiTheme="majorHAnsi"/>
+      <w:rFonts w:ascii="Times New Roman" w:asciiTheme="majorHAnsi" w:cstheme="majorBidi" w:eastAsia="黑体" w:hAnsi="Times New Roman" w:hAnsiTheme="majorHAnsi"/>
       <w:b/>
       <w:bCs/>
       <w:i/>
@@ -3291,7 +3507,7 @@
       <w:outlineLvl w:val="4"/>
     </w:pPr>
     <w:rPr>
-      <w:rFonts w:ascii="Times New Roman" w:asciiTheme="majorHAnsi" w:cstheme="majorBidi" w:eastAsia="黑体" w:eastAsiaTheme="majorEastAsia" w:hAnsi="Times New Roman" w:hAnsiTheme="majorHAnsi"/>
+      <w:rFonts w:ascii="Times New Roman" w:asciiTheme="majorHAnsi" w:cstheme="majorBidi" w:eastAsia="黑体" w:hAnsi="Times New Roman" w:hAnsiTheme="majorHAnsi"/>
       <w:b/>
       <w:color w:val="333333"/>
       <w:sz w:val="22"/>
@@ -3314,7 +3530,7 @@
       <w:outlineLvl w:val="5"/>
     </w:pPr>
     <w:rPr>
-      <w:rFonts w:asciiTheme="majorHAnsi" w:cstheme="majorBidi" w:eastAsiaTheme="majorEastAsia" w:hAnsiTheme="majorHAnsi"/>
+      <w:rFonts w:asciiTheme="majorHAnsi" w:cstheme="majorBidi" w:hAnsiTheme="majorHAnsi" w:eastAsia="黑体"/>
       <w:i/>
       <w:iCs/>
       <w:color w:themeColor="accent1" w:themeShade="7F" w:val="243F60"/>
@@ -3337,7 +3553,7 @@
       <w:outlineLvl w:val="6"/>
     </w:pPr>
     <w:rPr>
-      <w:rFonts w:asciiTheme="majorHAnsi" w:cstheme="majorBidi" w:eastAsiaTheme="majorEastAsia" w:hAnsiTheme="majorHAnsi"/>
+      <w:rFonts w:asciiTheme="majorHAnsi" w:cstheme="majorBidi" w:hAnsiTheme="majorHAnsi" w:eastAsia="黑体"/>
       <w:i/>
       <w:iCs/>
       <w:color w:themeColor="text1" w:themeTint="BF" w:val="404040"/>
@@ -3360,7 +3576,7 @@
       <w:outlineLvl w:val="7"/>
     </w:pPr>
     <w:rPr>
-      <w:rFonts w:asciiTheme="majorHAnsi" w:cstheme="majorBidi" w:eastAsiaTheme="majorEastAsia" w:hAnsiTheme="majorHAnsi"/>
+      <w:rFonts w:asciiTheme="majorHAnsi" w:cstheme="majorBidi" w:hAnsiTheme="majorHAnsi" w:eastAsia="黑体"/>
       <w:color w:themeColor="accent1" w:val="4F81BD"/>
       <w:sz w:val="20"/>
       <w:szCs w:val="20"/>
@@ -3383,7 +3599,7 @@
       <w:outlineLvl w:val="8"/>
     </w:pPr>
     <w:rPr>
-      <w:rFonts w:asciiTheme="majorHAnsi" w:cstheme="majorBidi" w:eastAsiaTheme="majorEastAsia" w:hAnsiTheme="majorHAnsi"/>
+      <w:rFonts w:asciiTheme="majorHAnsi" w:cstheme="majorBidi" w:hAnsiTheme="majorHAnsi" w:eastAsia="黑体"/>
       <w:i/>
       <w:iCs/>
       <w:color w:themeColor="text1" w:themeTint="BF" w:val="404040"/>
@@ -3434,7 +3650,7 @@
     <w:uiPriority w:val="9"/>
     <w:rsid w:val="00FC693F"/>
     <w:rPr>
-      <w:rFonts w:asciiTheme="majorHAnsi" w:cstheme="majorBidi" w:eastAsiaTheme="majorEastAsia" w:hAnsiTheme="majorHAnsi"/>
+      <w:rFonts w:asciiTheme="majorHAnsi" w:cstheme="majorBidi" w:hAnsiTheme="majorHAnsi" w:eastAsia="黑体"/>
       <w:b/>
       <w:bCs/>
       <w:color w:themeColor="accent1" w:themeShade="BF" w:val="365F91"/>
@@ -3449,7 +3665,7 @@
     <w:uiPriority w:val="9"/>
     <w:rsid w:val="00FC693F"/>
     <w:rPr>
-      <w:rFonts w:asciiTheme="majorHAnsi" w:cstheme="majorBidi" w:eastAsiaTheme="majorEastAsia" w:hAnsiTheme="majorHAnsi"/>
+      <w:rFonts w:asciiTheme="majorHAnsi" w:cstheme="majorBidi" w:hAnsiTheme="majorHAnsi" w:eastAsia="黑体"/>
       <w:b/>
       <w:bCs/>
       <w:color w:themeColor="accent1" w:val="4F81BD"/>
@@ -3464,7 +3680,7 @@
     <w:uiPriority w:val="9"/>
     <w:rsid w:val="00FC693F"/>
     <w:rPr>
-      <w:rFonts w:asciiTheme="majorHAnsi" w:cstheme="majorBidi" w:eastAsiaTheme="majorEastAsia" w:hAnsiTheme="majorHAnsi"/>
+      <w:rFonts w:asciiTheme="majorHAnsi" w:cstheme="majorBidi" w:hAnsiTheme="majorHAnsi" w:eastAsia="黑体"/>
       <w:b/>
       <w:bCs/>
       <w:color w:themeColor="accent1" w:val="4F81BD"/>
@@ -3487,7 +3703,7 @@
       <w:contextualSpacing/>
     </w:pPr>
     <w:rPr>
-      <w:rFonts w:ascii="Times New Roman" w:asciiTheme="majorHAnsi" w:cstheme="majorBidi" w:eastAsia="黑体" w:eastAsiaTheme="majorEastAsia" w:hAnsi="Times New Roman" w:hAnsiTheme="majorHAnsi"/>
+      <w:rFonts w:ascii="Times New Roman" w:asciiTheme="majorHAnsi" w:cstheme="majorBidi" w:eastAsia="黑体" w:hAnsi="Times New Roman" w:hAnsiTheme="majorHAnsi"/>
       <w:b/>
       <w:color w:val="1F3864"/>
       <w:spacing w:val="5"/>
@@ -3503,7 +3719,7 @@
     <w:uiPriority w:val="10"/>
     <w:rsid w:val="00FC693F"/>
     <w:rPr>
-      <w:rFonts w:asciiTheme="majorHAnsi" w:cstheme="majorBidi" w:eastAsiaTheme="majorEastAsia" w:hAnsiTheme="majorHAnsi"/>
+      <w:rFonts w:asciiTheme="majorHAnsi" w:cstheme="majorBidi" w:hAnsiTheme="majorHAnsi" w:eastAsia="黑体"/>
       <w:color w:themeColor="text2" w:themeShade="BF" w:val="17365D"/>
       <w:spacing w:val="5"/>
       <w:kern w:val="28"/>
@@ -3525,7 +3741,7 @@
       </w:numPr>
     </w:pPr>
     <w:rPr>
-      <w:rFonts w:asciiTheme="majorHAnsi" w:cstheme="majorBidi" w:eastAsiaTheme="majorEastAsia" w:hAnsiTheme="majorHAnsi"/>
+      <w:rFonts w:asciiTheme="majorHAnsi" w:cstheme="majorBidi" w:hAnsiTheme="majorHAnsi" w:eastAsia="黑体"/>
       <w:i/>
       <w:iCs/>
       <w:color w:themeColor="accent1" w:val="4F81BD"/>
@@ -3541,7 +3757,7 @@
     <w:uiPriority w:val="11"/>
     <w:rsid w:val="00FC693F"/>
     <w:rPr>
-      <w:rFonts w:asciiTheme="majorHAnsi" w:cstheme="majorBidi" w:eastAsiaTheme="majorEastAsia" w:hAnsiTheme="majorHAnsi"/>
+      <w:rFonts w:asciiTheme="majorHAnsi" w:cstheme="majorBidi" w:hAnsiTheme="majorHAnsi" w:eastAsia="黑体"/>
       <w:i/>
       <w:iCs/>
       <w:color w:themeColor="accent1" w:val="4F81BD"/>
@@ -3608,6 +3824,7 @@
       <w:spacing w:after="120"/>
     </w:pPr>
     <w:rPr>
+      <w:rFonts w:eastAsia="黑体"/>
       <w:sz w:val="16"/>
       <w:szCs w:val="16"/>
     </w:rPr>
@@ -3619,6 +3836,7 @@
     <w:uiPriority w:val="99"/>
     <w:rsid w:val="00AA1D8D"/>
     <w:rPr>
+      <w:rFonts w:eastAsia="黑体"/>
       <w:sz w:val="16"/>
       <w:szCs w:val="16"/>
     </w:rPr>
@@ -3788,7 +4006,7 @@
       </w:tabs>
     </w:pPr>
     <w:rPr>
-      <w:rFonts w:ascii="Courier" w:hAnsi="Courier"/>
+      <w:rFonts w:ascii="Courier" w:hAnsi="Courier" w:eastAsia="黑体"/>
       <w:sz w:val="20"/>
       <w:szCs w:val="20"/>
     </w:rPr>
@@ -3800,7 +4018,7 @@
     <w:uiPriority w:val="99"/>
     <w:rsid w:val="0029639D"/>
     <w:rPr>
-      <w:rFonts w:ascii="Courier" w:hAnsi="Courier"/>
+      <w:rFonts w:ascii="Courier" w:hAnsi="Courier" w:eastAsia="黑体"/>
       <w:sz w:val="20"/>
       <w:szCs w:val="20"/>
     </w:rPr>
@@ -3836,6 +4054,7 @@
     <w:uiPriority w:val="29"/>
     <w:rsid w:val="00FC693F"/>
     <w:rPr>
+      <w:rFonts w:eastAsia="黑体"/>
       <w:i/>
       <w:iCs/>
       <w:color w:themeColor="text1" w:val="000000"/>
@@ -3849,7 +4068,7 @@
     <w:semiHidden/>
     <w:rsid w:val="00FC693F"/>
     <w:rPr>
-      <w:rFonts w:asciiTheme="majorHAnsi" w:cstheme="majorBidi" w:eastAsiaTheme="majorEastAsia" w:hAnsiTheme="majorHAnsi"/>
+      <w:rFonts w:asciiTheme="majorHAnsi" w:cstheme="majorBidi" w:hAnsiTheme="majorHAnsi" w:eastAsia="黑体"/>
       <w:b/>
       <w:bCs/>
       <w:i/>
@@ -3865,7 +4084,7 @@
     <w:semiHidden/>
     <w:rsid w:val="00FC693F"/>
     <w:rPr>
-      <w:rFonts w:asciiTheme="majorHAnsi" w:cstheme="majorBidi" w:eastAsiaTheme="majorEastAsia" w:hAnsiTheme="majorHAnsi"/>
+      <w:rFonts w:asciiTheme="majorHAnsi" w:cstheme="majorBidi" w:hAnsiTheme="majorHAnsi" w:eastAsia="黑体"/>
       <w:color w:themeColor="accent1" w:themeShade="7F" w:val="243F60"/>
     </w:rPr>
   </w:style>
@@ -3877,7 +4096,7 @@
     <w:semiHidden/>
     <w:rsid w:val="00FC693F"/>
     <w:rPr>
-      <w:rFonts w:asciiTheme="majorHAnsi" w:cstheme="majorBidi" w:eastAsiaTheme="majorEastAsia" w:hAnsiTheme="majorHAnsi"/>
+      <w:rFonts w:asciiTheme="majorHAnsi" w:cstheme="majorBidi" w:hAnsiTheme="majorHAnsi" w:eastAsia="黑体"/>
       <w:i/>
       <w:iCs/>
       <w:color w:themeColor="accent1" w:themeShade="7F" w:val="243F60"/>
@@ -3891,7 +4110,7 @@
     <w:semiHidden/>
     <w:rsid w:val="00FC693F"/>
     <w:rPr>
-      <w:rFonts w:asciiTheme="majorHAnsi" w:cstheme="majorBidi" w:eastAsiaTheme="majorEastAsia" w:hAnsiTheme="majorHAnsi"/>
+      <w:rFonts w:asciiTheme="majorHAnsi" w:cstheme="majorBidi" w:hAnsiTheme="majorHAnsi" w:eastAsia="黑体"/>
       <w:i/>
       <w:iCs/>
       <w:color w:themeColor="text1" w:themeTint="BF" w:val="404040"/>
@@ -3905,7 +4124,7 @@
     <w:semiHidden/>
     <w:rsid w:val="00FC693F"/>
     <w:rPr>
-      <w:rFonts w:asciiTheme="majorHAnsi" w:cstheme="majorBidi" w:eastAsiaTheme="majorEastAsia" w:hAnsiTheme="majorHAnsi"/>
+      <w:rFonts w:asciiTheme="majorHAnsi" w:cstheme="majorBidi" w:hAnsiTheme="majorHAnsi" w:eastAsia="黑体"/>
       <w:color w:themeColor="accent1" w:val="4F81BD"/>
       <w:sz w:val="20"/>
       <w:szCs w:val="20"/>
@@ -3919,7 +4138,7 @@
     <w:semiHidden/>
     <w:rsid w:val="00FC693F"/>
     <w:rPr>
-      <w:rFonts w:asciiTheme="majorHAnsi" w:cstheme="majorBidi" w:eastAsiaTheme="majorEastAsia" w:hAnsiTheme="majorHAnsi"/>
+      <w:rFonts w:asciiTheme="majorHAnsi" w:cstheme="majorBidi" w:hAnsiTheme="majorHAnsi" w:eastAsia="黑体"/>
       <w:i/>
       <w:iCs/>
       <w:color w:themeColor="text1" w:themeTint="BF" w:val="404040"/>
@@ -3940,6 +4159,7 @@
       <w:spacing w:line="240" w:lineRule="auto"/>
     </w:pPr>
     <w:rPr>
+      <w:rFonts w:eastAsia="黑体"/>
       <w:b/>
       <w:bCs/>
       <w:color w:themeColor="accent1" w:val="4F81BD"/>
@@ -3954,6 +4174,7 @@
     <w:qFormat/>
     <w:rsid w:val="00FC693F"/>
     <w:rPr>
+      <w:rFonts w:eastAsia="黑体"/>
       <w:b/>
       <w:bCs/>
     </w:rPr>
@@ -3965,6 +4186,7 @@
     <w:qFormat/>
     <w:rsid w:val="00FC693F"/>
     <w:rPr>
+      <w:rFonts w:eastAsia="黑体"/>
       <w:i/>
       <w:iCs/>
     </w:rPr>
@@ -3985,6 +4207,7 @@
       <w:ind w:left="936" w:right="936"/>
     </w:pPr>
     <w:rPr>
+      <w:rFonts w:eastAsia="黑体"/>
       <w:b/>
       <w:bCs/>
       <w:i/>
@@ -3999,6 +4222,7 @@
     <w:uiPriority w:val="30"/>
     <w:rsid w:val="00FC693F"/>
     <w:rPr>
+      <w:rFonts w:eastAsia="黑体"/>
       <w:b/>
       <w:bCs/>
       <w:i/>
@@ -4013,6 +4237,7 @@
     <w:qFormat/>
     <w:rsid w:val="00FC693F"/>
     <w:rPr>
+      <w:rFonts w:eastAsia="黑体"/>
       <w:i/>
       <w:iCs/>
       <w:color w:themeColor="text1" w:themeTint="7F" w:val="808080"/>
@@ -4025,6 +4250,7 @@
     <w:qFormat/>
     <w:rsid w:val="00FC693F"/>
     <w:rPr>
+      <w:rFonts w:eastAsia="黑体"/>
       <w:b/>
       <w:bCs/>
       <w:i/>
@@ -4039,6 +4265,7 @@
     <w:qFormat/>
     <w:rsid w:val="00FC693F"/>
     <w:rPr>
+      <w:rFonts w:eastAsia="黑体"/>
       <w:smallCaps/>
       <w:color w:themeColor="accent2" w:val="C0504D"/>
       <w:u w:val="single"/>
@@ -4051,6 +4278,7 @@
     <w:qFormat/>
     <w:rsid w:val="00FC693F"/>
     <w:rPr>
+      <w:rFonts w:eastAsia="黑体"/>
       <w:b/>
       <w:bCs/>
       <w:smallCaps/>
@@ -4066,6 +4294,7 @@
     <w:qFormat/>
     <w:rsid w:val="00FC693F"/>
     <w:rPr>
+      <w:rFonts w:eastAsia="黑体"/>
       <w:b/>
       <w:bCs/>
       <w:smallCaps/>
@@ -4120,6 +4349,7 @@
       <w:spacing w:after="0" w:line="240" w:lineRule="auto"/>
     </w:pPr>
     <w:rPr>
+      <w:rFonts w:eastAsia="黑体"/>
       <w:color w:themeColor="text1" w:themeShade="BF" w:val="000000"/>
     </w:rPr>
     <w:tblPr>
@@ -4142,6 +4372,7 @@
         <w:spacing w:after="0" w:before="0" w:line="240" w:lineRule="auto"/>
       </w:pPr>
       <w:rPr>
+        <w:rFonts w:eastAsia="黑体"/>
         <w:b/>
         <w:bCs/>
       </w:rPr>
@@ -4162,6 +4393,7 @@
         <w:spacing w:after="0" w:before="0" w:line="240" w:lineRule="auto"/>
       </w:pPr>
       <w:rPr>
+        <w:rFonts w:eastAsia="黑体"/>
         <w:b/>
         <w:bCs/>
       </w:rPr>
@@ -4179,12 +4411,14 @@
     </w:tblStylePr>
     <w:tblStylePr w:type="firstCol">
       <w:rPr>
+        <w:rFonts w:eastAsia="黑体"/>
         <w:b/>
         <w:bCs/>
       </w:rPr>
     </w:tblStylePr>
     <w:tblStylePr w:type="lastCol">
       <w:rPr>
+        <w:rFonts w:eastAsia="黑体"/>
         <w:b/>
         <w:bCs/>
       </w:rPr>
@@ -4223,6 +4457,7 @@
       <w:spacing w:after="0" w:line="240" w:lineRule="auto"/>
     </w:pPr>
     <w:rPr>
+      <w:rFonts w:eastAsia="黑体"/>
       <w:color w:themeColor="accent1" w:themeShade="BF" w:val="365F91"/>
     </w:rPr>
     <w:tblPr>
@@ -4245,6 +4480,7 @@
         <w:spacing w:after="0" w:before="0" w:line="240" w:lineRule="auto"/>
       </w:pPr>
       <w:rPr>
+        <w:rFonts w:eastAsia="黑体"/>
         <w:b/>
         <w:bCs/>
       </w:rPr>
@@ -4265,6 +4501,7 @@
         <w:spacing w:after="0" w:before="0" w:line="240" w:lineRule="auto"/>
       </w:pPr>
       <w:rPr>
+        <w:rFonts w:eastAsia="黑体"/>
         <w:b/>
         <w:bCs/>
       </w:rPr>
@@ -4282,12 +4519,14 @@
     </w:tblStylePr>
     <w:tblStylePr w:type="firstCol">
       <w:rPr>
+        <w:rFonts w:eastAsia="黑体"/>
         <w:b/>
         <w:bCs/>
       </w:rPr>
     </w:tblStylePr>
     <w:tblStylePr w:type="lastCol">
       <w:rPr>
+        <w:rFonts w:eastAsia="黑体"/>
         <w:b/>
         <w:bCs/>
       </w:rPr>
@@ -4326,6 +4565,7 @@
       <w:spacing w:after="0" w:line="240" w:lineRule="auto"/>
     </w:pPr>
     <w:rPr>
+      <w:rFonts w:eastAsia="黑体"/>
       <w:color w:themeColor="accent2" w:themeShade="BF" w:val="943634"/>
     </w:rPr>
     <w:tblPr>
@@ -4348,6 +4588,7 @@
         <w:spacing w:after="0" w:before="0" w:line="240" w:lineRule="auto"/>
       </w:pPr>
       <w:rPr>
+        <w:rFonts w:eastAsia="黑体"/>
         <w:b/>
         <w:bCs/>
       </w:rPr>
@@ -4368,6 +4609,7 @@
         <w:spacing w:after="0" w:before="0" w:line="240" w:lineRule="auto"/>
       </w:pPr>
       <w:rPr>
+        <w:rFonts w:eastAsia="黑体"/>
         <w:b/>
         <w:bCs/>
       </w:rPr>
@@ -4385,12 +4627,14 @@
     </w:tblStylePr>
     <w:tblStylePr w:type="firstCol">
       <w:rPr>
+        <w:rFonts w:eastAsia="黑体"/>
         <w:b/>
         <w:bCs/>
       </w:rPr>
     </w:tblStylePr>
     <w:tblStylePr w:type="lastCol">
       <w:rPr>
+        <w:rFonts w:eastAsia="黑体"/>
         <w:b/>
         <w:bCs/>
       </w:rPr>
@@ -4429,6 +4673,7 @@
       <w:spacing w:after="0" w:line="240" w:lineRule="auto"/>
     </w:pPr>
     <w:rPr>
+      <w:rFonts w:eastAsia="黑体"/>
       <w:color w:themeColor="accent3" w:themeShade="BF" w:val="76923C"/>
     </w:rPr>
     <w:tblPr>
@@ -4451,6 +4696,7 @@
         <w:spacing w:after="0" w:before="0" w:line="240" w:lineRule="auto"/>
       </w:pPr>
       <w:rPr>
+        <w:rFonts w:eastAsia="黑体"/>
         <w:b/>
         <w:bCs/>
       </w:rPr>
@@ -4471,6 +4717,7 @@
         <w:spacing w:after="0" w:before="0" w:line="240" w:lineRule="auto"/>
       </w:pPr>
       <w:rPr>
+        <w:rFonts w:eastAsia="黑体"/>
         <w:b/>
         <w:bCs/>
       </w:rPr>
@@ -4488,12 +4735,14 @@
     </w:tblStylePr>
     <w:tblStylePr w:type="firstCol">
       <w:rPr>
+        <w:rFonts w:eastAsia="黑体"/>
         <w:b/>
         <w:bCs/>
       </w:rPr>
     </w:tblStylePr>
     <w:tblStylePr w:type="lastCol">
       <w:rPr>
+        <w:rFonts w:eastAsia="黑体"/>
         <w:b/>
         <w:bCs/>
       </w:rPr>
@@ -4532,6 +4781,7 @@
       <w:spacing w:after="0" w:line="240" w:lineRule="auto"/>
     </w:pPr>
     <w:rPr>
+      <w:rFonts w:eastAsia="黑体"/>
       <w:color w:themeColor="accent4" w:themeShade="BF" w:val="5F497A"/>
     </w:rPr>
     <w:tblPr>
@@ -4554,6 +4804,7 @@
         <w:spacing w:after="0" w:before="0" w:line="240" w:lineRule="auto"/>
       </w:pPr>
       <w:rPr>
+        <w:rFonts w:eastAsia="黑体"/>
         <w:b/>
         <w:bCs/>
       </w:rPr>
@@ -4574,6 +4825,7 @@
         <w:spacing w:after="0" w:before="0" w:line="240" w:lineRule="auto"/>
       </w:pPr>
       <w:rPr>
+        <w:rFonts w:eastAsia="黑体"/>
         <w:b/>
         <w:bCs/>
       </w:rPr>
@@ -4591,12 +4843,14 @@
     </w:tblStylePr>
     <w:tblStylePr w:type="firstCol">
       <w:rPr>
+        <w:rFonts w:eastAsia="黑体"/>
         <w:b/>
         <w:bCs/>
       </w:rPr>
     </w:tblStylePr>
     <w:tblStylePr w:type="lastCol">
       <w:rPr>
+        <w:rFonts w:eastAsia="黑体"/>
         <w:b/>
         <w:bCs/>
       </w:rPr>
@@ -4635,6 +4889,7 @@
       <w:spacing w:after="0" w:line="240" w:lineRule="auto"/>
     </w:pPr>
     <w:rPr>
+      <w:rFonts w:eastAsia="黑体"/>
       <w:color w:themeColor="accent5" w:themeShade="BF" w:val="31849B"/>
     </w:rPr>
     <w:tblPr>
@@ -4657,6 +4912,7 @@
         <w:spacing w:after="0" w:before="0" w:line="240" w:lineRule="auto"/>
       </w:pPr>
       <w:rPr>
+        <w:rFonts w:eastAsia="黑体"/>
         <w:b/>
         <w:bCs/>
       </w:rPr>
@@ -4677,6 +4933,7 @@
         <w:spacing w:after="0" w:before="0" w:line="240" w:lineRule="auto"/>
       </w:pPr>
       <w:rPr>
+        <w:rFonts w:eastAsia="黑体"/>
         <w:b/>
         <w:bCs/>
       </w:rPr>
@@ -4694,12 +4951,14 @@
     </w:tblStylePr>
     <w:tblStylePr w:type="firstCol">
       <w:rPr>
+        <w:rFonts w:eastAsia="黑体"/>
         <w:b/>
         <w:bCs/>
       </w:rPr>
     </w:tblStylePr>
     <w:tblStylePr w:type="lastCol">
       <w:rPr>
+        <w:rFonts w:eastAsia="黑体"/>
         <w:b/>
         <w:bCs/>
       </w:rPr>
@@ -4738,6 +4997,7 @@
       <w:spacing w:after="0" w:line="240" w:lineRule="auto"/>
     </w:pPr>
     <w:rPr>
+      <w:rFonts w:eastAsia="黑体"/>
       <w:color w:themeColor="accent6" w:themeShade="BF" w:val="E36C0A"/>
     </w:rPr>
     <w:tblPr>
@@ -4760,6 +5020,7 @@
         <w:spacing w:after="0" w:before="0" w:line="240" w:lineRule="auto"/>
       </w:pPr>
       <w:rPr>
+        <w:rFonts w:eastAsia="黑体"/>
         <w:b/>
         <w:bCs/>
       </w:rPr>
@@ -4780,6 +5041,7 @@
         <w:spacing w:after="0" w:before="0" w:line="240" w:lineRule="auto"/>
       </w:pPr>
       <w:rPr>
+        <w:rFonts w:eastAsia="黑体"/>
         <w:b/>
         <w:bCs/>
       </w:rPr>
@@ -4797,12 +5059,14 @@
     </w:tblStylePr>
     <w:tblStylePr w:type="firstCol">
       <w:rPr>
+        <w:rFonts w:eastAsia="黑体"/>
         <w:b/>
         <w:bCs/>
       </w:rPr>
     </w:tblStylePr>
     <w:tblStylePr w:type="lastCol">
       <w:rPr>
+        <w:rFonts w:eastAsia="黑体"/>
         <w:b/>
         <w:bCs/>
       </w:rPr>
@@ -4862,6 +5126,7 @@
         <w:spacing w:after="0" w:before="0" w:line="240" w:lineRule="auto"/>
       </w:pPr>
       <w:rPr>
+        <w:rFonts w:eastAsia="黑体"/>
         <w:b/>
         <w:bCs/>
         <w:color w:themeColor="background1" w:val="FFFFFF"/>
@@ -4876,6 +5141,7 @@
         <w:spacing w:after="0" w:before="0" w:line="240" w:lineRule="auto"/>
       </w:pPr>
       <w:rPr>
+        <w:rFonts w:eastAsia="黑体"/>
         <w:b/>
         <w:bCs/>
       </w:rPr>
@@ -4891,12 +5157,14 @@
     </w:tblStylePr>
     <w:tblStylePr w:type="firstCol">
       <w:rPr>
+        <w:rFonts w:eastAsia="黑体"/>
         <w:b/>
         <w:bCs/>
       </w:rPr>
     </w:tblStylePr>
     <w:tblStylePr w:type="lastCol">
       <w:rPr>
+        <w:rFonts w:eastAsia="黑体"/>
         <w:b/>
         <w:bCs/>
       </w:rPr>
@@ -4954,6 +5222,7 @@
         <w:spacing w:after="0" w:before="0" w:line="240" w:lineRule="auto"/>
       </w:pPr>
       <w:rPr>
+        <w:rFonts w:eastAsia="黑体"/>
         <w:b/>
         <w:bCs/>
         <w:color w:themeColor="background1" w:val="FFFFFF"/>
@@ -4968,6 +5237,7 @@
         <w:spacing w:after="0" w:before="0" w:line="240" w:lineRule="auto"/>
       </w:pPr>
       <w:rPr>
+        <w:rFonts w:eastAsia="黑体"/>
         <w:b/>
         <w:bCs/>
       </w:rPr>
@@ -4983,12 +5253,14 @@
     </w:tblStylePr>
     <w:tblStylePr w:type="firstCol">
       <w:rPr>
+        <w:rFonts w:eastAsia="黑体"/>
         <w:b/>
         <w:bCs/>
       </w:rPr>
     </w:tblStylePr>
     <w:tblStylePr w:type="lastCol">
       <w:rPr>
+        <w:rFonts w:eastAsia="黑体"/>
         <w:b/>
         <w:bCs/>
       </w:rPr>
@@ -5046,6 +5318,7 @@
         <w:spacing w:after="0" w:before="0" w:line="240" w:lineRule="auto"/>
       </w:pPr>
       <w:rPr>
+        <w:rFonts w:eastAsia="黑体"/>
         <w:b/>
         <w:bCs/>
         <w:color w:themeColor="background1" w:val="FFFFFF"/>
@@ -5060,6 +5333,7 @@
         <w:spacing w:after="0" w:before="0" w:line="240" w:lineRule="auto"/>
       </w:pPr>
       <w:rPr>
+        <w:rFonts w:eastAsia="黑体"/>
         <w:b/>
         <w:bCs/>
       </w:rPr>
@@ -5075,12 +5349,14 @@
     </w:tblStylePr>
     <w:tblStylePr w:type="firstCol">
       <w:rPr>
+        <w:rFonts w:eastAsia="黑体"/>
         <w:b/>
         <w:bCs/>
       </w:rPr>
     </w:tblStylePr>
     <w:tblStylePr w:type="lastCol">
       <w:rPr>
+        <w:rFonts w:eastAsia="黑体"/>
         <w:b/>
         <w:bCs/>
       </w:rPr>
@@ -5138,6 +5414,7 @@
         <w:spacing w:after="0" w:before="0" w:line="240" w:lineRule="auto"/>
       </w:pPr>
       <w:rPr>
+        <w:rFonts w:eastAsia="黑体"/>
         <w:b/>
         <w:bCs/>
         <w:color w:themeColor="background1" w:val="FFFFFF"/>
@@ -5152,6 +5429,7 @@
         <w:spacing w:after="0" w:before="0" w:line="240" w:lineRule="auto"/>
       </w:pPr>
       <w:rPr>
+        <w:rFonts w:eastAsia="黑体"/>
         <w:b/>
         <w:bCs/>
       </w:rPr>
@@ -5167,12 +5445,14 @@
     </w:tblStylePr>
     <w:tblStylePr w:type="firstCol">
       <w:rPr>
+        <w:rFonts w:eastAsia="黑体"/>
         <w:b/>
         <w:bCs/>
       </w:rPr>
     </w:tblStylePr>
     <w:tblStylePr w:type="lastCol">
       <w:rPr>
+        <w:rFonts w:eastAsia="黑体"/>
         <w:b/>
         <w:bCs/>
       </w:rPr>
@@ -5230,6 +5510,7 @@
         <w:spacing w:after="0" w:before="0" w:line="240" w:lineRule="auto"/>
       </w:pPr>
       <w:rPr>
+        <w:rFonts w:eastAsia="黑体"/>
         <w:b/>
         <w:bCs/>
         <w:color w:themeColor="background1" w:val="FFFFFF"/>
@@ -5244,6 +5525,7 @@
         <w:spacing w:after="0" w:before="0" w:line="240" w:lineRule="auto"/>
       </w:pPr>
       <w:rPr>
+        <w:rFonts w:eastAsia="黑体"/>
         <w:b/>
         <w:bCs/>
       </w:rPr>
@@ -5259,12 +5541,14 @@
     </w:tblStylePr>
     <w:tblStylePr w:type="firstCol">
       <w:rPr>
+        <w:rFonts w:eastAsia="黑体"/>
         <w:b/>
         <w:bCs/>
       </w:rPr>
     </w:tblStylePr>
     <w:tblStylePr w:type="lastCol">
       <w:rPr>
+        <w:rFonts w:eastAsia="黑体"/>
         <w:b/>
         <w:bCs/>
       </w:rPr>
@@ -5322,6 +5606,7 @@
         <w:spacing w:after="0" w:before="0" w:line="240" w:lineRule="auto"/>
       </w:pPr>
       <w:rPr>
+        <w:rFonts w:eastAsia="黑体"/>
         <w:b/>
         <w:bCs/>
         <w:color w:themeColor="background1" w:val="FFFFFF"/>
@@ -5336,6 +5621,7 @@
         <w:spacing w:after="0" w:before="0" w:line="240" w:lineRule="auto"/>
       </w:pPr>
       <w:rPr>
+        <w:rFonts w:eastAsia="黑体"/>
         <w:b/>
         <w:bCs/>
       </w:rPr>
@@ -5351,12 +5637,14 @@
     </w:tblStylePr>
     <w:tblStylePr w:type="firstCol">
       <w:rPr>
+        <w:rFonts w:eastAsia="黑体"/>
         <w:b/>
         <w:bCs/>
       </w:rPr>
     </w:tblStylePr>
     <w:tblStylePr w:type="lastCol">
       <w:rPr>
+        <w:rFonts w:eastAsia="黑体"/>
         <w:b/>
         <w:bCs/>
       </w:rPr>
@@ -5414,6 +5702,7 @@
         <w:spacing w:after="0" w:before="0" w:line="240" w:lineRule="auto"/>
       </w:pPr>
       <w:rPr>
+        <w:rFonts w:eastAsia="黑体"/>
         <w:b/>
         <w:bCs/>
         <w:color w:themeColor="background1" w:val="FFFFFF"/>
@@ -5428,6 +5717,7 @@
         <w:spacing w:after="0" w:before="0" w:line="240" w:lineRule="auto"/>
       </w:pPr>
       <w:rPr>
+        <w:rFonts w:eastAsia="黑体"/>
         <w:b/>
         <w:bCs/>
       </w:rPr>
@@ -5443,12 +5733,14 @@
     </w:tblStylePr>
     <w:tblStylePr w:type="firstCol">
       <w:rPr>
+        <w:rFonts w:eastAsia="黑体"/>
         <w:b/>
         <w:bCs/>
       </w:rPr>
     </w:tblStylePr>
     <w:tblStylePr w:type="lastCol">
       <w:rPr>
+        <w:rFonts w:eastAsia="黑体"/>
         <w:b/>
         <w:bCs/>
       </w:rPr>
@@ -5508,7 +5800,7 @@
         <w:spacing w:after="0" w:before="0" w:line="240" w:lineRule="auto"/>
       </w:pPr>
       <w:rPr>
-        <w:rFonts w:asciiTheme="majorHAnsi" w:cstheme="majorBidi" w:eastAsiaTheme="majorEastAsia" w:hAnsiTheme="majorHAnsi"/>
+        <w:rFonts w:asciiTheme="majorHAnsi" w:cstheme="majorBidi" w:hAnsiTheme="majorHAnsi" w:eastAsia="黑体"/>
         <w:b/>
         <w:bCs/>
       </w:rPr>
@@ -5529,7 +5821,7 @@
         <w:spacing w:after="0" w:before="0" w:line="240" w:lineRule="auto"/>
       </w:pPr>
       <w:rPr>
-        <w:rFonts w:asciiTheme="majorHAnsi" w:cstheme="majorBidi" w:eastAsiaTheme="majorEastAsia" w:hAnsiTheme="majorHAnsi"/>
+        <w:rFonts w:asciiTheme="majorHAnsi" w:cstheme="majorBidi" w:hAnsiTheme="majorHAnsi" w:eastAsia="黑体"/>
         <w:b/>
         <w:bCs/>
       </w:rPr>
@@ -5547,14 +5839,14 @@
     </w:tblStylePr>
     <w:tblStylePr w:type="firstCol">
       <w:rPr>
-        <w:rFonts w:asciiTheme="majorHAnsi" w:cstheme="majorBidi" w:eastAsiaTheme="majorEastAsia" w:hAnsiTheme="majorHAnsi"/>
+        <w:rFonts w:asciiTheme="majorHAnsi" w:cstheme="majorBidi" w:hAnsiTheme="majorHAnsi" w:eastAsia="黑体"/>
         <w:b/>
         <w:bCs/>
       </w:rPr>
     </w:tblStylePr>
     <w:tblStylePr w:type="lastCol">
       <w:rPr>
-        <w:rFonts w:asciiTheme="majorHAnsi" w:cstheme="majorBidi" w:eastAsiaTheme="majorEastAsia" w:hAnsiTheme="majorHAnsi"/>
+        <w:rFonts w:asciiTheme="majorHAnsi" w:cstheme="majorBidi" w:hAnsiTheme="majorHAnsi" w:eastAsia="黑体"/>
         <w:b/>
         <w:bCs/>
       </w:rPr>
@@ -5638,7 +5930,7 @@
         <w:spacing w:after="0" w:before="0" w:line="240" w:lineRule="auto"/>
       </w:pPr>
       <w:rPr>
-        <w:rFonts w:asciiTheme="majorHAnsi" w:cstheme="majorBidi" w:eastAsiaTheme="majorEastAsia" w:hAnsiTheme="majorHAnsi"/>
+        <w:rFonts w:asciiTheme="majorHAnsi" w:cstheme="majorBidi" w:hAnsiTheme="majorHAnsi" w:eastAsia="黑体"/>
         <w:b/>
         <w:bCs/>
       </w:rPr>
@@ -5659,7 +5951,7 @@
         <w:spacing w:after="0" w:before="0" w:line="240" w:lineRule="auto"/>
       </w:pPr>
       <w:rPr>
-        <w:rFonts w:asciiTheme="majorHAnsi" w:cstheme="majorBidi" w:eastAsiaTheme="majorEastAsia" w:hAnsiTheme="majorHAnsi"/>
+        <w:rFonts w:asciiTheme="majorHAnsi" w:cstheme="majorBidi" w:hAnsiTheme="majorHAnsi" w:eastAsia="黑体"/>
         <w:b/>
         <w:bCs/>
       </w:rPr>
@@ -5677,14 +5969,14 @@
     </w:tblStylePr>
     <w:tblStylePr w:type="firstCol">
       <w:rPr>
-        <w:rFonts w:asciiTheme="majorHAnsi" w:cstheme="majorBidi" w:eastAsiaTheme="majorEastAsia" w:hAnsiTheme="majorHAnsi"/>
+        <w:rFonts w:asciiTheme="majorHAnsi" w:cstheme="majorBidi" w:hAnsiTheme="majorHAnsi" w:eastAsia="黑体"/>
         <w:b/>
         <w:bCs/>
       </w:rPr>
     </w:tblStylePr>
     <w:tblStylePr w:type="lastCol">
       <w:rPr>
-        <w:rFonts w:asciiTheme="majorHAnsi" w:cstheme="majorBidi" w:eastAsiaTheme="majorEastAsia" w:hAnsiTheme="majorHAnsi"/>
+        <w:rFonts w:asciiTheme="majorHAnsi" w:cstheme="majorBidi" w:hAnsiTheme="majorHAnsi" w:eastAsia="黑体"/>
         <w:b/>
         <w:bCs/>
       </w:rPr>
@@ -5768,7 +6060,7 @@
         <w:spacing w:after="0" w:before="0" w:line="240" w:lineRule="auto"/>
       </w:pPr>
       <w:rPr>
-        <w:rFonts w:asciiTheme="majorHAnsi" w:cstheme="majorBidi" w:eastAsiaTheme="majorEastAsia" w:hAnsiTheme="majorHAnsi"/>
+        <w:rFonts w:asciiTheme="majorHAnsi" w:cstheme="majorBidi" w:hAnsiTheme="majorHAnsi" w:eastAsia="黑体"/>
         <w:b/>
         <w:bCs/>
       </w:rPr>
@@ -5789,7 +6081,7 @@
         <w:spacing w:after="0" w:before="0" w:line="240" w:lineRule="auto"/>
       </w:pPr>
       <w:rPr>
-        <w:rFonts w:asciiTheme="majorHAnsi" w:cstheme="majorBidi" w:eastAsiaTheme="majorEastAsia" w:hAnsiTheme="majorHAnsi"/>
+        <w:rFonts w:asciiTheme="majorHAnsi" w:cstheme="majorBidi" w:hAnsiTheme="majorHAnsi" w:eastAsia="黑体"/>
         <w:b/>
         <w:bCs/>
       </w:rPr>
@@ -5807,14 +6099,14 @@
     </w:tblStylePr>
     <w:tblStylePr w:type="firstCol">
       <w:rPr>
-        <w:rFonts w:asciiTheme="majorHAnsi" w:cstheme="majorBidi" w:eastAsiaTheme="majorEastAsia" w:hAnsiTheme="majorHAnsi"/>
+        <w:rFonts w:asciiTheme="majorHAnsi" w:cstheme="majorBidi" w:hAnsiTheme="majorHAnsi" w:eastAsia="黑体"/>
         <w:b/>
         <w:bCs/>
       </w:rPr>
     </w:tblStylePr>
     <w:tblStylePr w:type="lastCol">
       <w:rPr>
-        <w:rFonts w:asciiTheme="majorHAnsi" w:cstheme="majorBidi" w:eastAsiaTheme="majorEastAsia" w:hAnsiTheme="majorHAnsi"/>
+        <w:rFonts w:asciiTheme="majorHAnsi" w:cstheme="majorBidi" w:hAnsiTheme="majorHAnsi" w:eastAsia="黑体"/>
         <w:b/>
         <w:bCs/>
       </w:rPr>
@@ -5898,7 +6190,7 @@
         <w:spacing w:after="0" w:before="0" w:line="240" w:lineRule="auto"/>
       </w:pPr>
       <w:rPr>
-        <w:rFonts w:asciiTheme="majorHAnsi" w:cstheme="majorBidi" w:eastAsiaTheme="majorEastAsia" w:hAnsiTheme="majorHAnsi"/>
+        <w:rFonts w:asciiTheme="majorHAnsi" w:cstheme="majorBidi" w:hAnsiTheme="majorHAnsi" w:eastAsia="黑体"/>
         <w:b/>
         <w:bCs/>
       </w:rPr>
@@ -5919,7 +6211,7 @@
         <w:spacing w:after="0" w:before="0" w:line="240" w:lineRule="auto"/>
       </w:pPr>
       <w:rPr>
-        <w:rFonts w:asciiTheme="majorHAnsi" w:cstheme="majorBidi" w:eastAsiaTheme="majorEastAsia" w:hAnsiTheme="majorHAnsi"/>
+        <w:rFonts w:asciiTheme="majorHAnsi" w:cstheme="majorBidi" w:hAnsiTheme="majorHAnsi" w:eastAsia="黑体"/>
         <w:b/>
         <w:bCs/>
       </w:rPr>
@@ -5937,14 +6229,14 @@
     </w:tblStylePr>
     <w:tblStylePr w:type="firstCol">
       <w:rPr>
-        <w:rFonts w:asciiTheme="majorHAnsi" w:cstheme="majorBidi" w:eastAsiaTheme="majorEastAsia" w:hAnsiTheme="majorHAnsi"/>
+        <w:rFonts w:asciiTheme="majorHAnsi" w:cstheme="majorBidi" w:hAnsiTheme="majorHAnsi" w:eastAsia="黑体"/>
         <w:b/>
         <w:bCs/>
       </w:rPr>
     </w:tblStylePr>
     <w:tblStylePr w:type="lastCol">
       <w:rPr>
-        <w:rFonts w:asciiTheme="majorHAnsi" w:cstheme="majorBidi" w:eastAsiaTheme="majorEastAsia" w:hAnsiTheme="majorHAnsi"/>
+        <w:rFonts w:asciiTheme="majorHAnsi" w:cstheme="majorBidi" w:hAnsiTheme="majorHAnsi" w:eastAsia="黑体"/>
         <w:b/>
         <w:bCs/>
       </w:rPr>
@@ -6028,7 +6320,7 @@
         <w:spacing w:after="0" w:before="0" w:line="240" w:lineRule="auto"/>
       </w:pPr>
       <w:rPr>
-        <w:rFonts w:asciiTheme="majorHAnsi" w:cstheme="majorBidi" w:eastAsiaTheme="majorEastAsia" w:hAnsiTheme="majorHAnsi"/>
+        <w:rFonts w:asciiTheme="majorHAnsi" w:cstheme="majorBidi" w:hAnsiTheme="majorHAnsi" w:eastAsia="黑体"/>
         <w:b/>
         <w:bCs/>
       </w:rPr>
@@ -6049,7 +6341,7 @@
         <w:spacing w:after="0" w:before="0" w:line="240" w:lineRule="auto"/>
       </w:pPr>
       <w:rPr>
-        <w:rFonts w:asciiTheme="majorHAnsi" w:cstheme="majorBidi" w:eastAsiaTheme="majorEastAsia" w:hAnsiTheme="majorHAnsi"/>
+        <w:rFonts w:asciiTheme="majorHAnsi" w:cstheme="majorBidi" w:hAnsiTheme="majorHAnsi" w:eastAsia="黑体"/>
         <w:b/>
         <w:bCs/>
       </w:rPr>
@@ -6067,14 +6359,14 @@
     </w:tblStylePr>
     <w:tblStylePr w:type="firstCol">
       <w:rPr>
-        <w:rFonts w:asciiTheme="majorHAnsi" w:cstheme="majorBidi" w:eastAsiaTheme="majorEastAsia" w:hAnsiTheme="majorHAnsi"/>
+        <w:rFonts w:asciiTheme="majorHAnsi" w:cstheme="majorBidi" w:hAnsiTheme="majorHAnsi" w:eastAsia="黑体"/>
         <w:b/>
         <w:bCs/>
       </w:rPr>
     </w:tblStylePr>
     <w:tblStylePr w:type="lastCol">
       <w:rPr>
-        <w:rFonts w:asciiTheme="majorHAnsi" w:cstheme="majorBidi" w:eastAsiaTheme="majorEastAsia" w:hAnsiTheme="majorHAnsi"/>
+        <w:rFonts w:asciiTheme="majorHAnsi" w:cstheme="majorBidi" w:hAnsiTheme="majorHAnsi" w:eastAsia="黑体"/>
         <w:b/>
         <w:bCs/>
       </w:rPr>
@@ -6158,7 +6450,7 @@
         <w:spacing w:after="0" w:before="0" w:line="240" w:lineRule="auto"/>
       </w:pPr>
       <w:rPr>
-        <w:rFonts w:asciiTheme="majorHAnsi" w:cstheme="majorBidi" w:eastAsiaTheme="majorEastAsia" w:hAnsiTheme="majorHAnsi"/>
+        <w:rFonts w:asciiTheme="majorHAnsi" w:cstheme="majorBidi" w:hAnsiTheme="majorHAnsi" w:eastAsia="黑体"/>
         <w:b/>
         <w:bCs/>
       </w:rPr>
@@ -6179,7 +6471,7 @@
         <w:spacing w:after="0" w:before="0" w:line="240" w:lineRule="auto"/>
       </w:pPr>
       <w:rPr>
-        <w:rFonts w:asciiTheme="majorHAnsi" w:cstheme="majorBidi" w:eastAsiaTheme="majorEastAsia" w:hAnsiTheme="majorHAnsi"/>
+        <w:rFonts w:asciiTheme="majorHAnsi" w:cstheme="majorBidi" w:hAnsiTheme="majorHAnsi" w:eastAsia="黑体"/>
         <w:b/>
         <w:bCs/>
       </w:rPr>
@@ -6197,14 +6489,14 @@
     </w:tblStylePr>
     <w:tblStylePr w:type="firstCol">
       <w:rPr>
-        <w:rFonts w:asciiTheme="majorHAnsi" w:cstheme="majorBidi" w:eastAsiaTheme="majorEastAsia" w:hAnsiTheme="majorHAnsi"/>
+        <w:rFonts w:asciiTheme="majorHAnsi" w:cstheme="majorBidi" w:hAnsiTheme="majorHAnsi" w:eastAsia="黑体"/>
         <w:b/>
         <w:bCs/>
       </w:rPr>
     </w:tblStylePr>
     <w:tblStylePr w:type="lastCol">
       <w:rPr>
-        <w:rFonts w:asciiTheme="majorHAnsi" w:cstheme="majorBidi" w:eastAsiaTheme="majorEastAsia" w:hAnsiTheme="majorHAnsi"/>
+        <w:rFonts w:asciiTheme="majorHAnsi" w:cstheme="majorBidi" w:hAnsiTheme="majorHAnsi" w:eastAsia="黑体"/>
         <w:b/>
         <w:bCs/>
       </w:rPr>
@@ -6288,7 +6580,7 @@
         <w:spacing w:after="0" w:before="0" w:line="240" w:lineRule="auto"/>
       </w:pPr>
       <w:rPr>
-        <w:rFonts w:asciiTheme="majorHAnsi" w:cstheme="majorBidi" w:eastAsiaTheme="majorEastAsia" w:hAnsiTheme="majorHAnsi"/>
+        <w:rFonts w:asciiTheme="majorHAnsi" w:cstheme="majorBidi" w:hAnsiTheme="majorHAnsi" w:eastAsia="黑体"/>
         <w:b/>
         <w:bCs/>
       </w:rPr>
@@ -6309,7 +6601,7 @@
         <w:spacing w:after="0" w:before="0" w:line="240" w:lineRule="auto"/>
       </w:pPr>
       <w:rPr>
-        <w:rFonts w:asciiTheme="majorHAnsi" w:cstheme="majorBidi" w:eastAsiaTheme="majorEastAsia" w:hAnsiTheme="majorHAnsi"/>
+        <w:rFonts w:asciiTheme="majorHAnsi" w:cstheme="majorBidi" w:hAnsiTheme="majorHAnsi" w:eastAsia="黑体"/>
         <w:b/>
         <w:bCs/>
       </w:rPr>
@@ -6327,14 +6619,14 @@
     </w:tblStylePr>
     <w:tblStylePr w:type="firstCol">
       <w:rPr>
-        <w:rFonts w:asciiTheme="majorHAnsi" w:cstheme="majorBidi" w:eastAsiaTheme="majorEastAsia" w:hAnsiTheme="majorHAnsi"/>
+        <w:rFonts w:asciiTheme="majorHAnsi" w:cstheme="majorBidi" w:hAnsiTheme="majorHAnsi" w:eastAsia="黑体"/>
         <w:b/>
         <w:bCs/>
       </w:rPr>
     </w:tblStylePr>
     <w:tblStylePr w:type="lastCol">
       <w:rPr>
-        <w:rFonts w:asciiTheme="majorHAnsi" w:cstheme="majorBidi" w:eastAsiaTheme="majorEastAsia" w:hAnsiTheme="majorHAnsi"/>
+        <w:rFonts w:asciiTheme="majorHAnsi" w:cstheme="majorBidi" w:hAnsiTheme="majorHAnsi" w:eastAsia="黑体"/>
         <w:b/>
         <w:bCs/>
       </w:rPr>
@@ -6417,6 +6709,7 @@
         <w:spacing w:after="0" w:before="0" w:line="240" w:lineRule="auto"/>
       </w:pPr>
       <w:rPr>
+        <w:rFonts w:eastAsia="黑体"/>
         <w:b/>
         <w:bCs/>
         <w:color w:themeColor="background1" w:val="FFFFFF"/>
@@ -6439,6 +6732,7 @@
         <w:spacing w:after="0" w:before="0" w:line="240" w:lineRule="auto"/>
       </w:pPr>
       <w:rPr>
+        <w:rFonts w:eastAsia="黑体"/>
         <w:b/>
         <w:bCs/>
       </w:rPr>
@@ -6456,12 +6750,14 @@
     </w:tblStylePr>
     <w:tblStylePr w:type="firstCol">
       <w:rPr>
+        <w:rFonts w:eastAsia="黑体"/>
         <w:b/>
         <w:bCs/>
       </w:rPr>
     </w:tblStylePr>
     <w:tblStylePr w:type="lastCol">
       <w:rPr>
+        <w:rFonts w:eastAsia="黑体"/>
         <w:b/>
         <w:bCs/>
       </w:rPr>
@@ -6523,6 +6819,7 @@
         <w:spacing w:after="0" w:before="0" w:line="240" w:lineRule="auto"/>
       </w:pPr>
       <w:rPr>
+        <w:rFonts w:eastAsia="黑体"/>
         <w:b/>
         <w:bCs/>
         <w:color w:themeColor="background1" w:val="FFFFFF"/>
@@ -6545,6 +6842,7 @@
         <w:spacing w:after="0" w:before="0" w:line="240" w:lineRule="auto"/>
       </w:pPr>
       <w:rPr>
+        <w:rFonts w:eastAsia="黑体"/>
         <w:b/>
         <w:bCs/>
       </w:rPr>
@@ -6562,12 +6860,14 @@
     </w:tblStylePr>
     <w:tblStylePr w:type="firstCol">
       <w:rPr>
+        <w:rFonts w:eastAsia="黑体"/>
         <w:b/>
         <w:bCs/>
       </w:rPr>
     </w:tblStylePr>
     <w:tblStylePr w:type="lastCol">
       <w:rPr>
+        <w:rFonts w:eastAsia="黑体"/>
         <w:b/>
         <w:bCs/>
       </w:rPr>
@@ -6629,6 +6929,7 @@
         <w:spacing w:after="0" w:before="0" w:line="240" w:lineRule="auto"/>
       </w:pPr>
       <w:rPr>
+        <w:rFonts w:eastAsia="黑体"/>
         <w:b/>
         <w:bCs/>
         <w:color w:themeColor="background1" w:val="FFFFFF"/>
@@ -6651,6 +6952,7 @@
         <w:spacing w:after="0" w:before="0" w:line="240" w:lineRule="auto"/>
       </w:pPr>
       <w:rPr>
+        <w:rFonts w:eastAsia="黑体"/>
         <w:b/>
         <w:bCs/>
       </w:rPr>
@@ -6668,12 +6970,14 @@
     </w:tblStylePr>
     <w:tblStylePr w:type="firstCol">
       <w:rPr>
+        <w:rFonts w:eastAsia="黑体"/>
         <w:b/>
         <w:bCs/>
       </w:rPr>
     </w:tblStylePr>
     <w:tblStylePr w:type="lastCol">
       <w:rPr>
+        <w:rFonts w:eastAsia="黑体"/>
         <w:b/>
         <w:bCs/>
       </w:rPr>
@@ -6735,6 +7039,7 @@
         <w:spacing w:after="0" w:before="0" w:line="240" w:lineRule="auto"/>
       </w:pPr>
       <w:rPr>
+        <w:rFonts w:eastAsia="黑体"/>
         <w:b/>
         <w:bCs/>
         <w:color w:themeColor="background1" w:val="FFFFFF"/>
@@ -6757,6 +7062,7 @@
         <w:spacing w:after="0" w:before="0" w:line="240" w:lineRule="auto"/>
       </w:pPr>
       <w:rPr>
+        <w:rFonts w:eastAsia="黑体"/>
         <w:b/>
         <w:bCs/>
       </w:rPr>
@@ -6774,12 +7080,14 @@
     </w:tblStylePr>
     <w:tblStylePr w:type="firstCol">
       <w:rPr>
+        <w:rFonts w:eastAsia="黑体"/>
         <w:b/>
         <w:bCs/>
       </w:rPr>
     </w:tblStylePr>
     <w:tblStylePr w:type="lastCol">
       <w:rPr>
+        <w:rFonts w:eastAsia="黑体"/>
         <w:b/>
         <w:bCs/>
       </w:rPr>
@@ -6841,6 +7149,7 @@
         <w:spacing w:after="0" w:before="0" w:line="240" w:lineRule="auto"/>
       </w:pPr>
       <w:rPr>
+        <w:rFonts w:eastAsia="黑体"/>
         <w:b/>
         <w:bCs/>
         <w:color w:themeColor="background1" w:val="FFFFFF"/>
@@ -6863,6 +7172,7 @@
         <w:spacing w:after="0" w:before="0" w:line="240" w:lineRule="auto"/>
       </w:pPr>
       <w:rPr>
+        <w:rFonts w:eastAsia="黑体"/>
         <w:b/>
         <w:bCs/>
       </w:rPr>
@@ -6880,12 +7190,14 @@
     </w:tblStylePr>
     <w:tblStylePr w:type="firstCol">
       <w:rPr>
+        <w:rFonts w:eastAsia="黑体"/>
         <w:b/>
         <w:bCs/>
       </w:rPr>
     </w:tblStylePr>
     <w:tblStylePr w:type="lastCol">
       <w:rPr>
+        <w:rFonts w:eastAsia="黑体"/>
         <w:b/>
         <w:bCs/>
       </w:rPr>
@@ -6947,6 +7259,7 @@
         <w:spacing w:after="0" w:before="0" w:line="240" w:lineRule="auto"/>
       </w:pPr>
       <w:rPr>
+        <w:rFonts w:eastAsia="黑体"/>
         <w:b/>
         <w:bCs/>
         <w:color w:themeColor="background1" w:val="FFFFFF"/>
@@ -6969,6 +7282,7 @@
         <w:spacing w:after="0" w:before="0" w:line="240" w:lineRule="auto"/>
       </w:pPr>
       <w:rPr>
+        <w:rFonts w:eastAsia="黑体"/>
         <w:b/>
         <w:bCs/>
       </w:rPr>
@@ -6986,12 +7300,14 @@
     </w:tblStylePr>
     <w:tblStylePr w:type="firstCol">
       <w:rPr>
+        <w:rFonts w:eastAsia="黑体"/>
         <w:b/>
         <w:bCs/>
       </w:rPr>
     </w:tblStylePr>
     <w:tblStylePr w:type="lastCol">
       <w:rPr>
+        <w:rFonts w:eastAsia="黑体"/>
         <w:b/>
         <w:bCs/>
       </w:rPr>
@@ -7053,6 +7369,7 @@
         <w:spacing w:after="0" w:before="0" w:line="240" w:lineRule="auto"/>
       </w:pPr>
       <w:rPr>
+        <w:rFonts w:eastAsia="黑体"/>
         <w:b/>
         <w:bCs/>
         <w:color w:themeColor="background1" w:val="FFFFFF"/>
@@ -7075,6 +7392,7 @@
         <w:spacing w:after="0" w:before="0" w:line="240" w:lineRule="auto"/>
       </w:pPr>
       <w:rPr>
+        <w:rFonts w:eastAsia="黑体"/>
         <w:b/>
         <w:bCs/>
       </w:rPr>
@@ -7092,12 +7410,14 @@
     </w:tblStylePr>
     <w:tblStylePr w:type="firstCol">
       <w:rPr>
+        <w:rFonts w:eastAsia="黑体"/>
         <w:b/>
         <w:bCs/>
       </w:rPr>
     </w:tblStylePr>
     <w:tblStylePr w:type="lastCol">
       <w:rPr>
+        <w:rFonts w:eastAsia="黑体"/>
         <w:b/>
         <w:bCs/>
       </w:rPr>
@@ -7156,6 +7476,7 @@
         <w:spacing w:after="0" w:before="0" w:line="240" w:lineRule="auto"/>
       </w:pPr>
       <w:rPr>
+        <w:rFonts w:eastAsia="黑体"/>
         <w:b/>
         <w:bCs/>
         <w:color w:themeColor="background1" w:val="FFFFFF"/>
@@ -7178,6 +7499,7 @@
         <w:spacing w:after="0" w:before="0" w:line="240" w:lineRule="auto"/>
       </w:pPr>
       <w:rPr>
+        <w:rFonts w:eastAsia="黑体"/>
         <w:color w:val="auto"/>
       </w:rPr>
       <w:tblPr/>
@@ -7195,6 +7517,7 @@
     </w:tblStylePr>
     <w:tblStylePr w:type="firstCol">
       <w:rPr>
+        <w:rFonts w:eastAsia="黑体"/>
         <w:b/>
         <w:bCs/>
         <w:color w:themeColor="background1" w:val="FFFFFF"/>
@@ -7214,6 +7537,7 @@
     </w:tblStylePr>
     <w:tblStylePr w:type="lastCol">
       <w:rPr>
+        <w:rFonts w:eastAsia="黑体"/>
         <w:b/>
         <w:bCs/>
         <w:color w:themeColor="background1" w:val="FFFFFF"/>
@@ -7262,6 +7586,7 @@
     </w:tblStylePr>
     <w:tblStylePr w:type="nwCell">
       <w:rPr>
+        <w:rFonts w:eastAsia="黑体"/>
         <w:color w:themeColor="background1" w:val="FFFFFF"/>
       </w:rPr>
       <w:tblPr/>
@@ -7305,6 +7630,7 @@
         <w:spacing w:after="0" w:before="0" w:line="240" w:lineRule="auto"/>
       </w:pPr>
       <w:rPr>
+        <w:rFonts w:eastAsia="黑体"/>
         <w:b/>
         <w:bCs/>
         <w:color w:themeColor="background1" w:val="FFFFFF"/>
@@ -7327,6 +7653,7 @@
         <w:spacing w:after="0" w:before="0" w:line="240" w:lineRule="auto"/>
       </w:pPr>
       <w:rPr>
+        <w:rFonts w:eastAsia="黑体"/>
         <w:color w:val="auto"/>
       </w:rPr>
       <w:tblPr/>
@@ -7344,6 +7671,7 @@
     </w:tblStylePr>
     <w:tblStylePr w:type="firstCol">
       <w:rPr>
+        <w:rFonts w:eastAsia="黑体"/>
         <w:b/>
         <w:bCs/>
         <w:color w:themeColor="background1" w:val="FFFFFF"/>
@@ -7363,6 +7691,7 @@
     </w:tblStylePr>
     <w:tblStylePr w:type="lastCol">
       <w:rPr>
+        <w:rFonts w:eastAsia="黑体"/>
         <w:b/>
         <w:bCs/>
         <w:color w:themeColor="background1" w:val="FFFFFF"/>
@@ -7411,6 +7740,7 @@
     </w:tblStylePr>
     <w:tblStylePr w:type="nwCell">
       <w:rPr>
+        <w:rFonts w:eastAsia="黑体"/>
         <w:color w:themeColor="background1" w:val="FFFFFF"/>
       </w:rPr>
       <w:tblPr/>
@@ -7454,6 +7784,7 @@
         <w:spacing w:after="0" w:before="0" w:line="240" w:lineRule="auto"/>
       </w:pPr>
       <w:rPr>
+        <w:rFonts w:eastAsia="黑体"/>
         <w:b/>
         <w:bCs/>
         <w:color w:themeColor="background1" w:val="FFFFFF"/>
@@ -7476,6 +7807,7 @@
         <w:spacing w:after="0" w:before="0" w:line="240" w:lineRule="auto"/>
       </w:pPr>
       <w:rPr>
+        <w:rFonts w:eastAsia="黑体"/>
         <w:color w:val="auto"/>
       </w:rPr>
       <w:tblPr/>
@@ -7493,6 +7825,7 @@
     </w:tblStylePr>
     <w:tblStylePr w:type="firstCol">
       <w:rPr>
+        <w:rFonts w:eastAsia="黑体"/>
         <w:b/>
         <w:bCs/>
         <w:color w:themeColor="background1" w:val="FFFFFF"/>
@@ -7512,6 +7845,7 @@
     </w:tblStylePr>
     <w:tblStylePr w:type="lastCol">
       <w:rPr>
+        <w:rFonts w:eastAsia="黑体"/>
         <w:b/>
         <w:bCs/>
         <w:color w:themeColor="background1" w:val="FFFFFF"/>
@@ -7560,6 +7894,7 @@
     </w:tblStylePr>
     <w:tblStylePr w:type="nwCell">
       <w:rPr>
+        <w:rFonts w:eastAsia="黑体"/>
         <w:color w:themeColor="background1" w:val="FFFFFF"/>
       </w:rPr>
       <w:tblPr/>
@@ -7603,6 +7938,7 @@
         <w:spacing w:after="0" w:before="0" w:line="240" w:lineRule="auto"/>
       </w:pPr>
       <w:rPr>
+        <w:rFonts w:eastAsia="黑体"/>
         <w:b/>
         <w:bCs/>
         <w:color w:themeColor="background1" w:val="FFFFFF"/>
@@ -7625,6 +7961,7 @@
         <w:spacing w:after="0" w:before="0" w:line="240" w:lineRule="auto"/>
       </w:pPr>
       <w:rPr>
+        <w:rFonts w:eastAsia="黑体"/>
         <w:color w:val="auto"/>
       </w:rPr>
       <w:tblPr/>
@@ -7642,6 +7979,7 @@
     </w:tblStylePr>
     <w:tblStylePr w:type="firstCol">
       <w:rPr>
+        <w:rFonts w:eastAsia="黑体"/>
         <w:b/>
         <w:bCs/>
         <w:color w:themeColor="background1" w:val="FFFFFF"/>
@@ -7661,6 +7999,7 @@
     </w:tblStylePr>
     <w:tblStylePr w:type="lastCol">
       <w:rPr>
+        <w:rFonts w:eastAsia="黑体"/>
         <w:b/>
         <w:bCs/>
         <w:color w:themeColor="background1" w:val="FFFFFF"/>
@@ -7709,6 +8048,7 @@
     </w:tblStylePr>
     <w:tblStylePr w:type="nwCell">
       <w:rPr>
+        <w:rFonts w:eastAsia="黑体"/>
         <w:color w:themeColor="background1" w:val="FFFFFF"/>
       </w:rPr>
       <w:tblPr/>
@@ -7752,6 +8092,7 @@
         <w:spacing w:after="0" w:before="0" w:line="240" w:lineRule="auto"/>
       </w:pPr>
       <w:rPr>
+        <w:rFonts w:eastAsia="黑体"/>
         <w:b/>
         <w:bCs/>
         <w:color w:themeColor="background1" w:val="FFFFFF"/>
@@ -7774,6 +8115,7 @@
         <w:spacing w:after="0" w:before="0" w:line="240" w:lineRule="auto"/>
       </w:pPr>
       <w:rPr>
+        <w:rFonts w:eastAsia="黑体"/>
         <w:color w:val="auto"/>
       </w:rPr>
       <w:tblPr/>
@@ -7791,6 +8133,7 @@
     </w:tblStylePr>
     <w:tblStylePr w:type="firstCol">
       <w:rPr>
+        <w:rFonts w:eastAsia="黑体"/>
         <w:b/>
         <w:bCs/>
         <w:color w:themeColor="background1" w:val="FFFFFF"/>
@@ -7810,6 +8153,7 @@
     </w:tblStylePr>
     <w:tblStylePr w:type="lastCol">
       <w:rPr>
+        <w:rFonts w:eastAsia="黑体"/>
         <w:b/>
         <w:bCs/>
         <w:color w:themeColor="background1" w:val="FFFFFF"/>
@@ -7858,6 +8202,7 @@
     </w:tblStylePr>
     <w:tblStylePr w:type="nwCell">
       <w:rPr>
+        <w:rFonts w:eastAsia="黑体"/>
         <w:color w:themeColor="background1" w:val="FFFFFF"/>
       </w:rPr>
       <w:tblPr/>
@@ -7901,6 +8246,7 @@
         <w:spacing w:after="0" w:before="0" w:line="240" w:lineRule="auto"/>
       </w:pPr>
       <w:rPr>
+        <w:rFonts w:eastAsia="黑体"/>
         <w:b/>
         <w:bCs/>
         <w:color w:themeColor="background1" w:val="FFFFFF"/>
@@ -7923,6 +8269,7 @@
         <w:spacing w:after="0" w:before="0" w:line="240" w:lineRule="auto"/>
       </w:pPr>
       <w:rPr>
+        <w:rFonts w:eastAsia="黑体"/>
         <w:color w:val="auto"/>
       </w:rPr>
       <w:tblPr/>
@@ -7940,6 +8287,7 @@
     </w:tblStylePr>
     <w:tblStylePr w:type="firstCol">
       <w:rPr>
+        <w:rFonts w:eastAsia="黑体"/>
         <w:b/>
         <w:bCs/>
         <w:color w:themeColor="background1" w:val="FFFFFF"/>
@@ -7959,6 +8307,7 @@
     </w:tblStylePr>
     <w:tblStylePr w:type="lastCol">
       <w:rPr>
+        <w:rFonts w:eastAsia="黑体"/>
         <w:b/>
         <w:bCs/>
         <w:color w:themeColor="background1" w:val="FFFFFF"/>
@@ -8007,6 +8356,7 @@
     </w:tblStylePr>
     <w:tblStylePr w:type="nwCell">
       <w:rPr>
+        <w:rFonts w:eastAsia="黑体"/>
         <w:color w:themeColor="background1" w:val="FFFFFF"/>
       </w:rPr>
       <w:tblPr/>
@@ -8050,6 +8400,7 @@
         <w:spacing w:after="0" w:before="0" w:line="240" w:lineRule="auto"/>
       </w:pPr>
       <w:rPr>
+        <w:rFonts w:eastAsia="黑体"/>
         <w:b/>
         <w:bCs/>
         <w:color w:themeColor="background1" w:val="FFFFFF"/>
@@ -8072,6 +8423,7 @@
         <w:spacing w:after="0" w:before="0" w:line="240" w:lineRule="auto"/>
       </w:pPr>
       <w:rPr>
+        <w:rFonts w:eastAsia="黑体"/>
         <w:color w:val="auto"/>
       </w:rPr>
       <w:tblPr/>
@@ -8089,6 +8441,7 @@
     </w:tblStylePr>
     <w:tblStylePr w:type="firstCol">
       <w:rPr>
+        <w:rFonts w:eastAsia="黑体"/>
         <w:b/>
         <w:bCs/>
         <w:color w:themeColor="background1" w:val="FFFFFF"/>
@@ -8108,6 +8461,7 @@
     </w:tblStylePr>
     <w:tblStylePr w:type="lastCol">
       <w:rPr>
+        <w:rFonts w:eastAsia="黑体"/>
         <w:b/>
         <w:bCs/>
         <w:color w:themeColor="background1" w:val="FFFFFF"/>
@@ -8156,6 +8510,7 @@
     </w:tblStylePr>
     <w:tblStylePr w:type="nwCell">
       <w:rPr>
+        <w:rFonts w:eastAsia="黑体"/>
         <w:color w:themeColor="background1" w:val="FFFFFF"/>
       </w:rPr>
       <w:tblPr/>
@@ -8180,6 +8535,7 @@
       <w:spacing w:after="0" w:line="240" w:lineRule="auto"/>
     </w:pPr>
     <w:rPr>
+      <w:rFonts w:eastAsia="黑体"/>
       <w:color w:themeColor="text1" w:val="000000"/>
     </w:rPr>
     <w:tblPr>
@@ -8199,7 +8555,7 @@
     </w:tblPr>
     <w:tblStylePr w:type="firstRow">
       <w:rPr>
-        <w:rFonts w:asciiTheme="majorHAnsi" w:cstheme="majorBidi" w:eastAsiaTheme="majorEastAsia" w:hAnsiTheme="majorHAnsi"/>
+        <w:rFonts w:asciiTheme="majorHAnsi" w:cstheme="majorBidi" w:hAnsiTheme="majorHAnsi" w:eastAsia="黑体"/>
       </w:rPr>
       <w:tblPr/>
       <w:tcPr>
@@ -8211,6 +8567,7 @@
     </w:tblStylePr>
     <w:tblStylePr w:type="lastRow">
       <w:rPr>
+        <w:rFonts w:eastAsia="黑体"/>
         <w:b/>
         <w:bCs/>
         <w:color w:themeColor="text2" w:val="1F497D"/>
@@ -8225,12 +8582,14 @@
     </w:tblStylePr>
     <w:tblStylePr w:type="firstCol">
       <w:rPr>
+        <w:rFonts w:eastAsia="黑体"/>
         <w:b/>
         <w:bCs/>
       </w:rPr>
     </w:tblStylePr>
     <w:tblStylePr w:type="lastCol">
       <w:rPr>
+        <w:rFonts w:eastAsia="黑体"/>
         <w:b/>
         <w:bCs/>
       </w:rPr>
@@ -8264,6 +8623,7 @@
       <w:spacing w:after="0" w:line="240" w:lineRule="auto"/>
     </w:pPr>
     <w:rPr>
+      <w:rFonts w:eastAsia="黑体"/>
       <w:color w:themeColor="text1" w:val="000000"/>
     </w:rPr>
     <w:tblPr>
@@ -8283,7 +8643,7 @@
     </w:tblPr>
     <w:tblStylePr w:type="firstRow">
       <w:rPr>
-        <w:rFonts w:asciiTheme="majorHAnsi" w:cstheme="majorBidi" w:eastAsiaTheme="majorEastAsia" w:hAnsiTheme="majorHAnsi"/>
+        <w:rFonts w:asciiTheme="majorHAnsi" w:cstheme="majorBidi" w:hAnsiTheme="majorHAnsi" w:eastAsia="黑体"/>
       </w:rPr>
       <w:tblPr/>
       <w:tcPr>
@@ -8295,6 +8655,7 @@
     </w:tblStylePr>
     <w:tblStylePr w:type="lastRow">
       <w:rPr>
+        <w:rFonts w:eastAsia="黑体"/>
         <w:b/>
         <w:bCs/>
         <w:color w:themeColor="text2" w:val="1F497D"/>
@@ -8309,12 +8670,14 @@
     </w:tblStylePr>
     <w:tblStylePr w:type="firstCol">
       <w:rPr>
+        <w:rFonts w:eastAsia="黑体"/>
         <w:b/>
         <w:bCs/>
       </w:rPr>
     </w:tblStylePr>
     <w:tblStylePr w:type="lastCol">
       <w:rPr>
+        <w:rFonts w:eastAsia="黑体"/>
         <w:b/>
         <w:bCs/>
       </w:rPr>
@@ -8348,6 +8711,7 @@
       <w:spacing w:after="0" w:line="240" w:lineRule="auto"/>
     </w:pPr>
     <w:rPr>
+      <w:rFonts w:eastAsia="黑体"/>
       <w:color w:themeColor="text1" w:val="000000"/>
     </w:rPr>
     <w:tblPr>
@@ -8367,7 +8731,7 @@
     </w:tblPr>
     <w:tblStylePr w:type="firstRow">
       <w:rPr>
-        <w:rFonts w:asciiTheme="majorHAnsi" w:cstheme="majorBidi" w:eastAsiaTheme="majorEastAsia" w:hAnsiTheme="majorHAnsi"/>
+        <w:rFonts w:asciiTheme="majorHAnsi" w:cstheme="majorBidi" w:hAnsiTheme="majorHAnsi" w:eastAsia="黑体"/>
       </w:rPr>
       <w:tblPr/>
       <w:tcPr>
@@ -8379,6 +8743,7 @@
     </w:tblStylePr>
     <w:tblStylePr w:type="lastRow">
       <w:rPr>
+        <w:rFonts w:eastAsia="黑体"/>
         <w:b/>
         <w:bCs/>
         <w:color w:themeColor="text2" w:val="1F497D"/>
@@ -8393,12 +8758,14 @@
     </w:tblStylePr>
     <w:tblStylePr w:type="firstCol">
       <w:rPr>
+        <w:rFonts w:eastAsia="黑体"/>
         <w:b/>
         <w:bCs/>
       </w:rPr>
     </w:tblStylePr>
     <w:tblStylePr w:type="lastCol">
       <w:rPr>
+        <w:rFonts w:eastAsia="黑体"/>
         <w:b/>
         <w:bCs/>
       </w:rPr>
@@ -8432,6 +8799,7 @@
       <w:spacing w:after="0" w:line="240" w:lineRule="auto"/>
     </w:pPr>
     <w:rPr>
+      <w:rFonts w:eastAsia="黑体"/>
       <w:color w:themeColor="text1" w:val="000000"/>
     </w:rPr>
     <w:tblPr>
@@ -8451,7 +8819,7 @@
     </w:tblPr>
     <w:tblStylePr w:type="firstRow">
       <w:rPr>
-        <w:rFonts w:asciiTheme="majorHAnsi" w:cstheme="majorBidi" w:eastAsiaTheme="majorEastAsia" w:hAnsiTheme="majorHAnsi"/>
+        <w:rFonts w:asciiTheme="majorHAnsi" w:cstheme="majorBidi" w:hAnsiTheme="majorHAnsi" w:eastAsia="黑体"/>
       </w:rPr>
       <w:tblPr/>
       <w:tcPr>
@@ -8463,6 +8831,7 @@
     </w:tblStylePr>
     <w:tblStylePr w:type="lastRow">
       <w:rPr>
+        <w:rFonts w:eastAsia="黑体"/>
         <w:b/>
         <w:bCs/>
         <w:color w:themeColor="text2" w:val="1F497D"/>
@@ -8477,12 +8846,14 @@
     </w:tblStylePr>
     <w:tblStylePr w:type="firstCol">
       <w:rPr>
+        <w:rFonts w:eastAsia="黑体"/>
         <w:b/>
         <w:bCs/>
       </w:rPr>
     </w:tblStylePr>
     <w:tblStylePr w:type="lastCol">
       <w:rPr>
+        <w:rFonts w:eastAsia="黑体"/>
         <w:b/>
         <w:bCs/>
       </w:rPr>
@@ -8516,6 +8887,7 @@
       <w:spacing w:after="0" w:line="240" w:lineRule="auto"/>
     </w:pPr>
     <w:rPr>
+      <w:rFonts w:eastAsia="黑体"/>
       <w:color w:themeColor="text1" w:val="000000"/>
     </w:rPr>
     <w:tblPr>
@@ -8535,7 +8907,7 @@
     </w:tblPr>
     <w:tblStylePr w:type="firstRow">
       <w:rPr>
-        <w:rFonts w:asciiTheme="majorHAnsi" w:cstheme="majorBidi" w:eastAsiaTheme="majorEastAsia" w:hAnsiTheme="majorHAnsi"/>
+        <w:rFonts w:asciiTheme="majorHAnsi" w:cstheme="majorBidi" w:hAnsiTheme="majorHAnsi" w:eastAsia="黑体"/>
       </w:rPr>
       <w:tblPr/>
       <w:tcPr>
@@ -8547,6 +8919,7 @@
     </w:tblStylePr>
     <w:tblStylePr w:type="lastRow">
       <w:rPr>
+        <w:rFonts w:eastAsia="黑体"/>
         <w:b/>
         <w:bCs/>
         <w:color w:themeColor="text2" w:val="1F497D"/>
@@ -8561,12 +8934,14 @@
     </w:tblStylePr>
     <w:tblStylePr w:type="firstCol">
       <w:rPr>
+        <w:rFonts w:eastAsia="黑体"/>
         <w:b/>
         <w:bCs/>
       </w:rPr>
     </w:tblStylePr>
     <w:tblStylePr w:type="lastCol">
       <w:rPr>
+        <w:rFonts w:eastAsia="黑体"/>
         <w:b/>
         <w:bCs/>
       </w:rPr>
@@ -8600,6 +8975,7 @@
       <w:spacing w:after="0" w:line="240" w:lineRule="auto"/>
     </w:pPr>
     <w:rPr>
+      <w:rFonts w:eastAsia="黑体"/>
       <w:color w:themeColor="text1" w:val="000000"/>
     </w:rPr>
     <w:tblPr>
@@ -8619,7 +8995,7 @@
     </w:tblPr>
     <w:tblStylePr w:type="firstRow">
       <w:rPr>
-        <w:rFonts w:asciiTheme="majorHAnsi" w:cstheme="majorBidi" w:eastAsiaTheme="majorEastAsia" w:hAnsiTheme="majorHAnsi"/>
+        <w:rFonts w:asciiTheme="majorHAnsi" w:cstheme="majorBidi" w:hAnsiTheme="majorHAnsi" w:eastAsia="黑体"/>
       </w:rPr>
       <w:tblPr/>
       <w:tcPr>
@@ -8631,6 +9007,7 @@
     </w:tblStylePr>
     <w:tblStylePr w:type="lastRow">
       <w:rPr>
+        <w:rFonts w:eastAsia="黑体"/>
         <w:b/>
         <w:bCs/>
         <w:color w:themeColor="text2" w:val="1F497D"/>
@@ -8645,12 +9022,14 @@
     </w:tblStylePr>
     <w:tblStylePr w:type="firstCol">
       <w:rPr>
+        <w:rFonts w:eastAsia="黑体"/>
         <w:b/>
         <w:bCs/>
       </w:rPr>
     </w:tblStylePr>
     <w:tblStylePr w:type="lastCol">
       <w:rPr>
+        <w:rFonts w:eastAsia="黑体"/>
         <w:b/>
         <w:bCs/>
       </w:rPr>
@@ -8684,6 +9063,7 @@
       <w:spacing w:after="0" w:line="240" w:lineRule="auto"/>
     </w:pPr>
     <w:rPr>
+      <w:rFonts w:eastAsia="黑体"/>
       <w:color w:themeColor="text1" w:val="000000"/>
     </w:rPr>
     <w:tblPr>
@@ -8703,7 +9083,7 @@
     </w:tblPr>
     <w:tblStylePr w:type="firstRow">
       <w:rPr>
-        <w:rFonts w:asciiTheme="majorHAnsi" w:cstheme="majorBidi" w:eastAsiaTheme="majorEastAsia" w:hAnsiTheme="majorHAnsi"/>
+        <w:rFonts w:asciiTheme="majorHAnsi" w:cstheme="majorBidi" w:hAnsiTheme="majorHAnsi" w:eastAsia="黑体"/>
       </w:rPr>
       <w:tblPr/>
       <w:tcPr>
@@ -8715,6 +9095,7 @@
     </w:tblStylePr>
     <w:tblStylePr w:type="lastRow">
       <w:rPr>
+        <w:rFonts w:eastAsia="黑体"/>
         <w:b/>
         <w:bCs/>
         <w:color w:themeColor="text2" w:val="1F497D"/>
@@ -8729,12 +9110,14 @@
     </w:tblStylePr>
     <w:tblStylePr w:type="firstCol">
       <w:rPr>
+        <w:rFonts w:eastAsia="黑体"/>
         <w:b/>
         <w:bCs/>
       </w:rPr>
     </w:tblStylePr>
     <w:tblStylePr w:type="lastCol">
       <w:rPr>
+        <w:rFonts w:eastAsia="黑体"/>
         <w:b/>
         <w:bCs/>
       </w:rPr>
@@ -8768,7 +9151,7 @@
       <w:spacing w:after="0" w:line="240" w:lineRule="auto"/>
     </w:pPr>
     <w:rPr>
-      <w:rFonts w:asciiTheme="majorHAnsi" w:cstheme="majorBidi" w:eastAsiaTheme="majorEastAsia" w:hAnsiTheme="majorHAnsi"/>
+      <w:rFonts w:asciiTheme="majorHAnsi" w:cstheme="majorBidi" w:hAnsiTheme="majorHAnsi" w:eastAsia="黑体"/>
       <w:color w:themeColor="text1" w:val="000000"/>
     </w:rPr>
     <w:tblPr>
@@ -8790,6 +9173,7 @@
     </w:tblPr>
     <w:tblStylePr w:type="firstRow">
       <w:rPr>
+        <w:rFonts w:eastAsia="黑体"/>
         <w:sz w:val="24"/>
         <w:szCs w:val="24"/>
       </w:rPr>
@@ -8896,7 +9280,7 @@
       <w:spacing w:after="0" w:line="240" w:lineRule="auto"/>
     </w:pPr>
     <w:rPr>
-      <w:rFonts w:asciiTheme="majorHAnsi" w:cstheme="majorBidi" w:eastAsiaTheme="majorEastAsia" w:hAnsiTheme="majorHAnsi"/>
+      <w:rFonts w:asciiTheme="majorHAnsi" w:cstheme="majorBidi" w:hAnsiTheme="majorHAnsi" w:eastAsia="黑体"/>
       <w:color w:themeColor="text1" w:val="000000"/>
     </w:rPr>
     <w:tblPr>
@@ -8918,6 +9302,7 @@
     </w:tblPr>
     <w:tblStylePr w:type="firstRow">
       <w:rPr>
+        <w:rFonts w:eastAsia="黑体"/>
         <w:sz w:val="24"/>
         <w:szCs w:val="24"/>
       </w:rPr>
@@ -9024,7 +9409,7 @@
       <w:spacing w:after="0" w:line="240" w:lineRule="auto"/>
     </w:pPr>
     <w:rPr>
-      <w:rFonts w:asciiTheme="majorHAnsi" w:cstheme="majorBidi" w:eastAsiaTheme="majorEastAsia" w:hAnsiTheme="majorHAnsi"/>
+      <w:rFonts w:asciiTheme="majorHAnsi" w:cstheme="majorBidi" w:hAnsiTheme="majorHAnsi" w:eastAsia="黑体"/>
       <w:color w:themeColor="text1" w:val="000000"/>
     </w:rPr>
     <w:tblPr>
@@ -9046,6 +9431,7 @@
     </w:tblPr>
     <w:tblStylePr w:type="firstRow">
       <w:rPr>
+        <w:rFonts w:eastAsia="黑体"/>
         <w:sz w:val="24"/>
         <w:szCs w:val="24"/>
       </w:rPr>
@@ -9152,7 +9538,7 @@
       <w:spacing w:after="0" w:line="240" w:lineRule="auto"/>
     </w:pPr>
     <w:rPr>
-      <w:rFonts w:asciiTheme="majorHAnsi" w:cstheme="majorBidi" w:eastAsiaTheme="majorEastAsia" w:hAnsiTheme="majorHAnsi"/>
+      <w:rFonts w:asciiTheme="majorHAnsi" w:cstheme="majorBidi" w:hAnsiTheme="majorHAnsi" w:eastAsia="黑体"/>
       <w:color w:themeColor="text1" w:val="000000"/>
     </w:rPr>
     <w:tblPr>
@@ -9174,6 +9560,7 @@
     </w:tblPr>
     <w:tblStylePr w:type="firstRow">
       <w:rPr>
+        <w:rFonts w:eastAsia="黑体"/>
         <w:sz w:val="24"/>
         <w:szCs w:val="24"/>
       </w:rPr>
@@ -9280,7 +9667,7 @@
       <w:spacing w:after="0" w:line="240" w:lineRule="auto"/>
     </w:pPr>
     <w:rPr>
-      <w:rFonts w:asciiTheme="majorHAnsi" w:cstheme="majorBidi" w:eastAsiaTheme="majorEastAsia" w:hAnsiTheme="majorHAnsi"/>
+      <w:rFonts w:asciiTheme="majorHAnsi" w:cstheme="majorBidi" w:hAnsiTheme="majorHAnsi" w:eastAsia="黑体"/>
       <w:color w:themeColor="text1" w:val="000000"/>
     </w:rPr>
     <w:tblPr>
@@ -9302,6 +9689,7 @@
     </w:tblPr>
     <w:tblStylePr w:type="firstRow">
       <w:rPr>
+        <w:rFonts w:eastAsia="黑体"/>
         <w:sz w:val="24"/>
         <w:szCs w:val="24"/>
       </w:rPr>
@@ -9408,7 +9796,7 @@
       <w:spacing w:after="0" w:line="240" w:lineRule="auto"/>
     </w:pPr>
     <w:rPr>
-      <w:rFonts w:asciiTheme="majorHAnsi" w:cstheme="majorBidi" w:eastAsiaTheme="majorEastAsia" w:hAnsiTheme="majorHAnsi"/>
+      <w:rFonts w:asciiTheme="majorHAnsi" w:cstheme="majorBidi" w:hAnsiTheme="majorHAnsi" w:eastAsia="黑体"/>
       <w:color w:themeColor="text1" w:val="000000"/>
     </w:rPr>
     <w:tblPr>
@@ -9430,6 +9818,7 @@
     </w:tblPr>
     <w:tblStylePr w:type="firstRow">
       <w:rPr>
+        <w:rFonts w:eastAsia="黑体"/>
         <w:sz w:val="24"/>
         <w:szCs w:val="24"/>
       </w:rPr>
@@ -9536,7 +9925,7 @@
       <w:spacing w:after="0" w:line="240" w:lineRule="auto"/>
     </w:pPr>
     <w:rPr>
-      <w:rFonts w:asciiTheme="majorHAnsi" w:cstheme="majorBidi" w:eastAsiaTheme="majorEastAsia" w:hAnsiTheme="majorHAnsi"/>
+      <w:rFonts w:asciiTheme="majorHAnsi" w:cstheme="majorBidi" w:hAnsiTheme="majorHAnsi" w:eastAsia="黑体"/>
       <w:color w:themeColor="text1" w:val="000000"/>
     </w:rPr>
     <w:tblPr>
@@ -9558,6 +9947,7 @@
     </w:tblPr>
     <w:tblStylePr w:type="firstRow">
       <w:rPr>
+        <w:rFonts w:eastAsia="黑体"/>
         <w:sz w:val="24"/>
         <w:szCs w:val="24"/>
       </w:rPr>
@@ -9687,12 +10077,14 @@
     </w:tcPr>
     <w:tblStylePr w:type="firstRow">
       <w:rPr>
+        <w:rFonts w:eastAsia="黑体"/>
         <w:b/>
         <w:bCs/>
       </w:rPr>
     </w:tblStylePr>
     <w:tblStylePr w:type="lastRow">
       <w:rPr>
+        <w:rFonts w:eastAsia="黑体"/>
         <w:b/>
         <w:bCs/>
       </w:rPr>
@@ -9705,12 +10097,14 @@
     </w:tblStylePr>
     <w:tblStylePr w:type="firstCol">
       <w:rPr>
+        <w:rFonts w:eastAsia="黑体"/>
         <w:b/>
         <w:bCs/>
       </w:rPr>
     </w:tblStylePr>
     <w:tblStylePr w:type="lastCol">
       <w:rPr>
+        <w:rFonts w:eastAsia="黑体"/>
         <w:b/>
         <w:bCs/>
       </w:rPr>
@@ -9760,12 +10154,14 @@
     </w:tcPr>
     <w:tblStylePr w:type="firstRow">
       <w:rPr>
+        <w:rFonts w:eastAsia="黑体"/>
         <w:b/>
         <w:bCs/>
       </w:rPr>
     </w:tblStylePr>
     <w:tblStylePr w:type="lastRow">
       <w:rPr>
+        <w:rFonts w:eastAsia="黑体"/>
         <w:b/>
         <w:bCs/>
       </w:rPr>
@@ -9778,12 +10174,14 @@
     </w:tblStylePr>
     <w:tblStylePr w:type="firstCol">
       <w:rPr>
+        <w:rFonts w:eastAsia="黑体"/>
         <w:b/>
         <w:bCs/>
       </w:rPr>
     </w:tblStylePr>
     <w:tblStylePr w:type="lastCol">
       <w:rPr>
+        <w:rFonts w:eastAsia="黑体"/>
         <w:b/>
         <w:bCs/>
       </w:rPr>
@@ -9833,12 +10231,14 @@
     </w:tcPr>
     <w:tblStylePr w:type="firstRow">
       <w:rPr>
+        <w:rFonts w:eastAsia="黑体"/>
         <w:b/>
         <w:bCs/>
       </w:rPr>
     </w:tblStylePr>
     <w:tblStylePr w:type="lastRow">
       <w:rPr>
+        <w:rFonts w:eastAsia="黑体"/>
         <w:b/>
         <w:bCs/>
       </w:rPr>
@@ -9851,12 +10251,14 @@
     </w:tblStylePr>
     <w:tblStylePr w:type="firstCol">
       <w:rPr>
+        <w:rFonts w:eastAsia="黑体"/>
         <w:b/>
         <w:bCs/>
       </w:rPr>
     </w:tblStylePr>
     <w:tblStylePr w:type="lastCol">
       <w:rPr>
+        <w:rFonts w:eastAsia="黑体"/>
         <w:b/>
         <w:bCs/>
       </w:rPr>
@@ -9906,12 +10308,14 @@
     </w:tcPr>
     <w:tblStylePr w:type="firstRow">
       <w:rPr>
+        <w:rFonts w:eastAsia="黑体"/>
         <w:b/>
         <w:bCs/>
       </w:rPr>
     </w:tblStylePr>
     <w:tblStylePr w:type="lastRow">
       <w:rPr>
+        <w:rFonts w:eastAsia="黑体"/>
         <w:b/>
         <w:bCs/>
       </w:rPr>
@@ -9924,12 +10328,14 @@
     </w:tblStylePr>
     <w:tblStylePr w:type="firstCol">
       <w:rPr>
+        <w:rFonts w:eastAsia="黑体"/>
         <w:b/>
         <w:bCs/>
       </w:rPr>
     </w:tblStylePr>
     <w:tblStylePr w:type="lastCol">
       <w:rPr>
+        <w:rFonts w:eastAsia="黑体"/>
         <w:b/>
         <w:bCs/>
       </w:rPr>
@@ -9979,12 +10385,14 @@
     </w:tcPr>
     <w:tblStylePr w:type="firstRow">
       <w:rPr>
+        <w:rFonts w:eastAsia="黑体"/>
         <w:b/>
         <w:bCs/>
       </w:rPr>
     </w:tblStylePr>
     <w:tblStylePr w:type="lastRow">
       <w:rPr>
+        <w:rFonts w:eastAsia="黑体"/>
         <w:b/>
         <w:bCs/>
       </w:rPr>
@@ -9997,12 +10405,14 @@
     </w:tblStylePr>
     <w:tblStylePr w:type="firstCol">
       <w:rPr>
+        <w:rFonts w:eastAsia="黑体"/>
         <w:b/>
         <w:bCs/>
       </w:rPr>
     </w:tblStylePr>
     <w:tblStylePr w:type="lastCol">
       <w:rPr>
+        <w:rFonts w:eastAsia="黑体"/>
         <w:b/>
         <w:bCs/>
       </w:rPr>
@@ -10052,12 +10462,14 @@
     </w:tcPr>
     <w:tblStylePr w:type="firstRow">
       <w:rPr>
+        <w:rFonts w:eastAsia="黑体"/>
         <w:b/>
         <w:bCs/>
       </w:rPr>
     </w:tblStylePr>
     <w:tblStylePr w:type="lastRow">
       <w:rPr>
+        <w:rFonts w:eastAsia="黑体"/>
         <w:b/>
         <w:bCs/>
       </w:rPr>
@@ -10070,12 +10482,14 @@
     </w:tblStylePr>
     <w:tblStylePr w:type="firstCol">
       <w:rPr>
+        <w:rFonts w:eastAsia="黑体"/>
         <w:b/>
         <w:bCs/>
       </w:rPr>
     </w:tblStylePr>
     <w:tblStylePr w:type="lastCol">
       <w:rPr>
+        <w:rFonts w:eastAsia="黑体"/>
         <w:b/>
         <w:bCs/>
       </w:rPr>
@@ -10125,12 +10539,14 @@
     </w:tcPr>
     <w:tblStylePr w:type="firstRow">
       <w:rPr>
+        <w:rFonts w:eastAsia="黑体"/>
         <w:b/>
         <w:bCs/>
       </w:rPr>
     </w:tblStylePr>
     <w:tblStylePr w:type="lastRow">
       <w:rPr>
+        <w:rFonts w:eastAsia="黑体"/>
         <w:b/>
         <w:bCs/>
       </w:rPr>
@@ -10143,12 +10559,14 @@
     </w:tblStylePr>
     <w:tblStylePr w:type="firstCol">
       <w:rPr>
+        <w:rFonts w:eastAsia="黑体"/>
         <w:b/>
         <w:bCs/>
       </w:rPr>
     </w:tblStylePr>
     <w:tblStylePr w:type="lastCol">
       <w:rPr>
+        <w:rFonts w:eastAsia="黑体"/>
         <w:b/>
         <w:bCs/>
       </w:rPr>
@@ -10175,7 +10593,7 @@
       <w:spacing w:after="0" w:line="240" w:lineRule="auto"/>
     </w:pPr>
     <w:rPr>
-      <w:rFonts w:asciiTheme="majorHAnsi" w:cstheme="majorBidi" w:eastAsiaTheme="majorEastAsia" w:hAnsiTheme="majorHAnsi"/>
+      <w:rFonts w:asciiTheme="majorHAnsi" w:cstheme="majorBidi" w:hAnsiTheme="majorHAnsi" w:eastAsia="黑体"/>
       <w:color w:themeColor="text1" w:val="000000"/>
     </w:rPr>
     <w:tblPr>
@@ -10202,6 +10620,7 @@
     </w:tcPr>
     <w:tblStylePr w:type="firstRow">
       <w:rPr>
+        <w:rFonts w:eastAsia="黑体"/>
         <w:b/>
         <w:bCs/>
         <w:color w:themeColor="text1" w:val="000000"/>
@@ -10213,6 +10632,7 @@
     </w:tblStylePr>
     <w:tblStylePr w:type="lastRow">
       <w:rPr>
+        <w:rFonts w:eastAsia="黑体"/>
         <w:b/>
         <w:bCs/>
         <w:color w:themeColor="text1" w:val="000000"/>
@@ -10232,6 +10652,7 @@
     </w:tblStylePr>
     <w:tblStylePr w:type="firstCol">
       <w:rPr>
+        <w:rFonts w:eastAsia="黑体"/>
         <w:b/>
         <w:bCs/>
         <w:color w:themeColor="text1" w:val="000000"/>
@@ -10251,6 +10672,7 @@
     </w:tblStylePr>
     <w:tblStylePr w:type="lastCol">
       <w:rPr>
+        <w:rFonts w:eastAsia="黑体"/>
         <w:b w:val="0"/>
         <w:bCs w:val="0"/>
         <w:color w:themeColor="text1" w:val="000000"/>
@@ -10300,7 +10722,7 @@
       <w:spacing w:after="0" w:line="240" w:lineRule="auto"/>
     </w:pPr>
     <w:rPr>
-      <w:rFonts w:asciiTheme="majorHAnsi" w:cstheme="majorBidi" w:eastAsiaTheme="majorEastAsia" w:hAnsiTheme="majorHAnsi"/>
+      <w:rFonts w:asciiTheme="majorHAnsi" w:cstheme="majorBidi" w:hAnsiTheme="majorHAnsi" w:eastAsia="黑体"/>
       <w:color w:themeColor="text1" w:val="000000"/>
     </w:rPr>
     <w:tblPr>
@@ -10327,6 +10749,7 @@
     </w:tcPr>
     <w:tblStylePr w:type="firstRow">
       <w:rPr>
+        <w:rFonts w:eastAsia="黑体"/>
         <w:b/>
         <w:bCs/>
         <w:color w:themeColor="text1" w:val="000000"/>
@@ -10338,6 +10761,7 @@
     </w:tblStylePr>
     <w:tblStylePr w:type="lastRow">
       <w:rPr>
+        <w:rFonts w:eastAsia="黑体"/>
         <w:b/>
         <w:bCs/>
         <w:color w:themeColor="text1" w:val="000000"/>
@@ -10357,6 +10781,7 @@
     </w:tblStylePr>
     <w:tblStylePr w:type="firstCol">
       <w:rPr>
+        <w:rFonts w:eastAsia="黑体"/>
         <w:b/>
         <w:bCs/>
         <w:color w:themeColor="text1" w:val="000000"/>
@@ -10376,6 +10801,7 @@
     </w:tblStylePr>
     <w:tblStylePr w:type="lastCol">
       <w:rPr>
+        <w:rFonts w:eastAsia="黑体"/>
         <w:b w:val="0"/>
         <w:bCs w:val="0"/>
         <w:color w:themeColor="text1" w:val="000000"/>
@@ -10425,7 +10851,7 @@
       <w:spacing w:after="0" w:line="240" w:lineRule="auto"/>
     </w:pPr>
     <w:rPr>
-      <w:rFonts w:asciiTheme="majorHAnsi" w:cstheme="majorBidi" w:eastAsiaTheme="majorEastAsia" w:hAnsiTheme="majorHAnsi"/>
+      <w:rFonts w:asciiTheme="majorHAnsi" w:cstheme="majorBidi" w:hAnsiTheme="majorHAnsi" w:eastAsia="黑体"/>
       <w:color w:themeColor="text1" w:val="000000"/>
     </w:rPr>
     <w:tblPr>
@@ -10452,6 +10878,7 @@
     </w:tcPr>
     <w:tblStylePr w:type="firstRow">
       <w:rPr>
+        <w:rFonts w:eastAsia="黑体"/>
         <w:b/>
         <w:bCs/>
         <w:color w:themeColor="text1" w:val="000000"/>
@@ -10463,6 +10890,7 @@
     </w:tblStylePr>
     <w:tblStylePr w:type="lastRow">
       <w:rPr>
+        <w:rFonts w:eastAsia="黑体"/>
         <w:b/>
         <w:bCs/>
         <w:color w:themeColor="text1" w:val="000000"/>
@@ -10482,6 +10910,7 @@
     </w:tblStylePr>
     <w:tblStylePr w:type="firstCol">
       <w:rPr>
+        <w:rFonts w:eastAsia="黑体"/>
         <w:b/>
         <w:bCs/>
         <w:color w:themeColor="text1" w:val="000000"/>
@@ -10501,6 +10930,7 @@
     </w:tblStylePr>
     <w:tblStylePr w:type="lastCol">
       <w:rPr>
+        <w:rFonts w:eastAsia="黑体"/>
         <w:b w:val="0"/>
         <w:bCs w:val="0"/>
         <w:color w:themeColor="text1" w:val="000000"/>
@@ -10550,7 +10980,7 @@
       <w:spacing w:after="0" w:line="240" w:lineRule="auto"/>
     </w:pPr>
     <w:rPr>
-      <w:rFonts w:asciiTheme="majorHAnsi" w:cstheme="majorBidi" w:eastAsiaTheme="majorEastAsia" w:hAnsiTheme="majorHAnsi"/>
+      <w:rFonts w:asciiTheme="majorHAnsi" w:cstheme="majorBidi" w:hAnsiTheme="majorHAnsi" w:eastAsia="黑体"/>
       <w:color w:themeColor="text1" w:val="000000"/>
     </w:rPr>
     <w:tblPr>
@@ -10577,6 +11007,7 @@
     </w:tcPr>
     <w:tblStylePr w:type="firstRow">
       <w:rPr>
+        <w:rFonts w:eastAsia="黑体"/>
         <w:b/>
         <w:bCs/>
         <w:color w:themeColor="text1" w:val="000000"/>
@@ -10588,6 +11019,7 @@
     </w:tblStylePr>
     <w:tblStylePr w:type="lastRow">
       <w:rPr>
+        <w:rFonts w:eastAsia="黑体"/>
         <w:b/>
         <w:bCs/>
         <w:color w:themeColor="text1" w:val="000000"/>
@@ -10607,6 +11039,7 @@
     </w:tblStylePr>
     <w:tblStylePr w:type="firstCol">
       <w:rPr>
+        <w:rFonts w:eastAsia="黑体"/>
         <w:b/>
         <w:bCs/>
         <w:color w:themeColor="text1" w:val="000000"/>
@@ -10626,6 +11059,7 @@
     </w:tblStylePr>
     <w:tblStylePr w:type="lastCol">
       <w:rPr>
+        <w:rFonts w:eastAsia="黑体"/>
         <w:b w:val="0"/>
         <w:bCs w:val="0"/>
         <w:color w:themeColor="text1" w:val="000000"/>
@@ -10675,7 +11109,7 @@
       <w:spacing w:after="0" w:line="240" w:lineRule="auto"/>
     </w:pPr>
     <w:rPr>
-      <w:rFonts w:asciiTheme="majorHAnsi" w:cstheme="majorBidi" w:eastAsiaTheme="majorEastAsia" w:hAnsiTheme="majorHAnsi"/>
+      <w:rFonts w:asciiTheme="majorHAnsi" w:cstheme="majorBidi" w:hAnsiTheme="majorHAnsi" w:eastAsia="黑体"/>
       <w:color w:themeColor="text1" w:val="000000"/>
     </w:rPr>
     <w:tblPr>
@@ -10702,6 +11136,7 @@
     </w:tcPr>
     <w:tblStylePr w:type="firstRow">
       <w:rPr>
+        <w:rFonts w:eastAsia="黑体"/>
         <w:b/>
         <w:bCs/>
         <w:color w:themeColor="text1" w:val="000000"/>
@@ -10713,6 +11148,7 @@
     </w:tblStylePr>
     <w:tblStylePr w:type="lastRow">
       <w:rPr>
+        <w:rFonts w:eastAsia="黑体"/>
         <w:b/>
         <w:bCs/>
         <w:color w:themeColor="text1" w:val="000000"/>
@@ -10732,6 +11168,7 @@
     </w:tblStylePr>
     <w:tblStylePr w:type="firstCol">
       <w:rPr>
+        <w:rFonts w:eastAsia="黑体"/>
         <w:b/>
         <w:bCs/>
         <w:color w:themeColor="text1" w:val="000000"/>
@@ -10751,6 +11188,7 @@
     </w:tblStylePr>
     <w:tblStylePr w:type="lastCol">
       <w:rPr>
+        <w:rFonts w:eastAsia="黑体"/>
         <w:b w:val="0"/>
         <w:bCs w:val="0"/>
         <w:color w:themeColor="text1" w:val="000000"/>
@@ -10800,7 +11238,7 @@
       <w:spacing w:after="0" w:line="240" w:lineRule="auto"/>
     </w:pPr>
     <w:rPr>
-      <w:rFonts w:asciiTheme="majorHAnsi" w:cstheme="majorBidi" w:eastAsiaTheme="majorEastAsia" w:hAnsiTheme="majorHAnsi"/>
+      <w:rFonts w:asciiTheme="majorHAnsi" w:cstheme="majorBidi" w:hAnsiTheme="majorHAnsi" w:eastAsia="黑体"/>
       <w:color w:themeColor="text1" w:val="000000"/>
     </w:rPr>
     <w:tblPr>
@@ -10827,6 +11265,7 @@
     </w:tcPr>
     <w:tblStylePr w:type="firstRow">
       <w:rPr>
+        <w:rFonts w:eastAsia="黑体"/>
         <w:b/>
         <w:bCs/>
         <w:color w:themeColor="text1" w:val="000000"/>
@@ -10838,6 +11277,7 @@
     </w:tblStylePr>
     <w:tblStylePr w:type="lastRow">
       <w:rPr>
+        <w:rFonts w:eastAsia="黑体"/>
         <w:b/>
         <w:bCs/>
         <w:color w:themeColor="text1" w:val="000000"/>
@@ -10857,6 +11297,7 @@
     </w:tblStylePr>
     <w:tblStylePr w:type="firstCol">
       <w:rPr>
+        <w:rFonts w:eastAsia="黑体"/>
         <w:b/>
         <w:bCs/>
         <w:color w:themeColor="text1" w:val="000000"/>
@@ -10876,6 +11317,7 @@
     </w:tblStylePr>
     <w:tblStylePr w:type="lastCol">
       <w:rPr>
+        <w:rFonts w:eastAsia="黑体"/>
         <w:b w:val="0"/>
         <w:bCs w:val="0"/>
         <w:color w:themeColor="text1" w:val="000000"/>
@@ -10925,7 +11367,7 @@
       <w:spacing w:after="0" w:line="240" w:lineRule="auto"/>
     </w:pPr>
     <w:rPr>
-      <w:rFonts w:asciiTheme="majorHAnsi" w:cstheme="majorBidi" w:eastAsiaTheme="majorEastAsia" w:hAnsiTheme="majorHAnsi"/>
+      <w:rFonts w:asciiTheme="majorHAnsi" w:cstheme="majorBidi" w:hAnsiTheme="majorHAnsi" w:eastAsia="黑体"/>
       <w:color w:themeColor="text1" w:val="000000"/>
     </w:rPr>
     <w:tblPr>
@@ -10952,6 +11394,7 @@
     </w:tcPr>
     <w:tblStylePr w:type="firstRow">
       <w:rPr>
+        <w:rFonts w:eastAsia="黑体"/>
         <w:b/>
         <w:bCs/>
         <w:color w:themeColor="text1" w:val="000000"/>
@@ -10963,6 +11406,7 @@
     </w:tblStylePr>
     <w:tblStylePr w:type="lastRow">
       <w:rPr>
+        <w:rFonts w:eastAsia="黑体"/>
         <w:b/>
         <w:bCs/>
         <w:color w:themeColor="text1" w:val="000000"/>
@@ -10982,6 +11426,7 @@
     </w:tblStylePr>
     <w:tblStylePr w:type="firstCol">
       <w:rPr>
+        <w:rFonts w:eastAsia="黑体"/>
         <w:b/>
         <w:bCs/>
         <w:color w:themeColor="text1" w:val="000000"/>
@@ -11001,6 +11446,7 @@
     </w:tblStylePr>
     <w:tblStylePr w:type="lastCol">
       <w:rPr>
+        <w:rFonts w:eastAsia="黑体"/>
         <w:b w:val="0"/>
         <w:bCs w:val="0"/>
         <w:color w:themeColor="text1" w:val="000000"/>
@@ -11073,6 +11519,7 @@
     </w:tcPr>
     <w:tblStylePr w:type="firstRow">
       <w:rPr>
+        <w:rFonts w:eastAsia="黑体"/>
         <w:b/>
         <w:bCs/>
         <w:i w:val="0"/>
@@ -11094,6 +11541,7 @@
     </w:tblStylePr>
     <w:tblStylePr w:type="lastRow">
       <w:rPr>
+        <w:rFonts w:eastAsia="黑体"/>
         <w:b/>
         <w:bCs/>
         <w:i w:val="0"/>
@@ -11115,6 +11563,7 @@
     </w:tblStylePr>
     <w:tblStylePr w:type="firstCol">
       <w:rPr>
+        <w:rFonts w:eastAsia="黑体"/>
         <w:b/>
         <w:bCs/>
         <w:i w:val="0"/>
@@ -11134,6 +11583,7 @@
     </w:tblStylePr>
     <w:tblStylePr w:type="lastCol">
       <w:rPr>
+        <w:rFonts w:eastAsia="黑体"/>
         <w:b/>
         <w:bCs/>
         <w:i w:val="0"/>
@@ -11214,6 +11664,7 @@
     </w:tcPr>
     <w:tblStylePr w:type="firstRow">
       <w:rPr>
+        <w:rFonts w:eastAsia="黑体"/>
         <w:b/>
         <w:bCs/>
         <w:i w:val="0"/>
@@ -11235,6 +11686,7 @@
     </w:tblStylePr>
     <w:tblStylePr w:type="lastRow">
       <w:rPr>
+        <w:rFonts w:eastAsia="黑体"/>
         <w:b/>
         <w:bCs/>
         <w:i w:val="0"/>
@@ -11256,6 +11708,7 @@
     </w:tblStylePr>
     <w:tblStylePr w:type="firstCol">
       <w:rPr>
+        <w:rFonts w:eastAsia="黑体"/>
         <w:b/>
         <w:bCs/>
         <w:i w:val="0"/>
@@ -11275,6 +11728,7 @@
     </w:tblStylePr>
     <w:tblStylePr w:type="lastCol">
       <w:rPr>
+        <w:rFonts w:eastAsia="黑体"/>
         <w:b/>
         <w:bCs/>
         <w:i w:val="0"/>
@@ -11355,6 +11809,7 @@
     </w:tcPr>
     <w:tblStylePr w:type="firstRow">
       <w:rPr>
+        <w:rFonts w:eastAsia="黑体"/>
         <w:b/>
         <w:bCs/>
         <w:i w:val="0"/>
@@ -11376,6 +11831,7 @@
     </w:tblStylePr>
     <w:tblStylePr w:type="lastRow">
       <w:rPr>
+        <w:rFonts w:eastAsia="黑体"/>
         <w:b/>
         <w:bCs/>
         <w:i w:val="0"/>
@@ -11397,6 +11853,7 @@
     </w:tblStylePr>
     <w:tblStylePr w:type="firstCol">
       <w:rPr>
+        <w:rFonts w:eastAsia="黑体"/>
         <w:b/>
         <w:bCs/>
         <w:i w:val="0"/>
@@ -11416,6 +11873,7 @@
     </w:tblStylePr>
     <w:tblStylePr w:type="lastCol">
       <w:rPr>
+        <w:rFonts w:eastAsia="黑体"/>
         <w:b/>
         <w:bCs/>
         <w:i w:val="0"/>
@@ -11496,6 +11954,7 @@
     </w:tcPr>
     <w:tblStylePr w:type="firstRow">
       <w:rPr>
+        <w:rFonts w:eastAsia="黑体"/>
         <w:b/>
         <w:bCs/>
         <w:i w:val="0"/>
@@ -11517,6 +11976,7 @@
     </w:tblStylePr>
     <w:tblStylePr w:type="lastRow">
       <w:rPr>
+        <w:rFonts w:eastAsia="黑体"/>
         <w:b/>
         <w:bCs/>
         <w:i w:val="0"/>
@@ -11538,6 +11998,7 @@
     </w:tblStylePr>
     <w:tblStylePr w:type="firstCol">
       <w:rPr>
+        <w:rFonts w:eastAsia="黑体"/>
         <w:b/>
         <w:bCs/>
         <w:i w:val="0"/>
@@ -11557,6 +12018,7 @@
     </w:tblStylePr>
     <w:tblStylePr w:type="lastCol">
       <w:rPr>
+        <w:rFonts w:eastAsia="黑体"/>
         <w:b/>
         <w:bCs/>
         <w:i w:val="0"/>
@@ -11637,6 +12099,7 @@
     </w:tcPr>
     <w:tblStylePr w:type="firstRow">
       <w:rPr>
+        <w:rFonts w:eastAsia="黑体"/>
         <w:b/>
         <w:bCs/>
         <w:i w:val="0"/>
@@ -11658,6 +12121,7 @@
     </w:tblStylePr>
     <w:tblStylePr w:type="lastRow">
       <w:rPr>
+        <w:rFonts w:eastAsia="黑体"/>
         <w:b/>
         <w:bCs/>
         <w:i w:val="0"/>
@@ -11679,6 +12143,7 @@
     </w:tblStylePr>
     <w:tblStylePr w:type="firstCol">
       <w:rPr>
+        <w:rFonts w:eastAsia="黑体"/>
         <w:b/>
         <w:bCs/>
         <w:i w:val="0"/>
@@ -11698,6 +12163,7 @@
     </w:tblStylePr>
     <w:tblStylePr w:type="lastCol">
       <w:rPr>
+        <w:rFonts w:eastAsia="黑体"/>
         <w:b/>
         <w:bCs/>
         <w:i w:val="0"/>
@@ -11778,6 +12244,7 @@
     </w:tcPr>
     <w:tblStylePr w:type="firstRow">
       <w:rPr>
+        <w:rFonts w:eastAsia="黑体"/>
         <w:b/>
         <w:bCs/>
         <w:i w:val="0"/>
@@ -11799,6 +12266,7 @@
     </w:tblStylePr>
     <w:tblStylePr w:type="lastRow">
       <w:rPr>
+        <w:rFonts w:eastAsia="黑体"/>
         <w:b/>
         <w:bCs/>
         <w:i w:val="0"/>
@@ -11820,6 +12288,7 @@
     </w:tblStylePr>
     <w:tblStylePr w:type="firstCol">
       <w:rPr>
+        <w:rFonts w:eastAsia="黑体"/>
         <w:b/>
         <w:bCs/>
         <w:i w:val="0"/>
@@ -11839,6 +12308,7 @@
     </w:tblStylePr>
     <w:tblStylePr w:type="lastCol">
       <w:rPr>
+        <w:rFonts w:eastAsia="黑体"/>
         <w:b/>
         <w:bCs/>
         <w:i w:val="0"/>
@@ -11919,6 +12389,7 @@
     </w:tcPr>
     <w:tblStylePr w:type="firstRow">
       <w:rPr>
+        <w:rFonts w:eastAsia="黑体"/>
         <w:b/>
         <w:bCs/>
         <w:i w:val="0"/>
@@ -11940,6 +12411,7 @@
     </w:tblStylePr>
     <w:tblStylePr w:type="lastRow">
       <w:rPr>
+        <w:rFonts w:eastAsia="黑体"/>
         <w:b/>
         <w:bCs/>
         <w:i w:val="0"/>
@@ -11961,6 +12433,7 @@
     </w:tblStylePr>
     <w:tblStylePr w:type="firstCol">
       <w:rPr>
+        <w:rFonts w:eastAsia="黑体"/>
         <w:b/>
         <w:bCs/>
         <w:i w:val="0"/>
@@ -11980,6 +12453,7 @@
     </w:tblStylePr>
     <w:tblStylePr w:type="lastCol">
       <w:rPr>
+        <w:rFonts w:eastAsia="黑体"/>
         <w:b/>
         <w:bCs/>
         <w:i w:val="0"/>
@@ -12037,6 +12511,7 @@
       <w:spacing w:after="0" w:line="240" w:lineRule="auto"/>
     </w:pPr>
     <w:rPr>
+      <w:rFonts w:eastAsia="黑体"/>
       <w:color w:themeColor="background1" w:val="FFFFFF"/>
     </w:rPr>
     <w:tblPr>
@@ -12055,6 +12530,7 @@
     </w:tcPr>
     <w:tblStylePr w:type="firstRow">
       <w:rPr>
+        <w:rFonts w:eastAsia="黑体"/>
         <w:b/>
         <w:bCs/>
       </w:rPr>
@@ -12151,6 +12627,7 @@
       <w:spacing w:after="0" w:line="240" w:lineRule="auto"/>
     </w:pPr>
     <w:rPr>
+      <w:rFonts w:eastAsia="黑体"/>
       <w:color w:themeColor="background1" w:val="FFFFFF"/>
     </w:rPr>
     <w:tblPr>
@@ -12169,6 +12646,7 @@
     </w:tcPr>
     <w:tblStylePr w:type="firstRow">
       <w:rPr>
+        <w:rFonts w:eastAsia="黑体"/>
         <w:b/>
         <w:bCs/>
       </w:rPr>
@@ -12265,6 +12743,7 @@
       <w:spacing w:after="0" w:line="240" w:lineRule="auto"/>
     </w:pPr>
     <w:rPr>
+      <w:rFonts w:eastAsia="黑体"/>
       <w:color w:themeColor="background1" w:val="FFFFFF"/>
     </w:rPr>
     <w:tblPr>
@@ -12283,6 +12762,7 @@
     </w:tcPr>
     <w:tblStylePr w:type="firstRow">
       <w:rPr>
+        <w:rFonts w:eastAsia="黑体"/>
         <w:b/>
         <w:bCs/>
       </w:rPr>
@@ -12379,6 +12859,7 @@
       <w:spacing w:after="0" w:line="240" w:lineRule="auto"/>
     </w:pPr>
     <w:rPr>
+      <w:rFonts w:eastAsia="黑体"/>
       <w:color w:themeColor="background1" w:val="FFFFFF"/>
     </w:rPr>
     <w:tblPr>
@@ -12397,6 +12878,7 @@
     </w:tcPr>
     <w:tblStylePr w:type="firstRow">
       <w:rPr>
+        <w:rFonts w:eastAsia="黑体"/>
         <w:b/>
         <w:bCs/>
       </w:rPr>
@@ -12493,6 +12975,7 @@
       <w:spacing w:after="0" w:line="240" w:lineRule="auto"/>
     </w:pPr>
     <w:rPr>
+      <w:rFonts w:eastAsia="黑体"/>
       <w:color w:themeColor="background1" w:val="FFFFFF"/>
     </w:rPr>
     <w:tblPr>
@@ -12511,6 +12994,7 @@
     </w:tcPr>
     <w:tblStylePr w:type="firstRow">
       <w:rPr>
+        <w:rFonts w:eastAsia="黑体"/>
         <w:b/>
         <w:bCs/>
       </w:rPr>
@@ -12607,6 +13091,7 @@
       <w:spacing w:after="0" w:line="240" w:lineRule="auto"/>
     </w:pPr>
     <w:rPr>
+      <w:rFonts w:eastAsia="黑体"/>
       <w:color w:themeColor="background1" w:val="FFFFFF"/>
     </w:rPr>
     <w:tblPr>
@@ -12625,6 +13110,7 @@
     </w:tcPr>
     <w:tblStylePr w:type="firstRow">
       <w:rPr>
+        <w:rFonts w:eastAsia="黑体"/>
         <w:b/>
         <w:bCs/>
       </w:rPr>
@@ -12721,6 +13207,7 @@
       <w:spacing w:after="0" w:line="240" w:lineRule="auto"/>
     </w:pPr>
     <w:rPr>
+      <w:rFonts w:eastAsia="黑体"/>
       <w:color w:themeColor="background1" w:val="FFFFFF"/>
     </w:rPr>
     <w:tblPr>
@@ -12739,6 +13226,7 @@
     </w:tcPr>
     <w:tblStylePr w:type="firstRow">
       <w:rPr>
+        <w:rFonts w:eastAsia="黑体"/>
         <w:b/>
         <w:bCs/>
       </w:rPr>
@@ -12835,6 +13323,7 @@
       <w:spacing w:after="0" w:line="240" w:lineRule="auto"/>
     </w:pPr>
     <w:rPr>
+      <w:rFonts w:eastAsia="黑体"/>
       <w:color w:themeColor="text1" w:val="000000"/>
     </w:rPr>
     <w:tblPr>
@@ -12861,6 +13350,7 @@
     </w:tcPr>
     <w:tblStylePr w:type="firstRow">
       <w:rPr>
+        <w:rFonts w:eastAsia="黑体"/>
         <w:b/>
         <w:bCs/>
       </w:rPr>
@@ -12879,6 +13369,7 @@
     </w:tblStylePr>
     <w:tblStylePr w:type="lastRow">
       <w:rPr>
+        <w:rFonts w:eastAsia="黑体"/>
         <w:b/>
         <w:bCs/>
         <w:color w:themeColor="background1" w:val="FFFFFF"/>
@@ -12893,6 +13384,7 @@
     </w:tblStylePr>
     <w:tblStylePr w:type="firstCol">
       <w:rPr>
+        <w:rFonts w:eastAsia="黑体"/>
         <w:color w:themeColor="background1" w:val="FFFFFF"/>
       </w:rPr>
       <w:tblPr/>
@@ -12910,6 +13402,7 @@
     </w:tblStylePr>
     <w:tblStylePr w:type="lastCol">
       <w:rPr>
+        <w:rFonts w:eastAsia="黑体"/>
         <w:color w:themeColor="background1" w:val="FFFFFF"/>
       </w:rPr>
       <w:tblPr/>
@@ -12939,11 +13432,13 @@
     </w:tblStylePr>
     <w:tblStylePr w:type="neCell">
       <w:rPr>
+        <w:rFonts w:eastAsia="黑体"/>
         <w:color w:themeColor="text1" w:val="000000"/>
       </w:rPr>
     </w:tblStylePr>
     <w:tblStylePr w:type="nwCell">
       <w:rPr>
+        <w:rFonts w:eastAsia="黑体"/>
         <w:color w:themeColor="text1" w:val="000000"/>
       </w:rPr>
     </w:tblStylePr>
@@ -12957,6 +13452,7 @@
       <w:spacing w:after="0" w:line="240" w:lineRule="auto"/>
     </w:pPr>
     <w:rPr>
+      <w:rFonts w:eastAsia="黑体"/>
       <w:color w:themeColor="text1" w:val="000000"/>
     </w:rPr>
     <w:tblPr>
@@ -12983,6 +13479,7 @@
     </w:tcPr>
     <w:tblStylePr w:type="firstRow">
       <w:rPr>
+        <w:rFonts w:eastAsia="黑体"/>
         <w:b/>
         <w:bCs/>
       </w:rPr>
@@ -13001,6 +13498,7 @@
     </w:tblStylePr>
     <w:tblStylePr w:type="lastRow">
       <w:rPr>
+        <w:rFonts w:eastAsia="黑体"/>
         <w:b/>
         <w:bCs/>
         <w:color w:themeColor="background1" w:val="FFFFFF"/>
@@ -13015,6 +13513,7 @@
     </w:tblStylePr>
     <w:tblStylePr w:type="firstCol">
       <w:rPr>
+        <w:rFonts w:eastAsia="黑体"/>
         <w:color w:themeColor="background1" w:val="FFFFFF"/>
       </w:rPr>
       <w:tblPr/>
@@ -13032,6 +13531,7 @@
     </w:tblStylePr>
     <w:tblStylePr w:type="lastCol">
       <w:rPr>
+        <w:rFonts w:eastAsia="黑体"/>
         <w:color w:themeColor="background1" w:val="FFFFFF"/>
       </w:rPr>
       <w:tblPr/>
@@ -13061,11 +13561,13 @@
     </w:tblStylePr>
     <w:tblStylePr w:type="neCell">
       <w:rPr>
+        <w:rFonts w:eastAsia="黑体"/>
         <w:color w:themeColor="text1" w:val="000000"/>
       </w:rPr>
     </w:tblStylePr>
     <w:tblStylePr w:type="nwCell">
       <w:rPr>
+        <w:rFonts w:eastAsia="黑体"/>
         <w:color w:themeColor="text1" w:val="000000"/>
       </w:rPr>
     </w:tblStylePr>
@@ -13079,6 +13581,7 @@
       <w:spacing w:after="0" w:line="240" w:lineRule="auto"/>
     </w:pPr>
     <w:rPr>
+      <w:rFonts w:eastAsia="黑体"/>
       <w:color w:themeColor="text1" w:val="000000"/>
     </w:rPr>
     <w:tblPr>
@@ -13105,6 +13608,7 @@
     </w:tcPr>
     <w:tblStylePr w:type="firstRow">
       <w:rPr>
+        <w:rFonts w:eastAsia="黑体"/>
         <w:b/>
         <w:bCs/>
       </w:rPr>
@@ -13123,6 +13627,7 @@
     </w:tblStylePr>
     <w:tblStylePr w:type="lastRow">
       <w:rPr>
+        <w:rFonts w:eastAsia="黑体"/>
         <w:b/>
         <w:bCs/>
         <w:color w:themeColor="background1" w:val="FFFFFF"/>
@@ -13137,6 +13642,7 @@
     </w:tblStylePr>
     <w:tblStylePr w:type="firstCol">
       <w:rPr>
+        <w:rFonts w:eastAsia="黑体"/>
         <w:color w:themeColor="background1" w:val="FFFFFF"/>
       </w:rPr>
       <w:tblPr/>
@@ -13154,6 +13660,7 @@
     </w:tblStylePr>
     <w:tblStylePr w:type="lastCol">
       <w:rPr>
+        <w:rFonts w:eastAsia="黑体"/>
         <w:color w:themeColor="background1" w:val="FFFFFF"/>
       </w:rPr>
       <w:tblPr/>
@@ -13183,11 +13690,13 @@
     </w:tblStylePr>
     <w:tblStylePr w:type="neCell">
       <w:rPr>
+        <w:rFonts w:eastAsia="黑体"/>
         <w:color w:themeColor="text1" w:val="000000"/>
       </w:rPr>
     </w:tblStylePr>
     <w:tblStylePr w:type="nwCell">
       <w:rPr>
+        <w:rFonts w:eastAsia="黑体"/>
         <w:color w:themeColor="text1" w:val="000000"/>
       </w:rPr>
     </w:tblStylePr>
@@ -13201,6 +13710,7 @@
       <w:spacing w:after="0" w:line="240" w:lineRule="auto"/>
     </w:pPr>
     <w:rPr>
+      <w:rFonts w:eastAsia="黑体"/>
       <w:color w:themeColor="text1" w:val="000000"/>
     </w:rPr>
     <w:tblPr>
@@ -13227,6 +13737,7 @@
     </w:tcPr>
     <w:tblStylePr w:type="firstRow">
       <w:rPr>
+        <w:rFonts w:eastAsia="黑体"/>
         <w:b/>
         <w:bCs/>
       </w:rPr>
@@ -13245,6 +13756,7 @@
     </w:tblStylePr>
     <w:tblStylePr w:type="lastRow">
       <w:rPr>
+        <w:rFonts w:eastAsia="黑体"/>
         <w:b/>
         <w:bCs/>
         <w:color w:themeColor="background1" w:val="FFFFFF"/>
@@ -13259,6 +13771,7 @@
     </w:tblStylePr>
     <w:tblStylePr w:type="firstCol">
       <w:rPr>
+        <w:rFonts w:eastAsia="黑体"/>
         <w:color w:themeColor="background1" w:val="FFFFFF"/>
       </w:rPr>
       <w:tblPr/>
@@ -13276,6 +13789,7 @@
     </w:tblStylePr>
     <w:tblStylePr w:type="lastCol">
       <w:rPr>
+        <w:rFonts w:eastAsia="黑体"/>
         <w:color w:themeColor="background1" w:val="FFFFFF"/>
       </w:rPr>
       <w:tblPr/>
@@ -13313,6 +13827,7 @@
       <w:spacing w:after="0" w:line="240" w:lineRule="auto"/>
     </w:pPr>
     <w:rPr>
+      <w:rFonts w:eastAsia="黑体"/>
       <w:color w:themeColor="text1" w:val="000000"/>
     </w:rPr>
     <w:tblPr>
@@ -13339,6 +13854,7 @@
     </w:tcPr>
     <w:tblStylePr w:type="firstRow">
       <w:rPr>
+        <w:rFonts w:eastAsia="黑体"/>
         <w:b/>
         <w:bCs/>
       </w:rPr>
@@ -13357,6 +13873,7 @@
     </w:tblStylePr>
     <w:tblStylePr w:type="lastRow">
       <w:rPr>
+        <w:rFonts w:eastAsia="黑体"/>
         <w:b/>
         <w:bCs/>
         <w:color w:themeColor="background1" w:val="FFFFFF"/>
@@ -13371,6 +13888,7 @@
     </w:tblStylePr>
     <w:tblStylePr w:type="firstCol">
       <w:rPr>
+        <w:rFonts w:eastAsia="黑体"/>
         <w:color w:themeColor="background1" w:val="FFFFFF"/>
       </w:rPr>
       <w:tblPr/>
@@ -13388,6 +13906,7 @@
     </w:tblStylePr>
     <w:tblStylePr w:type="lastCol">
       <w:rPr>
+        <w:rFonts w:eastAsia="黑体"/>
         <w:color w:themeColor="background1" w:val="FFFFFF"/>
       </w:rPr>
       <w:tblPr/>
@@ -13417,11 +13936,13 @@
     </w:tblStylePr>
     <w:tblStylePr w:type="neCell">
       <w:rPr>
+        <w:rFonts w:eastAsia="黑体"/>
         <w:color w:themeColor="text1" w:val="000000"/>
       </w:rPr>
     </w:tblStylePr>
     <w:tblStylePr w:type="nwCell">
       <w:rPr>
+        <w:rFonts w:eastAsia="黑体"/>
         <w:color w:themeColor="text1" w:val="000000"/>
       </w:rPr>
     </w:tblStylePr>
@@ -13435,6 +13956,7 @@
       <w:spacing w:after="0" w:line="240" w:lineRule="auto"/>
     </w:pPr>
     <w:rPr>
+      <w:rFonts w:eastAsia="黑体"/>
       <w:color w:themeColor="text1" w:val="000000"/>
     </w:rPr>
     <w:tblPr>
@@ -13461,6 +13983,7 @@
     </w:tcPr>
     <w:tblStylePr w:type="firstRow">
       <w:rPr>
+        <w:rFonts w:eastAsia="黑体"/>
         <w:b/>
         <w:bCs/>
       </w:rPr>
@@ -13479,6 +14002,7 @@
     </w:tblStylePr>
     <w:tblStylePr w:type="lastRow">
       <w:rPr>
+        <w:rFonts w:eastAsia="黑体"/>
         <w:b/>
         <w:bCs/>
         <w:color w:themeColor="background1" w:val="FFFFFF"/>
@@ -13493,6 +14017,7 @@
     </w:tblStylePr>
     <w:tblStylePr w:type="firstCol">
       <w:rPr>
+        <w:rFonts w:eastAsia="黑体"/>
         <w:color w:themeColor="background1" w:val="FFFFFF"/>
       </w:rPr>
       <w:tblPr/>
@@ -13510,6 +14035,7 @@
     </w:tblStylePr>
     <w:tblStylePr w:type="lastCol">
       <w:rPr>
+        <w:rFonts w:eastAsia="黑体"/>
         <w:color w:themeColor="background1" w:val="FFFFFF"/>
       </w:rPr>
       <w:tblPr/>
@@ -13539,11 +14065,13 @@
     </w:tblStylePr>
     <w:tblStylePr w:type="neCell">
       <w:rPr>
+        <w:rFonts w:eastAsia="黑体"/>
         <w:color w:themeColor="text1" w:val="000000"/>
       </w:rPr>
     </w:tblStylePr>
     <w:tblStylePr w:type="nwCell">
       <w:rPr>
+        <w:rFonts w:eastAsia="黑体"/>
         <w:color w:themeColor="text1" w:val="000000"/>
       </w:rPr>
     </w:tblStylePr>
@@ -13557,6 +14085,7 @@
       <w:spacing w:after="0" w:line="240" w:lineRule="auto"/>
     </w:pPr>
     <w:rPr>
+      <w:rFonts w:eastAsia="黑体"/>
       <w:color w:themeColor="text1" w:val="000000"/>
     </w:rPr>
     <w:tblPr>
@@ -13583,6 +14112,7 @@
     </w:tcPr>
     <w:tblStylePr w:type="firstRow">
       <w:rPr>
+        <w:rFonts w:eastAsia="黑体"/>
         <w:b/>
         <w:bCs/>
       </w:rPr>
@@ -13601,6 +14131,7 @@
     </w:tblStylePr>
     <w:tblStylePr w:type="lastRow">
       <w:rPr>
+        <w:rFonts w:eastAsia="黑体"/>
         <w:b/>
         <w:bCs/>
         <w:color w:themeColor="background1" w:val="FFFFFF"/>
@@ -13615,6 +14146,7 @@
     </w:tblStylePr>
     <w:tblStylePr w:type="firstCol">
       <w:rPr>
+        <w:rFonts w:eastAsia="黑体"/>
         <w:color w:themeColor="background1" w:val="FFFFFF"/>
       </w:rPr>
       <w:tblPr/>
@@ -13632,6 +14164,7 @@
     </w:tblStylePr>
     <w:tblStylePr w:type="lastCol">
       <w:rPr>
+        <w:rFonts w:eastAsia="黑体"/>
         <w:color w:themeColor="background1" w:val="FFFFFF"/>
       </w:rPr>
       <w:tblPr/>
@@ -13661,11 +14194,13 @@
     </w:tblStylePr>
     <w:tblStylePr w:type="neCell">
       <w:rPr>
+        <w:rFonts w:eastAsia="黑体"/>
         <w:color w:themeColor="text1" w:val="000000"/>
       </w:rPr>
     </w:tblStylePr>
     <w:tblStylePr w:type="nwCell">
       <w:rPr>
+        <w:rFonts w:eastAsia="黑体"/>
         <w:color w:themeColor="text1" w:val="000000"/>
       </w:rPr>
     </w:tblStylePr>
@@ -13679,6 +14214,7 @@
       <w:spacing w:after="0" w:line="240" w:lineRule="auto"/>
     </w:pPr>
     <w:rPr>
+      <w:rFonts w:eastAsia="黑体"/>
       <w:color w:themeColor="text1" w:val="000000"/>
     </w:rPr>
     <w:tblPr>
@@ -13697,6 +14233,7 @@
     </w:tcPr>
     <w:tblStylePr w:type="firstRow">
       <w:rPr>
+        <w:rFonts w:eastAsia="黑体"/>
         <w:b/>
         <w:bCs/>
         <w:color w:themeColor="background1" w:val="FFFFFF"/>
@@ -13711,6 +14248,7 @@
     </w:tblStylePr>
     <w:tblStylePr w:type="lastRow">
       <w:rPr>
+        <w:rFonts w:eastAsia="黑体"/>
         <w:b/>
         <w:bCs/>
         <w:color w:themeColor="accent2" w:themeShade="CC" w:val="9E3A38"/>
@@ -13725,12 +14263,14 @@
     </w:tblStylePr>
     <w:tblStylePr w:type="firstCol">
       <w:rPr>
+        <w:rFonts w:eastAsia="黑体"/>
         <w:b/>
         <w:bCs/>
       </w:rPr>
     </w:tblStylePr>
     <w:tblStylePr w:type="lastCol">
       <w:rPr>
+        <w:rFonts w:eastAsia="黑体"/>
         <w:b/>
         <w:bCs/>
       </w:rPr>
@@ -13765,6 +14305,7 @@
       <w:spacing w:after="0" w:line="240" w:lineRule="auto"/>
     </w:pPr>
     <w:rPr>
+      <w:rFonts w:eastAsia="黑体"/>
       <w:color w:themeColor="text1" w:val="000000"/>
     </w:rPr>
     <w:tblPr>
@@ -13783,6 +14324,7 @@
     </w:tcPr>
     <w:tblStylePr w:type="firstRow">
       <w:rPr>
+        <w:rFonts w:eastAsia="黑体"/>
         <w:b/>
         <w:bCs/>
         <w:color w:themeColor="background1" w:val="FFFFFF"/>
@@ -13797,6 +14339,7 @@
     </w:tblStylePr>
     <w:tblStylePr w:type="lastRow">
       <w:rPr>
+        <w:rFonts w:eastAsia="黑体"/>
         <w:b/>
         <w:bCs/>
         <w:color w:themeColor="accent2" w:themeShade="CC" w:val="9E3A38"/>
@@ -13811,12 +14354,14 @@
     </w:tblStylePr>
     <w:tblStylePr w:type="firstCol">
       <w:rPr>
+        <w:rFonts w:eastAsia="黑体"/>
         <w:b/>
         <w:bCs/>
       </w:rPr>
     </w:tblStylePr>
     <w:tblStylePr w:type="lastCol">
       <w:rPr>
+        <w:rFonts w:eastAsia="黑体"/>
         <w:b/>
         <w:bCs/>
       </w:rPr>
@@ -13851,6 +14396,7 @@
       <w:spacing w:after="0" w:line="240" w:lineRule="auto"/>
     </w:pPr>
     <w:rPr>
+      <w:rFonts w:eastAsia="黑体"/>
       <w:color w:themeColor="text1" w:val="000000"/>
     </w:rPr>
     <w:tblPr>
@@ -13869,6 +14415,7 @@
     </w:tcPr>
     <w:tblStylePr w:type="firstRow">
       <w:rPr>
+        <w:rFonts w:eastAsia="黑体"/>
         <w:b/>
         <w:bCs/>
         <w:color w:themeColor="background1" w:val="FFFFFF"/>
@@ -13883,6 +14430,7 @@
     </w:tblStylePr>
     <w:tblStylePr w:type="lastRow">
       <w:rPr>
+        <w:rFonts w:eastAsia="黑体"/>
         <w:b/>
         <w:bCs/>
         <w:color w:themeColor="accent2" w:themeShade="CC" w:val="9E3A38"/>
@@ -13897,12 +14445,14 @@
     </w:tblStylePr>
     <w:tblStylePr w:type="firstCol">
       <w:rPr>
+        <w:rFonts w:eastAsia="黑体"/>
         <w:b/>
         <w:bCs/>
       </w:rPr>
     </w:tblStylePr>
     <w:tblStylePr w:type="lastCol">
       <w:rPr>
+        <w:rFonts w:eastAsia="黑体"/>
         <w:b/>
         <w:bCs/>
       </w:rPr>
@@ -13937,6 +14487,7 @@
       <w:spacing w:after="0" w:line="240" w:lineRule="auto"/>
     </w:pPr>
     <w:rPr>
+      <w:rFonts w:eastAsia="黑体"/>
       <w:color w:themeColor="text1" w:val="000000"/>
     </w:rPr>
     <w:tblPr>
@@ -13955,6 +14506,7 @@
     </w:tcPr>
     <w:tblStylePr w:type="firstRow">
       <w:rPr>
+        <w:rFonts w:eastAsia="黑体"/>
         <w:b/>
         <w:bCs/>
         <w:color w:themeColor="background1" w:val="FFFFFF"/>
@@ -13969,6 +14521,7 @@
     </w:tblStylePr>
     <w:tblStylePr w:type="lastRow">
       <w:rPr>
+        <w:rFonts w:eastAsia="黑体"/>
         <w:b/>
         <w:bCs/>
         <w:color w:themeColor="accent4" w:themeShade="CC" w:val="664E82"/>
@@ -13983,12 +14536,14 @@
     </w:tblStylePr>
     <w:tblStylePr w:type="firstCol">
       <w:rPr>
+        <w:rFonts w:eastAsia="黑体"/>
         <w:b/>
         <w:bCs/>
       </w:rPr>
     </w:tblStylePr>
     <w:tblStylePr w:type="lastCol">
       <w:rPr>
+        <w:rFonts w:eastAsia="黑体"/>
         <w:b/>
         <w:bCs/>
       </w:rPr>
@@ -14023,6 +14578,7 @@
       <w:spacing w:after="0" w:line="240" w:lineRule="auto"/>
     </w:pPr>
     <w:rPr>
+      <w:rFonts w:eastAsia="黑体"/>
       <w:color w:themeColor="text1" w:val="000000"/>
     </w:rPr>
     <w:tblPr>
@@ -14041,6 +14597,7 @@
     </w:tcPr>
     <w:tblStylePr w:type="firstRow">
       <w:rPr>
+        <w:rFonts w:eastAsia="黑体"/>
         <w:b/>
         <w:bCs/>
         <w:color w:themeColor="background1" w:val="FFFFFF"/>
@@ -14055,6 +14612,7 @@
     </w:tblStylePr>
     <w:tblStylePr w:type="lastRow">
       <w:rPr>
+        <w:rFonts w:eastAsia="黑体"/>
         <w:b/>
         <w:bCs/>
         <w:color w:themeColor="accent3" w:themeShade="CC" w:val="7E9C40"/>
@@ -14069,12 +14627,14 @@
     </w:tblStylePr>
     <w:tblStylePr w:type="firstCol">
       <w:rPr>
+        <w:rFonts w:eastAsia="黑体"/>
         <w:b/>
         <w:bCs/>
       </w:rPr>
     </w:tblStylePr>
     <w:tblStylePr w:type="lastCol">
       <w:rPr>
+        <w:rFonts w:eastAsia="黑体"/>
         <w:b/>
         <w:bCs/>
       </w:rPr>
@@ -14109,6 +14669,7 @@
       <w:spacing w:after="0" w:line="240" w:lineRule="auto"/>
     </w:pPr>
     <w:rPr>
+      <w:rFonts w:eastAsia="黑体"/>
       <w:color w:themeColor="text1" w:val="000000"/>
     </w:rPr>
     <w:tblPr>
@@ -14127,6 +14688,7 @@
     </w:tcPr>
     <w:tblStylePr w:type="firstRow">
       <w:rPr>
+        <w:rFonts w:eastAsia="黑体"/>
         <w:b/>
         <w:bCs/>
         <w:color w:themeColor="background1" w:val="FFFFFF"/>
@@ -14141,6 +14703,7 @@
     </w:tblStylePr>
     <w:tblStylePr w:type="lastRow">
       <w:rPr>
+        <w:rFonts w:eastAsia="黑体"/>
         <w:b/>
         <w:bCs/>
         <w:color w:themeColor="accent6" w:themeShade="CC" w:val="F2730A"/>
@@ -14155,12 +14718,14 @@
     </w:tblStylePr>
     <w:tblStylePr w:type="firstCol">
       <w:rPr>
+        <w:rFonts w:eastAsia="黑体"/>
         <w:b/>
         <w:bCs/>
       </w:rPr>
     </w:tblStylePr>
     <w:tblStylePr w:type="lastCol">
       <w:rPr>
+        <w:rFonts w:eastAsia="黑体"/>
         <w:b/>
         <w:bCs/>
       </w:rPr>
@@ -14195,6 +14760,7 @@
       <w:spacing w:after="0" w:line="240" w:lineRule="auto"/>
     </w:pPr>
     <w:rPr>
+      <w:rFonts w:eastAsia="黑体"/>
       <w:color w:themeColor="text1" w:val="000000"/>
     </w:rPr>
     <w:tblPr>
@@ -14213,6 +14779,7 @@
     </w:tcPr>
     <w:tblStylePr w:type="firstRow">
       <w:rPr>
+        <w:rFonts w:eastAsia="黑体"/>
         <w:b/>
         <w:bCs/>
         <w:color w:themeColor="background1" w:val="FFFFFF"/>
@@ -14227,6 +14794,7 @@
     </w:tblStylePr>
     <w:tblStylePr w:type="lastRow">
       <w:rPr>
+        <w:rFonts w:eastAsia="黑体"/>
         <w:b/>
         <w:bCs/>
         <w:color w:themeColor="accent5" w:themeShade="CC" w:val="348DA5"/>
@@ -14241,12 +14809,14 @@
     </w:tblStylePr>
     <w:tblStylePr w:type="firstCol">
       <w:rPr>
+        <w:rFonts w:eastAsia="黑体"/>
         <w:b/>
         <w:bCs/>
       </w:rPr>
     </w:tblStylePr>
     <w:tblStylePr w:type="lastCol">
       <w:rPr>
+        <w:rFonts w:eastAsia="黑体"/>
         <w:b/>
         <w:bCs/>
       </w:rPr>
@@ -14281,6 +14851,7 @@
       <w:spacing w:after="0" w:line="240" w:lineRule="auto"/>
     </w:pPr>
     <w:rPr>
+      <w:rFonts w:eastAsia="黑体"/>
       <w:color w:themeColor="text1" w:val="000000"/>
     </w:rPr>
     <w:tblPr>
@@ -14302,6 +14873,7 @@
     </w:tcPr>
     <w:tblStylePr w:type="firstRow">
       <w:rPr>
+        <w:rFonts w:eastAsia="黑体"/>
         <w:b/>
         <w:bCs/>
       </w:rPr>
@@ -14312,6 +14884,7 @@
     </w:tblStylePr>
     <w:tblStylePr w:type="lastRow">
       <w:rPr>
+        <w:rFonts w:eastAsia="黑体"/>
         <w:b/>
         <w:bCs/>
         <w:color w:themeColor="text1" w:val="000000"/>
@@ -14323,6 +14896,7 @@
     </w:tblStylePr>
     <w:tblStylePr w:type="firstCol">
       <w:rPr>
+        <w:rFonts w:eastAsia="黑体"/>
         <w:color w:themeColor="background1" w:val="FFFFFF"/>
       </w:rPr>
       <w:tblPr/>
@@ -14332,6 +14906,7 @@
     </w:tblStylePr>
     <w:tblStylePr w:type="lastCol">
       <w:rPr>
+        <w:rFonts w:eastAsia="黑体"/>
         <w:color w:themeColor="background1" w:val="FFFFFF"/>
       </w:rPr>
       <w:tblPr/>
@@ -14361,6 +14936,7 @@
       <w:spacing w:after="0" w:line="240" w:lineRule="auto"/>
     </w:pPr>
     <w:rPr>
+      <w:rFonts w:eastAsia="黑体"/>
       <w:color w:themeColor="text1" w:val="000000"/>
     </w:rPr>
     <w:tblPr>
@@ -14382,6 +14958,7 @@
     </w:tcPr>
     <w:tblStylePr w:type="firstRow">
       <w:rPr>
+        <w:rFonts w:eastAsia="黑体"/>
         <w:b/>
         <w:bCs/>
       </w:rPr>
@@ -14392,6 +14969,7 @@
     </w:tblStylePr>
     <w:tblStylePr w:type="lastRow">
       <w:rPr>
+        <w:rFonts w:eastAsia="黑体"/>
         <w:b/>
         <w:bCs/>
         <w:color w:themeColor="text1" w:val="000000"/>
@@ -14403,6 +14981,7 @@
     </w:tblStylePr>
     <w:tblStylePr w:type="firstCol">
       <w:rPr>
+        <w:rFonts w:eastAsia="黑体"/>
         <w:color w:themeColor="background1" w:val="FFFFFF"/>
       </w:rPr>
       <w:tblPr/>
@@ -14412,6 +14991,7 @@
     </w:tblStylePr>
     <w:tblStylePr w:type="lastCol">
       <w:rPr>
+        <w:rFonts w:eastAsia="黑体"/>
         <w:color w:themeColor="background1" w:val="FFFFFF"/>
       </w:rPr>
       <w:tblPr/>
@@ -14441,6 +15021,7 @@
       <w:spacing w:after="0" w:line="240" w:lineRule="auto"/>
     </w:pPr>
     <w:rPr>
+      <w:rFonts w:eastAsia="黑体"/>
       <w:color w:themeColor="text1" w:val="000000"/>
     </w:rPr>
     <w:tblPr>
@@ -14462,6 +15043,7 @@
     </w:tcPr>
     <w:tblStylePr w:type="firstRow">
       <w:rPr>
+        <w:rFonts w:eastAsia="黑体"/>
         <w:b/>
         <w:bCs/>
       </w:rPr>
@@ -14472,6 +15054,7 @@
     </w:tblStylePr>
     <w:tblStylePr w:type="lastRow">
       <w:rPr>
+        <w:rFonts w:eastAsia="黑体"/>
         <w:b/>
         <w:bCs/>
         <w:color w:themeColor="text1" w:val="000000"/>
@@ -14483,6 +15066,7 @@
     </w:tblStylePr>
     <w:tblStylePr w:type="firstCol">
       <w:rPr>
+        <w:rFonts w:eastAsia="黑体"/>
         <w:color w:themeColor="background1" w:val="FFFFFF"/>
       </w:rPr>
       <w:tblPr/>
@@ -14492,6 +15076,7 @@
     </w:tblStylePr>
     <w:tblStylePr w:type="lastCol">
       <w:rPr>
+        <w:rFonts w:eastAsia="黑体"/>
         <w:color w:themeColor="background1" w:val="FFFFFF"/>
       </w:rPr>
       <w:tblPr/>
@@ -14521,6 +15106,7 @@
       <w:spacing w:after="0" w:line="240" w:lineRule="auto"/>
     </w:pPr>
     <w:rPr>
+      <w:rFonts w:eastAsia="黑体"/>
       <w:color w:themeColor="text1" w:val="000000"/>
     </w:rPr>
     <w:tblPr>
@@ -14542,6 +15128,7 @@
     </w:tcPr>
     <w:tblStylePr w:type="firstRow">
       <w:rPr>
+        <w:rFonts w:eastAsia="黑体"/>
         <w:b/>
         <w:bCs/>
       </w:rPr>
@@ -14552,6 +15139,7 @@
     </w:tblStylePr>
     <w:tblStylePr w:type="lastRow">
       <w:rPr>
+        <w:rFonts w:eastAsia="黑体"/>
         <w:b/>
         <w:bCs/>
         <w:color w:themeColor="text1" w:val="000000"/>
@@ -14563,6 +15151,7 @@
     </w:tblStylePr>
     <w:tblStylePr w:type="firstCol">
       <w:rPr>
+        <w:rFonts w:eastAsia="黑体"/>
         <w:color w:themeColor="background1" w:val="FFFFFF"/>
       </w:rPr>
       <w:tblPr/>
@@ -14572,6 +15161,7 @@
     </w:tblStylePr>
     <w:tblStylePr w:type="lastCol">
       <w:rPr>
+        <w:rFonts w:eastAsia="黑体"/>
         <w:color w:themeColor="background1" w:val="FFFFFF"/>
       </w:rPr>
       <w:tblPr/>
@@ -14601,6 +15191,7 @@
       <w:spacing w:after="0" w:line="240" w:lineRule="auto"/>
     </w:pPr>
     <w:rPr>
+      <w:rFonts w:eastAsia="黑体"/>
       <w:color w:themeColor="text1" w:val="000000"/>
     </w:rPr>
     <w:tblPr>
@@ -14622,6 +15213,7 @@
     </w:tcPr>
     <w:tblStylePr w:type="firstRow">
       <w:rPr>
+        <w:rFonts w:eastAsia="黑体"/>
         <w:b/>
         <w:bCs/>
       </w:rPr>
@@ -14632,6 +15224,7 @@
     </w:tblStylePr>
     <w:tblStylePr w:type="lastRow">
       <w:rPr>
+        <w:rFonts w:eastAsia="黑体"/>
         <w:b/>
         <w:bCs/>
         <w:color w:themeColor="text1" w:val="000000"/>
@@ -14643,6 +15236,7 @@
     </w:tblStylePr>
     <w:tblStylePr w:type="firstCol">
       <w:rPr>
+        <w:rFonts w:eastAsia="黑体"/>
         <w:color w:themeColor="background1" w:val="FFFFFF"/>
       </w:rPr>
       <w:tblPr/>
@@ -14652,6 +15246,7 @@
     </w:tblStylePr>
     <w:tblStylePr w:type="lastCol">
       <w:rPr>
+        <w:rFonts w:eastAsia="黑体"/>
         <w:color w:themeColor="background1" w:val="FFFFFF"/>
       </w:rPr>
       <w:tblPr/>
@@ -14681,6 +15276,7 @@
       <w:spacing w:after="0" w:line="240" w:lineRule="auto"/>
     </w:pPr>
     <w:rPr>
+      <w:rFonts w:eastAsia="黑体"/>
       <w:color w:themeColor="text1" w:val="000000"/>
     </w:rPr>
     <w:tblPr>
@@ -14702,6 +15298,7 @@
     </w:tcPr>
     <w:tblStylePr w:type="firstRow">
       <w:rPr>
+        <w:rFonts w:eastAsia="黑体"/>
         <w:b/>
         <w:bCs/>
       </w:rPr>
@@ -14712,6 +15309,7 @@
     </w:tblStylePr>
     <w:tblStylePr w:type="lastRow">
       <w:rPr>
+        <w:rFonts w:eastAsia="黑体"/>
         <w:b/>
         <w:bCs/>
         <w:color w:themeColor="text1" w:val="000000"/>
@@ -14723,6 +15321,7 @@
     </w:tblStylePr>
     <w:tblStylePr w:type="firstCol">
       <w:rPr>
+        <w:rFonts w:eastAsia="黑体"/>
         <w:color w:themeColor="background1" w:val="FFFFFF"/>
       </w:rPr>
       <w:tblPr/>
@@ -14732,6 +15331,7 @@
     </w:tblStylePr>
     <w:tblStylePr w:type="lastCol">
       <w:rPr>
+        <w:rFonts w:eastAsia="黑体"/>
         <w:color w:themeColor="background1" w:val="FFFFFF"/>
       </w:rPr>
       <w:tblPr/>
@@ -14761,6 +15361,7 @@
       <w:spacing w:after="0" w:line="240" w:lineRule="auto"/>
     </w:pPr>
     <w:rPr>
+      <w:rFonts w:eastAsia="黑体"/>
       <w:color w:themeColor="text1" w:val="000000"/>
     </w:rPr>
     <w:tblPr>
@@ -14782,6 +15383,7 @@
     </w:tcPr>
     <w:tblStylePr w:type="firstRow">
       <w:rPr>
+        <w:rFonts w:eastAsia="黑体"/>
         <w:b/>
         <w:bCs/>
       </w:rPr>
@@ -14792,6 +15394,7 @@
     </w:tblStylePr>
     <w:tblStylePr w:type="lastRow">
       <w:rPr>
+        <w:rFonts w:eastAsia="黑体"/>
         <w:b/>
         <w:bCs/>
         <w:color w:themeColor="text1" w:val="000000"/>
@@ -14803,6 +15406,7 @@
     </w:tblStylePr>
     <w:tblStylePr w:type="firstCol">
       <w:rPr>
+        <w:rFonts w:eastAsia="黑体"/>
         <w:color w:themeColor="background1" w:val="FFFFFF"/>
       </w:rPr>
       <w:tblPr/>
@@ -14812,6 +15416,7 @@
     </w:tblStylePr>
     <w:tblStylePr w:type="lastCol">
       <w:rPr>
+        <w:rFonts w:eastAsia="黑体"/>
         <w:color w:themeColor="background1" w:val="FFFFFF"/>
       </w:rPr>
       <w:tblPr/>
@@ -14844,6 +15449,7 @@
     <w:name w:val="KeywordTok"/>
     <w:basedOn w:val="VerbatimChar"/>
     <w:rPr>
+      <w:rFonts w:eastAsia="黑体"/>
       <w:b/>
       <w:color w:val="007020"/>
     </w:rPr>
@@ -14852,6 +15458,7 @@
     <w:name w:val="DataTypeTok"/>
     <w:basedOn w:val="VerbatimChar"/>
     <w:rPr>
+      <w:rFonts w:eastAsia="黑体"/>
       <w:color w:val="902000"/>
     </w:rPr>
   </w:style>
@@ -14859,6 +15466,7 @@
     <w:name w:val="DecValTok"/>
     <w:basedOn w:val="VerbatimChar"/>
     <w:rPr>
+      <w:rFonts w:eastAsia="黑体"/>
       <w:color w:val="40a070"/>
     </w:rPr>
   </w:style>
@@ -14866,6 +15474,7 @@
     <w:name w:val="BaseNTok"/>
     <w:basedOn w:val="VerbatimChar"/>
     <w:rPr>
+      <w:rFonts w:eastAsia="黑体"/>
       <w:color w:val="40a070"/>
     </w:rPr>
   </w:style>
@@ -14873,6 +15482,7 @@
     <w:name w:val="FloatTok"/>
     <w:basedOn w:val="VerbatimChar"/>
     <w:rPr>
+      <w:rFonts w:eastAsia="黑体"/>
       <w:color w:val="40a070"/>
     </w:rPr>
   </w:style>
@@ -14880,6 +15490,7 @@
     <w:name w:val="ConstantTok"/>
     <w:basedOn w:val="VerbatimChar"/>
     <w:rPr>
+      <w:rFonts w:eastAsia="黑体"/>
       <w:color w:val="880000"/>
     </w:rPr>
   </w:style>
@@ -14887,6 +15498,7 @@
     <w:name w:val="CharTok"/>
     <w:basedOn w:val="VerbatimChar"/>
     <w:rPr>
+      <w:rFonts w:eastAsia="黑体"/>
       <w:color w:val="4070a0"/>
     </w:rPr>
   </w:style>
@@ -14894,6 +15506,7 @@
     <w:name w:val="SpecialCharTok"/>
     <w:basedOn w:val="VerbatimChar"/>
     <w:rPr>
+      <w:rFonts w:eastAsia="黑体"/>
       <w:color w:val="4070a0"/>
     </w:rPr>
   </w:style>
@@ -14901,6 +15514,7 @@
     <w:name w:val="StringTok"/>
     <w:basedOn w:val="VerbatimChar"/>
     <w:rPr>
+      <w:rFonts w:eastAsia="黑体"/>
       <w:color w:val="4070a0"/>
     </w:rPr>
   </w:style>
@@ -14908,6 +15522,7 @@
     <w:name w:val="VerbatimStringTok"/>
     <w:basedOn w:val="VerbatimChar"/>
     <w:rPr>
+      <w:rFonts w:eastAsia="黑体"/>
       <w:color w:val="4070a0"/>
     </w:rPr>
   </w:style>
@@ -14915,6 +15530,7 @@
     <w:name w:val="SpecialStringTok"/>
     <w:basedOn w:val="VerbatimChar"/>
     <w:rPr>
+      <w:rFonts w:eastAsia="黑体"/>
       <w:color w:val="bb6688"/>
     </w:rPr>
   </w:style>
@@ -14922,6 +15538,7 @@
     <w:name w:val="ImportTok"/>
     <w:basedOn w:val="VerbatimChar"/>
     <w:rPr>
+      <w:rFonts w:eastAsia="黑体"/>
       <w:b/>
       <w:color w:val="008000"/>
     </w:rPr>
@@ -14930,6 +15547,7 @@
     <w:name w:val="CommentTok"/>
     <w:basedOn w:val="VerbatimChar"/>
     <w:rPr>
+      <w:rFonts w:eastAsia="黑体"/>
       <w:i/>
       <w:color w:val="60a0b0"/>
     </w:rPr>
@@ -14938,6 +15556,7 @@
     <w:name w:val="DocumentationTok"/>
     <w:basedOn w:val="VerbatimChar"/>
     <w:rPr>
+      <w:rFonts w:eastAsia="黑体"/>
       <w:i/>
       <w:color w:val="ba2121"/>
     </w:rPr>
@@ -14946,6 +15565,7 @@
     <w:name w:val="AnnotationTok"/>
     <w:basedOn w:val="VerbatimChar"/>
     <w:rPr>
+      <w:rFonts w:eastAsia="黑体"/>
       <w:b/>
       <w:i/>
       <w:color w:val="60a0b0"/>
@@ -14955,6 +15575,7 @@
     <w:name w:val="CommentVarTok"/>
     <w:basedOn w:val="VerbatimChar"/>
     <w:rPr>
+      <w:rFonts w:eastAsia="黑体"/>
       <w:b/>
       <w:i/>
       <w:color w:val="60a0b0"/>
@@ -14964,6 +15585,7 @@
     <w:name w:val="OtherTok"/>
     <w:basedOn w:val="VerbatimChar"/>
     <w:rPr>
+      <w:rFonts w:eastAsia="黑体"/>
       <w:color w:val="007020"/>
     </w:rPr>
   </w:style>
@@ -14971,6 +15593,7 @@
     <w:name w:val="FunctionTok"/>
     <w:basedOn w:val="VerbatimChar"/>
     <w:rPr>
+      <w:rFonts w:eastAsia="黑体"/>
       <w:color w:val="06287e"/>
     </w:rPr>
   </w:style>
@@ -14978,6 +15601,7 @@
     <w:name w:val="VariableTok"/>
     <w:basedOn w:val="VerbatimChar"/>
     <w:rPr>
+      <w:rFonts w:eastAsia="黑体"/>
       <w:color w:val="19177c"/>
     </w:rPr>
   </w:style>
@@ -14985,6 +15609,7 @@
     <w:name w:val="ControlFlowTok"/>
     <w:basedOn w:val="VerbatimChar"/>
     <w:rPr>
+      <w:rFonts w:eastAsia="黑体"/>
       <w:b/>
       <w:color w:val="007020"/>
     </w:rPr>
@@ -14993,6 +15618,7 @@
     <w:name w:val="OperatorTok"/>
     <w:basedOn w:val="VerbatimChar"/>
     <w:rPr>
+      <w:rFonts w:eastAsia="黑体"/>
       <w:color w:val="666666"/>
     </w:rPr>
   </w:style>
@@ -15000,18 +15626,22 @@
     <w:name w:val="BuiltInTok"/>
     <w:basedOn w:val="VerbatimChar"/>
     <w:rPr>
+      <w:rFonts w:eastAsia="黑体"/>
       <w:color w:val="008000"/>
     </w:rPr>
   </w:style>
   <w:style w:type="character" w:customStyle="1" w:styleId="ExtensionTok">
     <w:name w:val="ExtensionTok"/>
     <w:basedOn w:val="VerbatimChar"/>
-    <w:rPr/>
+    <w:rPr>
+      <w:rFonts w:eastAsia="黑体"/>
+    </w:rPr>
   </w:style>
   <w:style w:type="character" w:customStyle="1" w:styleId="PreprocessorTok">
     <w:name w:val="PreprocessorTok"/>
     <w:basedOn w:val="VerbatimChar"/>
     <w:rPr>
+      <w:rFonts w:eastAsia="黑体"/>
       <w:color w:val="bc7a00"/>
     </w:rPr>
   </w:style>
@@ -15019,18 +15649,22 @@
     <w:name w:val="AttributeTok"/>
     <w:basedOn w:val="VerbatimChar"/>
     <w:rPr>
+      <w:rFonts w:eastAsia="黑体"/>
       <w:color w:val="7d9029"/>
     </w:rPr>
   </w:style>
   <w:style w:type="character" w:customStyle="1" w:styleId="RegionMarkerTok">
     <w:name w:val="RegionMarkerTok"/>
     <w:basedOn w:val="VerbatimChar"/>
-    <w:rPr/>
+    <w:rPr>
+      <w:rFonts w:eastAsia="黑体"/>
+    </w:rPr>
   </w:style>
   <w:style w:type="character" w:customStyle="1" w:styleId="InformationTok">
     <w:name w:val="InformationTok"/>
     <w:basedOn w:val="VerbatimChar"/>
     <w:rPr>
+      <w:rFonts w:eastAsia="黑体"/>
       <w:b/>
       <w:i/>
       <w:color w:val="60a0b0"/>
@@ -15040,6 +15674,7 @@
     <w:name w:val="WarningTok"/>
     <w:basedOn w:val="VerbatimChar"/>
     <w:rPr>
+      <w:rFonts w:eastAsia="黑体"/>
       <w:b/>
       <w:i/>
       <w:color w:val="60a0b0"/>
@@ -15049,6 +15684,7 @@
     <w:name w:val="AlertTok"/>
     <w:basedOn w:val="VerbatimChar"/>
     <w:rPr>
+      <w:rFonts w:eastAsia="黑体"/>
       <w:b/>
       <w:color w:val="ff0000"/>
     </w:rPr>
@@ -15057,6 +15693,7 @@
     <w:name w:val="ErrorTok"/>
     <w:basedOn w:val="VerbatimChar"/>
     <w:rPr>
+      <w:rFonts w:eastAsia="黑体"/>
       <w:b/>
       <w:color w:val="ff0000"/>
     </w:rPr>
@@ -15064,7 +15701,9 @@
   <w:style w:type="character" w:customStyle="1" w:styleId="NormalTok">
     <w:name w:val="NormalTok"/>
     <w:basedOn w:val="VerbatimChar"/>
-    <w:rPr/>
+    <w:rPr>
+      <w:rFonts w:eastAsia="黑体"/>
+    </w:rPr>
   </w:style>
 </w:styles>
 </file>
@@ -15113,12 +15752,12 @@
     <a:fontScheme name="Office">
       <a:majorFont>
         <a:latin typeface="Calibri"/>
-        <a:ea typeface=""/>
+        <a:ea typeface="黑体"/>
         <a:cs typeface=""/>
         <a:font script="Jpan" typeface="ＭＳ ゴシック"/>
         <a:font script="Hang" typeface="맑은 고딕"/>
-        <a:font script="Hans" typeface="宋体"/>
-        <a:font script="Hant" typeface="新細明體"/>
+        <a:font script="Hans" typeface="黑体"/>
+        <a:font script="Hant" typeface="黑体"/>
         <a:font script="Arab" typeface="Times New Roman"/>
         <a:font script="Hebr" typeface="Times New Roman"/>
         <a:font script="Thai" typeface="Angsana New"/>
@@ -15148,12 +15787,12 @@
       </a:majorFont>
       <a:minorFont>
         <a:latin typeface="Cambria"/>
-        <a:ea typeface=""/>
+        <a:ea typeface="黑体"/>
         <a:cs typeface=""/>
         <a:font script="Jpan" typeface="ＭＳ 明朝"/>
         <a:font script="Hang" typeface="맑은 고딕"/>
-        <a:font script="Hans" typeface="宋体"/>
-        <a:font script="Hant" typeface="新細明體"/>
+        <a:font script="Hans" typeface="黑体"/>
+        <a:font script="Hant" typeface="黑体"/>
         <a:font script="Arab" typeface="Arial"/>
         <a:font script="Hebr" typeface="Arial"/>
         <a:font script="Thai" typeface="Cordia New"/>

--- a/07-驱动电路/03-功率器件栅极驱动/自举电路/自举电路.docx
+++ b/07-驱动电路/03-功率器件栅极驱动/自举电路/自举电路.docx
@@ -2681,7 +2681,7 @@
           <w:color w:val="555555"/>
           <w:sz w:val="21"/>
         </w:rPr>
-        <w:t>材料收集者：杜文杰，WX手机：19519196569，QQ:3478827729</w:t>
+        <w:t>材料收集者：杜文杰，微信/手机：19519196569，QQ:3478827729</w:t>
       </w:r>
     </w:p>
     <w:sectPr>
